--- a/site/downloads/handbook-D1.docx
+++ b/site/downloads/handbook-D1.docx
@@ -2111,7 +2111,52 @@
           <w:b w:val="0"/>
           <w:i w:val="0"/>
         </w:rPr>
-        <w:t>Starter code:</w:t>
+        <w:t>Your code must pass these checks:</w:t>
+      </w:r>
+    </w:p>
+    <w:p>
+      <w:pPr>
+        <w:pStyle w:val="ListBullet"/>
+      </w:pPr>
+      <w:r>
+        <w:rPr>
+          <w:b w:val="0"/>
+          <w:i w:val="0"/>
+        </w:rPr>
+        <w:t>Skip library frames and return the last frame inside project_dir, not the first.</w:t>
+      </w:r>
+    </w:p>
+    <w:p>
+      <w:pPr>
+        <w:pStyle w:val="ListBullet"/>
+      </w:pPr>
+      <w:r>
+        <w:rPr>
+          <w:b w:val="0"/>
+          <w:i w:val="0"/>
+        </w:rPr>
+        <w:t>Return None when no frame is in your code.</w:t>
+      </w:r>
+    </w:p>
+    <w:p>
+      <w:pPr>
+        <w:pStyle w:val="ListBullet"/>
+      </w:pPr>
+      <w:r>
+        <w:rPr>
+          <w:b w:val="0"/>
+          <w:i w:val="0"/>
+        </w:rPr>
+        <w:t>Use the last traceback in the text, and its last frame in your code.</w:t>
+      </w:r>
+    </w:p>
+    <w:p>
+      <w:r>
+        <w:rPr>
+          <w:b w:val="0"/>
+          <w:i w:val="0"/>
+        </w:rPr>
+        <w:t>Shape of the answer. The reference solution defines these names. Write the bodies yourself.</w:t>
       </w:r>
     </w:p>
     <w:tbl>
@@ -2149,7 +2194,7 @@
                 <w:b w:val="0"/>
                 <w:sz w:val="16"/>
               </w:rPr>
-              <w:t>def first_own_frame(traceback_text, project_dir):</w:t>
+              <w:t># Module constant.</w:t>
             </w:r>
           </w:p>
           <w:p>
@@ -2172,7 +2217,7 @@
                 <w:b w:val="0"/>
                 <w:sz w:val="16"/>
               </w:rPr>
-              <w:t xml:space="preserve">    for line in traceback_text.splitlines():</w:t>
+              <w:t>FRAME_PATTERN = ...</w:t>
             </w:r>
           </w:p>
           <w:p>
@@ -2195,7 +2240,7 @@
                 <w:b w:val="0"/>
                 <w:sz w:val="16"/>
               </w:rPr>
-              <w:t xml:space="preserve">        if project_dir in line:</w:t>
+              <w:t xml:space="preserve"> </w:t>
             </w:r>
           </w:p>
           <w:p>
@@ -2218,90 +2263,105 @@
                 <w:b w:val="0"/>
                 <w:sz w:val="16"/>
               </w:rPr>
-              <w:t xml:space="preserve">            return line</w:t>
+              <w:t># Find the frame to start from when reading a traceback bottom up.</w:t>
+            </w:r>
+          </w:p>
+          <w:p>
+            <w:pPr>
+              <w:spacing w:before="0" w:after="0" w:line="240" w:lineRule="auto"/>
+              <w:ind w:left="567" w:hanging="567"/>
+            </w:pPr>
+            <w:r>
+              <w:rPr>
+                <w:rFonts w:ascii="Consolas" w:hAnsi="Consolas" w:eastAsia="Consolas"/>
+                <w:b w:val="0"/>
+                <w:color w:val="5B6875"/>
+                <w:sz w:val="16"/>
+              </w:rPr>
+              <w:t xml:space="preserve">   5  </w:t>
+            </w:r>
+            <w:r>
+              <w:rPr>
+                <w:rFonts w:ascii="Consolas" w:hAnsi="Consolas" w:eastAsia="Consolas"/>
+                <w:b w:val="0"/>
+                <w:sz w:val="16"/>
+              </w:rPr>
+              <w:t>def first_own_frame(</w:t>
+            </w:r>
+          </w:p>
+          <w:p>
+            <w:pPr>
+              <w:spacing w:before="0" w:after="0" w:line="240" w:lineRule="auto"/>
+              <w:ind w:left="567" w:hanging="567"/>
+            </w:pPr>
+            <w:r>
+              <w:rPr>
+                <w:rFonts w:ascii="Consolas" w:hAnsi="Consolas" w:eastAsia="Consolas"/>
+                <w:b w:val="0"/>
+                <w:color w:val="5B6875"/>
+                <w:sz w:val="16"/>
+              </w:rPr>
+              <w:t xml:space="preserve">   6  </w:t>
+            </w:r>
+            <w:r>
+              <w:rPr>
+                <w:rFonts w:ascii="Consolas" w:hAnsi="Consolas" w:eastAsia="Consolas"/>
+                <w:b w:val="0"/>
+                <w:sz w:val="16"/>
+              </w:rPr>
+              <w:t xml:space="preserve">    traceback_text: str,</w:t>
+            </w:r>
+          </w:p>
+          <w:p>
+            <w:pPr>
+              <w:spacing w:before="0" w:after="0" w:line="240" w:lineRule="auto"/>
+              <w:ind w:left="567" w:hanging="567"/>
+            </w:pPr>
+            <w:r>
+              <w:rPr>
+                <w:rFonts w:ascii="Consolas" w:hAnsi="Consolas" w:eastAsia="Consolas"/>
+                <w:b w:val="0"/>
+                <w:color w:val="5B6875"/>
+                <w:sz w:val="16"/>
+              </w:rPr>
+              <w:t xml:space="preserve">   7  </w:t>
+            </w:r>
+            <w:r>
+              <w:rPr>
+                <w:rFonts w:ascii="Consolas" w:hAnsi="Consolas" w:eastAsia="Consolas"/>
+                <w:b w:val="0"/>
+                <w:sz w:val="16"/>
+              </w:rPr>
+              <w:t xml:space="preserve">    project_dir: str,</w:t>
+            </w:r>
+          </w:p>
+          <w:p>
+            <w:pPr>
+              <w:spacing w:before="0" w:after="0" w:line="240" w:lineRule="auto"/>
+              <w:ind w:left="567" w:hanging="567"/>
+            </w:pPr>
+            <w:r>
+              <w:rPr>
+                <w:rFonts w:ascii="Consolas" w:hAnsi="Consolas" w:eastAsia="Consolas"/>
+                <w:b w:val="0"/>
+                <w:color w:val="5B6875"/>
+                <w:sz w:val="16"/>
+              </w:rPr>
+              <w:t xml:space="preserve">   8  </w:t>
+            </w:r>
+            <w:r>
+              <w:rPr>
+                <w:rFonts w:ascii="Consolas" w:hAnsi="Consolas" w:eastAsia="Consolas"/>
+                <w:b w:val="0"/>
+                <w:sz w:val="16"/>
+              </w:rPr>
+              <w:t>) -&gt; tuple[str, int] | None: ...</w:t>
             </w:r>
           </w:p>
         </w:tc>
       </w:tr>
     </w:tbl>
     <w:p/>
-    <w:p>
-      <w:pPr>
-        <w:pStyle w:val="Heading5"/>
-      </w:pPr>
-      <w:r>
-        <w:t>Exercise 5. Refactor (level 4)</w:t>
-      </w:r>
-    </w:p>
-    <w:p>
-      <w:r>
-        <w:rPr>
-          <w:b w:val="0"/>
-          <w:i w:val="0"/>
-        </w:rPr>
-        <w:t xml:space="preserve">Refactor </w:t>
-      </w:r>
-      <w:r>
-        <w:rPr>
-          <w:rFonts w:ascii="Consolas" w:hAnsi="Consolas" w:eastAsia="Consolas"/>
-          <w:b w:val="0"/>
-          <w:sz w:val="19"/>
-        </w:rPr>
-        <w:t>row_count_bounds</w:t>
-      </w:r>
-      <w:r>
-        <w:rPr>
-          <w:b w:val="0"/>
-          <w:i w:val="0"/>
-        </w:rPr>
-        <w:t xml:space="preserve"> so a missing key raises </w:t>
-      </w:r>
-      <w:r>
-        <w:rPr>
-          <w:rFonts w:ascii="Consolas" w:hAnsi="Consolas" w:eastAsia="Consolas"/>
-          <w:b w:val="0"/>
-          <w:sz w:val="19"/>
-        </w:rPr>
-        <w:t>ValueError</w:t>
-      </w:r>
-      <w:r>
-        <w:rPr>
-          <w:b w:val="0"/>
-          <w:i w:val="0"/>
-        </w:rPr>
-        <w:t xml:space="preserve"> naming the contract id and the missing key, chained to the original </w:t>
-      </w:r>
-      <w:r>
-        <w:rPr>
-          <w:rFonts w:ascii="Consolas" w:hAnsi="Consolas" w:eastAsia="Consolas"/>
-          <w:b w:val="0"/>
-          <w:sz w:val="19"/>
-        </w:rPr>
-        <w:t>KeyError</w:t>
-      </w:r>
-      <w:r>
-        <w:rPr>
-          <w:b w:val="0"/>
-          <w:i w:val="0"/>
-        </w:rPr>
-        <w:t xml:space="preserve"> with </w:t>
-      </w:r>
-      <w:r>
-        <w:rPr>
-          <w:rFonts w:ascii="Consolas" w:hAnsi="Consolas" w:eastAsia="Consolas"/>
-          <w:b w:val="0"/>
-          <w:sz w:val="19"/>
-        </w:rPr>
-        <w:t>from</w:t>
-      </w:r>
-      <w:r>
-        <w:rPr>
-          <w:b w:val="0"/>
-          <w:i w:val="0"/>
-        </w:rPr>
-        <w:t>. Add type hints and a docstring.</w:t>
-      </w:r>
-    </w:p>
     <w:p>
       <w:r>
         <w:rPr>
@@ -2346,7 +2406,7 @@
                 <w:b w:val="0"/>
                 <w:sz w:val="16"/>
               </w:rPr>
-              <w:t>def row_count_bounds(contract):</w:t>
+              <w:t>def first_own_frame(traceback_text, project_dir):</w:t>
             </w:r>
           </w:p>
           <w:p>
@@ -2369,7 +2429,7 @@
                 <w:b w:val="0"/>
                 <w:sz w:val="16"/>
               </w:rPr>
-              <w:t xml:space="preserve">    try:</w:t>
+              <w:t xml:space="preserve">    for line in traceback_text.splitlines():</w:t>
             </w:r>
           </w:p>
           <w:p>
@@ -2392,7 +2452,7 @@
                 <w:b w:val="0"/>
                 <w:sz w:val="16"/>
               </w:rPr>
-              <w:t xml:space="preserve">        return contract["row_count_min"], contract["row_count_max"]</w:t>
+              <w:t xml:space="preserve">        if project_dir in line:</w:t>
             </w:r>
           </w:p>
           <w:p>
@@ -2415,30 +2475,7 @@
                 <w:b w:val="0"/>
                 <w:sz w:val="16"/>
               </w:rPr>
-              <w:t xml:space="preserve">    except Exception:</w:t>
-            </w:r>
-          </w:p>
-          <w:p>
-            <w:pPr>
-              <w:spacing w:before="0" w:after="0" w:line="240" w:lineRule="auto"/>
-              <w:ind w:left="567" w:hanging="567"/>
-            </w:pPr>
-            <w:r>
-              <w:rPr>
-                <w:rFonts w:ascii="Consolas" w:hAnsi="Consolas" w:eastAsia="Consolas"/>
-                <w:b w:val="0"/>
-                <w:color w:val="5B6875"/>
-                <w:sz w:val="16"/>
-              </w:rPr>
-              <w:t xml:space="preserve">   5  </w:t>
-            </w:r>
-            <w:r>
-              <w:rPr>
-                <w:rFonts w:ascii="Consolas" w:hAnsi="Consolas" w:eastAsia="Consolas"/>
-                <w:b w:val="0"/>
-                <w:sz w:val="16"/>
-              </w:rPr>
-              <w:t xml:space="preserve">        raise ValueError("bad contract")</w:t>
+              <w:t xml:space="preserve">            return line</w:t>
             </w:r>
           </w:p>
         </w:tc>
@@ -2447,10 +2484,88 @@
     <w:p/>
     <w:p>
       <w:pPr>
-        <w:pStyle w:val="Heading4"/>
+        <w:pStyle w:val="Heading5"/>
       </w:pPr>
       <w:r>
-        <w:t>Sources</w:t>
+        <w:t>Exercise 5. Refactor (level 4)</w:t>
+      </w:r>
+    </w:p>
+    <w:p>
+      <w:r>
+        <w:rPr>
+          <w:b w:val="0"/>
+          <w:i w:val="0"/>
+        </w:rPr>
+        <w:t xml:space="preserve">Refactor </w:t>
+      </w:r>
+      <w:r>
+        <w:rPr>
+          <w:rFonts w:ascii="Consolas" w:hAnsi="Consolas" w:eastAsia="Consolas"/>
+          <w:b w:val="0"/>
+          <w:sz w:val="19"/>
+        </w:rPr>
+        <w:t>row_count_bounds</w:t>
+      </w:r>
+      <w:r>
+        <w:rPr>
+          <w:b w:val="0"/>
+          <w:i w:val="0"/>
+        </w:rPr>
+        <w:t xml:space="preserve"> so a missing key raises </w:t>
+      </w:r>
+      <w:r>
+        <w:rPr>
+          <w:rFonts w:ascii="Consolas" w:hAnsi="Consolas" w:eastAsia="Consolas"/>
+          <w:b w:val="0"/>
+          <w:sz w:val="19"/>
+        </w:rPr>
+        <w:t>ValueError</w:t>
+      </w:r>
+      <w:r>
+        <w:rPr>
+          <w:b w:val="0"/>
+          <w:i w:val="0"/>
+        </w:rPr>
+        <w:t xml:space="preserve"> naming the contract id and the missing key, chained to the original </w:t>
+      </w:r>
+      <w:r>
+        <w:rPr>
+          <w:rFonts w:ascii="Consolas" w:hAnsi="Consolas" w:eastAsia="Consolas"/>
+          <w:b w:val="0"/>
+          <w:sz w:val="19"/>
+        </w:rPr>
+        <w:t>KeyError</w:t>
+      </w:r>
+      <w:r>
+        <w:rPr>
+          <w:b w:val="0"/>
+          <w:i w:val="0"/>
+        </w:rPr>
+        <w:t xml:space="preserve"> with </w:t>
+      </w:r>
+      <w:r>
+        <w:rPr>
+          <w:rFonts w:ascii="Consolas" w:hAnsi="Consolas" w:eastAsia="Consolas"/>
+          <w:b w:val="0"/>
+          <w:sz w:val="19"/>
+        </w:rPr>
+        <w:t>from</w:t>
+      </w:r>
+      <w:r>
+        <w:rPr>
+          <w:b w:val="0"/>
+          <w:i w:val="0"/>
+        </w:rPr>
+        <w:t>. Add type hints and a docstring.</w:t>
+      </w:r>
+    </w:p>
+    <w:p>
+      <w:r>
+        <w:rPr>
+          <w:b w:val="0"/>
+          <w:i w:val="0"/>
+        </w:rPr>
+        <w:t>Your code must pass these checks:</w:t>
       </w:r>
     </w:p>
     <w:p>
@@ -2462,7 +2577,7 @@
           <w:b w:val="0"/>
           <w:i w:val="0"/>
         </w:rPr>
-        <w:t>Python 3.11+ prints caret or tilde markers under the failing expression; 3.12 and 3.13 add 'Did you forget to import' to NameError for standard modules; 3.11 does not. (verified: Local runs on CPython 3.11.15, 3.12.3 and 3.13.12, September 2026.)</w:t>
+        <w:t>Return (min, max) for a complete contract.</w:t>
       </w:r>
     </w:p>
     <w:p>
@@ -2474,7 +2589,22 @@
           <w:b w:val="0"/>
           <w:i w:val="0"/>
         </w:rPr>
-        <w:t>raise ... from err prints 'The above exception was the direct cause of the following exception'; an error inside an except block prints 'During handling of the above exception, another exception occurred'. (verified: Local runs on CPython 3.11.15 and 3.13.12, September 2026.)</w:t>
+        <w:t xml:space="preserve">Raise ValueError naming the contract and the key, with </w:t>
+      </w:r>
+      <w:r>
+        <w:rPr>
+          <w:rFonts w:ascii="Consolas" w:hAnsi="Consolas" w:eastAsia="Consolas"/>
+          <w:b w:val="0"/>
+          <w:sz w:val="19"/>
+        </w:rPr>
+        <w:t>from err</w:t>
+      </w:r>
+      <w:r>
+        <w:rPr>
+          <w:b w:val="0"/>
+          <w:i w:val="0"/>
+        </w:rPr>
+        <w:t xml:space="preserve"> so the KeyError is the direct cause.</w:t>
       </w:r>
     </w:p>
     <w:p>
@@ -2486,74 +2616,16 @@
           <w:b w:val="0"/>
           <w:i w:val="0"/>
         </w:rPr>
-        <w:t xml:space="preserve">round(None, 4) raises TypeError: type NoneType doesn't define </w:t>
-      </w:r>
-      <w:r>
-        <w:rPr>
-          <w:b/>
-          <w:i w:val="0"/>
-        </w:rPr>
-        <w:t>round</w:t>
-      </w:r>
-      <w:r>
-        <w:rPr>
-          <w:b w:val="0"/>
-          <w:i w:val="0"/>
-        </w:rPr>
-        <w:t xml:space="preserve"> method. (verified: Local run on CPython 3.13.12, September 2026.)</w:t>
+        <w:t>Catch only KeyError. Other errors, such as passing None, must surface unchanged.</w:t>
       </w:r>
     </w:p>
     <w:p>
-      <w:pPr>
-        <w:pStyle w:val="Heading3"/>
-      </w:pPr>
-      <w:r>
-        <w:t>D1-L2 Spark errors, the condition and the real cause</w:t>
-      </w:r>
-    </w:p>
-    <w:p>
-      <w:pPr>
-        <w:pStyle w:val="Heading4"/>
-      </w:pPr>
-      <w:r>
-        <w:t>Concept</w:t>
-      </w:r>
-    </w:p>
-    <w:p>
-      <w:r>
-        <w:rPr>
-          <w:b w:val="0"/>
-          <w:i w:val="0"/>
-        </w:rPr>
-        <w:t xml:space="preserve">A Spark error message is long, but it has a fixed shape. In PySpark 4.0 (Databricks Runtime 17.3 LTS) most errors start with an </w:t>
-      </w:r>
-      <w:r>
-        <w:rPr>
-          <w:b/>
-          <w:i w:val="0"/>
-        </w:rPr>
-        <w:t>error condition</w:t>
-      </w:r>
-      <w:r>
-        <w:rPr>
-          <w:b w:val="0"/>
-          <w:i w:val="0"/>
-        </w:rPr>
-        <w:t xml:space="preserve"> in square brackets and end with a </w:t>
-      </w:r>
-      <w:r>
-        <w:rPr>
-          <w:b/>
-          <w:i w:val="0"/>
-        </w:rPr>
-        <w:t>SQLSTATE</w:t>
-      </w:r>
-      <w:r>
-        <w:rPr>
-          <w:b w:val="0"/>
-          <w:i w:val="0"/>
-        </w:rPr>
-        <w:t>:</w:t>
+      <w:r>
+        <w:rPr>
+          <w:b w:val="0"/>
+          <w:i w:val="0"/>
+        </w:rPr>
+        <w:t>Shape of the answer. The reference solution defines these names. Write the bodies yourself.</w:t>
       </w:r>
     </w:p>
     <w:tbl>
@@ -2591,7 +2663,7 @@
                 <w:b w:val="0"/>
                 <w:sz w:val="16"/>
               </w:rPr>
-              <w:t>[UNRESOLVED_COLUMN.WITH_SUGGESTION] A column, variable, or function</w:t>
+              <w:t># Row count bounds from a data contract.</w:t>
             </w:r>
           </w:p>
           <w:p>
@@ -2614,7 +2686,7 @@
                 <w:b w:val="0"/>
                 <w:sz w:val="16"/>
               </w:rPr>
-              <w:t>parameter with name `final_wieght` cannot be resolved. Did you mean one</w:t>
+              <w:t>def row_count_bounds(</w:t>
             </w:r>
           </w:p>
           <w:p>
@@ -2637,7 +2709,7 @@
                 <w:b w:val="0"/>
                 <w:sz w:val="16"/>
               </w:rPr>
-              <w:t>of the following? [`final_weight`, `age`, `wave_id`, `respondent_id`].</w:t>
+              <w:t xml:space="preserve">    contract: dict[str, object],</w:t>
             </w:r>
           </w:p>
           <w:p>
@@ -2660,7 +2732,7 @@
                 <w:b w:val="0"/>
                 <w:sz w:val="16"/>
               </w:rPr>
-              <w:t>SQLSTATE: 42703</w:t>
+              <w:t>) -&gt; tuple[object, object]: ...</w:t>
             </w:r>
           </w:p>
         </w:tc>
@@ -2673,534 +2745,7 @@
           <w:b w:val="0"/>
           <w:i w:val="0"/>
         </w:rPr>
-        <w:t>Read three things:</w:t>
-      </w:r>
-    </w:p>
-    <w:p>
-      <w:pPr>
-        <w:pStyle w:val="ListBullet"/>
-      </w:pPr>
-      <w:r>
-        <w:rPr>
-          <w:b/>
-          <w:i w:val="0"/>
-        </w:rPr>
-        <w:t>The condition</w:t>
-      </w:r>
-      <w:r>
-        <w:rPr>
-          <w:b w:val="0"/>
-          <w:i w:val="0"/>
-        </w:rPr>
-        <w:t xml:space="preserve"> names the problem. Search for it in the Databricks error conditions reference.</w:t>
-      </w:r>
-    </w:p>
-    <w:p>
-      <w:pPr>
-        <w:pStyle w:val="ListBullet"/>
-      </w:pPr>
-      <w:r>
-        <w:rPr>
-          <w:b/>
-          <w:i w:val="0"/>
-        </w:rPr>
-        <w:t>The SQLSTATE class</w:t>
-      </w:r>
-      <w:r>
-        <w:rPr>
-          <w:b w:val="0"/>
-          <w:i w:val="0"/>
-        </w:rPr>
-        <w:t xml:space="preserve">, its first two characters. Class </w:t>
-      </w:r>
-      <w:r>
-        <w:rPr>
-          <w:b/>
-          <w:i w:val="0"/>
-        </w:rPr>
-        <w:t>42</w:t>
-      </w:r>
-      <w:r>
-        <w:rPr>
-          <w:b w:val="0"/>
-          <w:i w:val="0"/>
-        </w:rPr>
-        <w:t xml:space="preserve"> is a syntax error or access rule violation: your code names something that does not exist. Class </w:t>
-      </w:r>
-      <w:r>
-        <w:rPr>
-          <w:b/>
-          <w:i w:val="0"/>
-        </w:rPr>
-        <w:t>22</w:t>
-      </w:r>
-      <w:r>
-        <w:rPr>
-          <w:b w:val="0"/>
-          <w:i w:val="0"/>
-        </w:rPr>
-        <w:t xml:space="preserve"> is a data exception: the code is valid but a value is not.</w:t>
-      </w:r>
-    </w:p>
-    <w:p>
-      <w:pPr>
-        <w:pStyle w:val="ListBullet"/>
-      </w:pPr>
-      <w:r>
-        <w:rPr>
-          <w:b/>
-          <w:i w:val="0"/>
-        </w:rPr>
-        <w:t>The origin line.</w:t>
-      </w:r>
-      <w:r>
-        <w:rPr>
-          <w:b w:val="0"/>
-          <w:i w:val="0"/>
-        </w:rPr>
-        <w:t xml:space="preserve"> Runtime errors show </w:t>
-      </w:r>
-      <w:r>
-        <w:rPr>
-          <w:rFonts w:ascii="Consolas" w:hAnsi="Consolas" w:eastAsia="Consolas"/>
-          <w:b w:val="0"/>
-          <w:sz w:val="19"/>
-        </w:rPr>
-        <w:t>== DataFrame ==</w:t>
-      </w:r>
-      <w:r>
-        <w:rPr>
-          <w:b w:val="0"/>
-          <w:i w:val="0"/>
-        </w:rPr>
-        <w:t xml:space="preserve"> and </w:t>
-      </w:r>
-      <w:r>
-        <w:rPr>
-          <w:rFonts w:ascii="Consolas" w:hAnsi="Consolas" w:eastAsia="Consolas"/>
-          <w:b w:val="0"/>
-          <w:sz w:val="19"/>
-        </w:rPr>
-        <w:t>"cast" was called from ...</w:t>
-      </w:r>
-      <w:r>
-        <w:rPr>
-          <w:b w:val="0"/>
-          <w:i w:val="0"/>
-        </w:rPr>
-        <w:t xml:space="preserve"> with your file and line.</w:t>
-      </w:r>
-    </w:p>
-    <w:p>
-      <w:r>
-        <w:rPr>
-          <w:b/>
-          <w:i w:val="0"/>
-        </w:rPr>
-        <w:t>When the error appears.</w:t>
-      </w:r>
-      <w:r>
-        <w:rPr>
-          <w:b w:val="0"/>
-          <w:i w:val="0"/>
-        </w:rPr>
-        <w:t xml:space="preserve"> Transformations are lazy, so a data error appears at the </w:t>
-      </w:r>
-      <w:r>
-        <w:rPr>
-          <w:b/>
-          <w:i w:val="0"/>
-        </w:rPr>
-        <w:t>action</w:t>
-      </w:r>
-      <w:r>
-        <w:rPr>
-          <w:b w:val="0"/>
-          <w:i w:val="0"/>
-        </w:rPr>
-        <w:t xml:space="preserve"> (</w:t>
-      </w:r>
-      <w:r>
-        <w:rPr>
-          <w:rFonts w:ascii="Consolas" w:hAnsi="Consolas" w:eastAsia="Consolas"/>
-          <w:b w:val="0"/>
-          <w:sz w:val="19"/>
-        </w:rPr>
-        <w:t>collect</w:t>
-      </w:r>
-      <w:r>
-        <w:rPr>
-          <w:b w:val="0"/>
-          <w:i w:val="0"/>
-        </w:rPr>
-        <w:t xml:space="preserve">, </w:t>
-      </w:r>
-      <w:r>
-        <w:rPr>
-          <w:rFonts w:ascii="Consolas" w:hAnsi="Consolas" w:eastAsia="Consolas"/>
-          <w:b w:val="0"/>
-          <w:sz w:val="19"/>
-        </w:rPr>
-        <w:t>count</w:t>
-      </w:r>
-      <w:r>
-        <w:rPr>
-          <w:b w:val="0"/>
-          <w:i w:val="0"/>
-        </w:rPr>
-        <w:t xml:space="preserve">, </w:t>
-      </w:r>
-      <w:r>
-        <w:rPr>
-          <w:rFonts w:ascii="Consolas" w:hAnsi="Consolas" w:eastAsia="Consolas"/>
-          <w:b w:val="0"/>
-          <w:sz w:val="19"/>
-        </w:rPr>
-        <w:t>write</w:t>
-      </w:r>
-      <w:r>
-        <w:rPr>
-          <w:b w:val="0"/>
-          <w:i w:val="0"/>
-        </w:rPr>
-        <w:t xml:space="preserve">), not at the line that caused it. The origin line points you back. In classic Spark, a missing column fails at once, when you call </w:t>
-      </w:r>
-      <w:r>
-        <w:rPr>
-          <w:rFonts w:ascii="Consolas" w:hAnsi="Consolas" w:eastAsia="Consolas"/>
-          <w:b w:val="0"/>
-          <w:sz w:val="19"/>
-        </w:rPr>
-        <w:t>select</w:t>
-      </w:r>
-      <w:r>
-        <w:rPr>
-          <w:b w:val="0"/>
-          <w:i w:val="0"/>
-        </w:rPr>
-        <w:t>.</w:t>
-      </w:r>
-    </w:p>
-    <w:p>
-      <w:r>
-        <w:rPr>
-          <w:b/>
-          <w:i w:val="0"/>
-        </w:rPr>
-        <w:t>Python UDF errors</w:t>
-      </w:r>
-      <w:r>
-        <w:rPr>
-          <w:b w:val="0"/>
-          <w:i w:val="0"/>
-        </w:rPr>
-        <w:t xml:space="preserve"> arrive as </w:t>
-      </w:r>
-      <w:r>
-        <w:rPr>
-          <w:rFonts w:ascii="Consolas" w:hAnsi="Consolas" w:eastAsia="Consolas"/>
-          <w:b w:val="0"/>
-          <w:sz w:val="19"/>
-        </w:rPr>
-        <w:t>PythonException</w:t>
-      </w:r>
-      <w:r>
-        <w:rPr>
-          <w:b w:val="0"/>
-          <w:i w:val="0"/>
-        </w:rPr>
-        <w:t xml:space="preserve"> wrapping a normal Python traceback. Read that inner traceback bottom up (lesson D1-L1).</w:t>
-      </w:r>
-    </w:p>
-    <w:p>
-      <w:r>
-        <w:rPr>
-          <w:b/>
-          <w:i w:val="0"/>
-        </w:rPr>
-        <w:t>Shadowed built-ins</w:t>
-      </w:r>
-      <w:r>
-        <w:rPr>
-          <w:b w:val="0"/>
-          <w:i w:val="0"/>
-        </w:rPr>
-        <w:t xml:space="preserve"> give a misleading message. Your </w:t>
-      </w:r>
-      <w:r>
-        <w:rPr>
-          <w:rFonts w:ascii="Consolas" w:hAnsi="Consolas" w:eastAsia="Consolas"/>
-          <w:b w:val="0"/>
-          <w:sz w:val="19"/>
-        </w:rPr>
-        <w:t>data_contracts.py</w:t>
-      </w:r>
-      <w:r>
-        <w:rPr>
-          <w:b w:val="0"/>
-          <w:i w:val="0"/>
-        </w:rPr>
-        <w:t xml:space="preserve"> imports </w:t>
-      </w:r>
-      <w:r>
-        <w:rPr>
-          <w:rFonts w:ascii="Consolas" w:hAnsi="Consolas" w:eastAsia="Consolas"/>
-          <w:b w:val="0"/>
-          <w:sz w:val="19"/>
-        </w:rPr>
-        <w:t>sum</w:t>
-      </w:r>
-      <w:r>
-        <w:rPr>
-          <w:b w:val="0"/>
-          <w:i w:val="0"/>
-        </w:rPr>
-        <w:t xml:space="preserve"> from </w:t>
-      </w:r>
-      <w:r>
-        <w:rPr>
-          <w:rFonts w:ascii="Consolas" w:hAnsi="Consolas" w:eastAsia="Consolas"/>
-          <w:b w:val="0"/>
-          <w:sz w:val="19"/>
-        </w:rPr>
-        <w:t>pyspark.sql.functions</w:t>
-      </w:r>
-      <w:r>
-        <w:rPr>
-          <w:b w:val="0"/>
-          <w:i w:val="0"/>
-        </w:rPr>
-        <w:t xml:space="preserve">. Then </w:t>
-      </w:r>
-      <w:r>
-        <w:rPr>
-          <w:rFonts w:ascii="Consolas" w:hAnsi="Consolas" w:eastAsia="Consolas"/>
-          <w:b w:val="0"/>
-          <w:sz w:val="19"/>
-        </w:rPr>
-        <w:t>sum(1 for c in checks)</w:t>
-      </w:r>
-      <w:r>
-        <w:rPr>
-          <w:b w:val="0"/>
-          <w:i w:val="0"/>
-        </w:rPr>
-        <w:t xml:space="preserve"> raises </w:t>
-      </w:r>
-      <w:r>
-        <w:rPr>
-          <w:rFonts w:ascii="Consolas" w:hAnsi="Consolas" w:eastAsia="Consolas"/>
-          <w:b w:val="0"/>
-          <w:sz w:val="19"/>
-        </w:rPr>
-        <w:t>[NOT_COLUMN_OR_STR] Argument</w:t>
-      </w:r>
-      <w:r>
-        <w:rPr>
-          <w:b w:val="0"/>
-          <w:i w:val="0"/>
-        </w:rPr>
-        <w:t>col</w:t>
-      </w:r>
-      <w:r>
-        <w:rPr>
-          <w:rFonts w:ascii="Consolas" w:hAnsi="Consolas" w:eastAsia="Consolas"/>
-          <w:b w:val="0"/>
-          <w:sz w:val="19"/>
-        </w:rPr>
-        <w:t>should be a Column or str, got generator</w:t>
-      </w:r>
-      <w:r>
-        <w:rPr>
-          <w:b w:val="0"/>
-          <w:i w:val="0"/>
-        </w:rPr>
-        <w:t xml:space="preserve">. The code never meant to call Spark. Import </w:t>
-      </w:r>
-      <w:r>
-        <w:rPr>
-          <w:rFonts w:ascii="Consolas" w:hAnsi="Consolas" w:eastAsia="Consolas"/>
-          <w:b w:val="0"/>
-          <w:sz w:val="19"/>
-        </w:rPr>
-        <w:t>functions as F</w:t>
-      </w:r>
-      <w:r>
-        <w:rPr>
-          <w:b w:val="0"/>
-          <w:i w:val="0"/>
-        </w:rPr>
-        <w:t>.</w:t>
-      </w:r>
-    </w:p>
-    <w:p>
-      <w:r>
-        <w:rPr>
-          <w:b/>
-          <w:i w:val="0"/>
-        </w:rPr>
-        <w:t>ANSI mode</w:t>
-      </w:r>
-      <w:r>
-        <w:rPr>
-          <w:b w:val="0"/>
-          <w:i w:val="0"/>
-        </w:rPr>
-        <w:t xml:space="preserve"> is on by default in Spark 4.0 and Databricks Runtime 17.0 and above. A cast of </w:t>
-      </w:r>
-      <w:r>
-        <w:rPr>
-          <w:rFonts w:ascii="Consolas" w:hAnsi="Consolas" w:eastAsia="Consolas"/>
-          <w:b w:val="0"/>
-          <w:sz w:val="19"/>
-        </w:rPr>
-        <w:t>'abc'</w:t>
-      </w:r>
-      <w:r>
-        <w:rPr>
-          <w:b w:val="0"/>
-          <w:i w:val="0"/>
-        </w:rPr>
-        <w:t xml:space="preserve"> to </w:t>
-      </w:r>
-      <w:r>
-        <w:rPr>
-          <w:rFonts w:ascii="Consolas" w:hAnsi="Consolas" w:eastAsia="Consolas"/>
-          <w:b w:val="0"/>
-          <w:sz w:val="19"/>
-        </w:rPr>
-        <w:t>INT</w:t>
-      </w:r>
-      <w:r>
-        <w:rPr>
-          <w:b w:val="0"/>
-          <w:i w:val="0"/>
-        </w:rPr>
-        <w:t xml:space="preserve"> now raises </w:t>
-      </w:r>
-      <w:r>
-        <w:rPr>
-          <w:rFonts w:ascii="Consolas" w:hAnsi="Consolas" w:eastAsia="Consolas"/>
-          <w:b w:val="0"/>
-          <w:sz w:val="19"/>
-        </w:rPr>
-        <w:t>[CAST_INVALID_INPUT]</w:t>
-      </w:r>
-      <w:r>
-        <w:rPr>
-          <w:b w:val="0"/>
-          <w:i w:val="0"/>
-        </w:rPr>
-        <w:t xml:space="preserve"> instead of returning null. Use </w:t>
-      </w:r>
-      <w:r>
-        <w:rPr>
-          <w:rFonts w:ascii="Consolas" w:hAnsi="Consolas" w:eastAsia="Consolas"/>
-          <w:b w:val="0"/>
-          <w:sz w:val="19"/>
-        </w:rPr>
-        <w:t>try_cast</w:t>
-      </w:r>
-      <w:r>
-        <w:rPr>
-          <w:b w:val="0"/>
-          <w:i w:val="0"/>
-        </w:rPr>
-        <w:t xml:space="preserve"> where bad values are expected, and count the nulls it produces.</w:t>
-      </w:r>
-    </w:p>
-    <w:p>
-      <w:r>
-        <w:rPr>
-          <w:b w:val="0"/>
-          <w:i w:val="0"/>
-        </w:rPr>
-        <w:t xml:space="preserve">In code, catch </w:t>
-      </w:r>
-      <w:r>
-        <w:rPr>
-          <w:rFonts w:ascii="Consolas" w:hAnsi="Consolas" w:eastAsia="Consolas"/>
-          <w:b w:val="0"/>
-          <w:sz w:val="19"/>
-        </w:rPr>
-        <w:t>pyspark.errors.AnalysisException</w:t>
-      </w:r>
-      <w:r>
-        <w:rPr>
-          <w:b w:val="0"/>
-          <w:i w:val="0"/>
-        </w:rPr>
-        <w:t xml:space="preserve"> and read </w:t>
-      </w:r>
-      <w:r>
-        <w:rPr>
-          <w:rFonts w:ascii="Consolas" w:hAnsi="Consolas" w:eastAsia="Consolas"/>
-          <w:b w:val="0"/>
-          <w:sz w:val="19"/>
-        </w:rPr>
-        <w:t>err.getCondition()</w:t>
-      </w:r>
-      <w:r>
-        <w:rPr>
-          <w:b w:val="0"/>
-          <w:i w:val="0"/>
-        </w:rPr>
-        <w:t xml:space="preserve"> and </w:t>
-      </w:r>
-      <w:r>
-        <w:rPr>
-          <w:rFonts w:ascii="Consolas" w:hAnsi="Consolas" w:eastAsia="Consolas"/>
-          <w:b w:val="0"/>
-          <w:sz w:val="19"/>
-        </w:rPr>
-        <w:t>err.getSqlState()</w:t>
-      </w:r>
-      <w:r>
-        <w:rPr>
-          <w:b w:val="0"/>
-          <w:i w:val="0"/>
-        </w:rPr>
-        <w:t>, not the message text.</w:t>
-      </w:r>
-    </w:p>
-    <w:p>
-      <w:pPr>
-        <w:pStyle w:val="Heading4"/>
-      </w:pPr>
-      <w:r>
-        <w:t>Why it matters</w:t>
-      </w:r>
-    </w:p>
-    <w:p>
-      <w:r>
-        <w:rPr>
-          <w:b w:val="0"/>
-          <w:i w:val="0"/>
-        </w:rPr>
-        <w:t xml:space="preserve">After a runtime upgrade to Databricks Runtime 17.3 LTS, a silver job that had run for two years failed with </w:t>
-      </w:r>
-      <w:r>
-        <w:rPr>
-          <w:rFonts w:ascii="Consolas" w:hAnsi="Consolas" w:eastAsia="Consolas"/>
-          <w:b w:val="0"/>
-          <w:sz w:val="19"/>
-        </w:rPr>
-        <w:t>[CAST_INVALID_INPUT] The value 'n/a' ... cannot be cast to "INT"</w:t>
-      </w:r>
-      <w:r>
-        <w:rPr>
-          <w:b w:val="0"/>
-          <w:i w:val="0"/>
-        </w:rPr>
-        <w:t>. The engineer's first thought was a Spark bug. The SQLSTATE started with 22, a data exception: the data had always held 'n/a', and the old runtime had turned it into null without a word. The new error exposed a data quality problem that was two years old.</w:t>
-      </w:r>
-    </w:p>
-    <w:p>
-      <w:pPr>
-        <w:pStyle w:val="Heading4"/>
-      </w:pPr>
-      <w:r>
-        <w:t>Worked example: weak code</w:t>
+        <w:t>Starter code:</w:t>
       </w:r>
     </w:p>
     <w:tbl>
@@ -3226,19 +2771,19 @@
             <w:r>
               <w:rPr>
                 <w:rFonts w:ascii="Consolas" w:hAnsi="Consolas" w:eastAsia="Consolas"/>
-                <w:b/>
+                <w:b w:val="0"/>
                 <w:color w:val="5B6875"/>
                 <w:sz w:val="16"/>
               </w:rPr>
-              <w:t xml:space="preserve"> [1]  </w:t>
-            </w:r>
-            <w:r>
-              <w:rPr>
-                <w:rFonts w:ascii="Consolas" w:hAnsi="Consolas" w:eastAsia="Consolas"/>
-                <w:b w:val="0"/>
-                <w:sz w:val="16"/>
-              </w:rPr>
-              <w:t>from pyspark.sql.functions import col, sum</w:t>
+              <w:t xml:space="preserve">   1  </w:t>
+            </w:r>
+            <w:r>
+              <w:rPr>
+                <w:rFonts w:ascii="Consolas" w:hAnsi="Consolas" w:eastAsia="Consolas"/>
+                <w:b w:val="0"/>
+                <w:sz w:val="16"/>
+              </w:rPr>
+              <w:t>def row_count_bounds(contract):</w:t>
             </w:r>
           </w:p>
           <w:p>
@@ -3261,7 +2806,7 @@
                 <w:b w:val="0"/>
                 <w:sz w:val="16"/>
               </w:rPr>
-              <w:t xml:space="preserve"> </w:t>
+              <w:t xml:space="preserve">    try:</w:t>
             </w:r>
           </w:p>
           <w:p>
@@ -3272,19 +2817,19 @@
             <w:r>
               <w:rPr>
                 <w:rFonts w:ascii="Consolas" w:hAnsi="Consolas" w:eastAsia="Consolas"/>
-                <w:b/>
+                <w:b w:val="0"/>
                 <w:color w:val="5B6875"/>
                 <w:sz w:val="16"/>
               </w:rPr>
-              <w:t xml:space="preserve"> [2]  </w:t>
-            </w:r>
-            <w:r>
-              <w:rPr>
-                <w:rFonts w:ascii="Consolas" w:hAnsi="Consolas" w:eastAsia="Consolas"/>
-                <w:b w:val="0"/>
-                <w:sz w:val="16"/>
-              </w:rPr>
-              <w:t>silver = bronze.withColumn("age", col("age").cast("int"))</w:t>
+              <w:t xml:space="preserve">   3  </w:t>
+            </w:r>
+            <w:r>
+              <w:rPr>
+                <w:rFonts w:ascii="Consolas" w:hAnsi="Consolas" w:eastAsia="Consolas"/>
+                <w:b w:val="0"/>
+                <w:sz w:val="16"/>
+              </w:rPr>
+              <w:t xml:space="preserve">        return contract["row_count_min"], contract["row_count_max"]</w:t>
             </w:r>
           </w:p>
           <w:p>
@@ -3307,7 +2852,7 @@
                 <w:b w:val="0"/>
                 <w:sz w:val="16"/>
               </w:rPr>
-              <w:t>passed = sum(1 for c in checks if c.status == "PASS")</w:t>
+              <w:t xml:space="preserve">    except Exception:</w:t>
             </w:r>
           </w:p>
           <w:p>
@@ -3330,46 +2875,77 @@
                 <w:b w:val="0"/>
                 <w:sz w:val="16"/>
               </w:rPr>
-              <w:t>silver.write.mode("append").saveAsTable("research_silver.nat_respondents")</w:t>
+              <w:t xml:space="preserve">        raise ValueError("bad contract")</w:t>
             </w:r>
           </w:p>
         </w:tc>
       </w:tr>
     </w:tbl>
+    <w:p/>
     <w:p>
       <w:pPr>
-        <w:pStyle w:val="ListNumber"/>
+        <w:pStyle w:val="Heading4"/>
       </w:pPr>
       <w:r>
-        <w:rPr>
-          <w:b/>
-        </w:rPr>
-        <w:t xml:space="preserve">Line 1. </w:t>
-      </w:r>
-      <w:r>
-        <w:rPr>
-          <w:b w:val="0"/>
-          <w:i w:val="0"/>
-        </w:rPr>
-        <w:t>Shadows Python's sum. The next line fails with NOT_COLUMN_OR_STR.</w:t>
+        <w:t>Sources</w:t>
       </w:r>
     </w:p>
     <w:p>
       <w:pPr>
-        <w:pStyle w:val="ListNumber"/>
+        <w:pStyle w:val="ListBullet"/>
       </w:pPr>
       <w:r>
         <w:rPr>
+          <w:b w:val="0"/>
+          <w:i w:val="0"/>
+        </w:rPr>
+        <w:t>Python 3.11+ prints caret or tilde markers under the failing expression; 3.12 and 3.13 add 'Did you forget to import' to NameError for standard modules; 3.11 does not. (verified: Local runs on CPython 3.11.15, 3.12.3 and 3.13.12, September 2026.)</w:t>
+      </w:r>
+    </w:p>
+    <w:p>
+      <w:pPr>
+        <w:pStyle w:val="ListBullet"/>
+      </w:pPr>
+      <w:r>
+        <w:rPr>
+          <w:b w:val="0"/>
+          <w:i w:val="0"/>
+        </w:rPr>
+        <w:t>raise ... from err prints 'The above exception was the direct cause of the following exception'; an error inside an except block prints 'During handling of the above exception, another exception occurred'. (verified: Local runs on CPython 3.11.15 and 3.13.12, September 2026.)</w:t>
+      </w:r>
+    </w:p>
+    <w:p>
+      <w:pPr>
+        <w:pStyle w:val="ListBullet"/>
+      </w:pPr>
+      <w:r>
+        <w:rPr>
+          <w:b w:val="0"/>
+          <w:i w:val="0"/>
+        </w:rPr>
+        <w:t xml:space="preserve">round(None, 4) raises TypeError: type NoneType doesn't define </w:t>
+      </w:r>
+      <w:r>
+        <w:rPr>
           <w:b/>
-        </w:rPr>
-        <w:t xml:space="preserve">Line 3. </w:t>
-      </w:r>
-      <w:r>
-        <w:rPr>
-          <w:b w:val="0"/>
-          <w:i w:val="0"/>
-        </w:rPr>
-        <w:t>Under ANSI mode, one bad value fails the whole write, several lines later.</w:t>
+          <w:i w:val="0"/>
+        </w:rPr>
+        <w:t>round</w:t>
+      </w:r>
+      <w:r>
+        <w:rPr>
+          <w:b w:val="0"/>
+          <w:i w:val="0"/>
+        </w:rPr>
+        <w:t xml:space="preserve"> method. (verified: Local run on CPython 3.13.12, September 2026.)</w:t>
+      </w:r>
+    </w:p>
+    <w:p>
+      <w:pPr>
+        <w:pStyle w:val="Heading3"/>
+      </w:pPr>
+      <w:r>
+        <w:t>D1-L2 Spark errors, the condition and the real cause</w:t>
       </w:r>
     </w:p>
     <w:p>
@@ -3377,7 +2953,44 @@
         <w:pStyle w:val="Heading4"/>
       </w:pPr>
       <w:r>
-        <w:t>Worked example: strong code</w:t>
+        <w:t>Concept</w:t>
+      </w:r>
+    </w:p>
+    <w:p>
+      <w:r>
+        <w:rPr>
+          <w:b w:val="0"/>
+          <w:i w:val="0"/>
+        </w:rPr>
+        <w:t xml:space="preserve">A Spark error message is long, but it has a fixed shape. In PySpark 4.0 (Databricks Runtime 17.3 LTS) most errors start with an </w:t>
+      </w:r>
+      <w:r>
+        <w:rPr>
+          <w:b/>
+          <w:i w:val="0"/>
+        </w:rPr>
+        <w:t>error condition</w:t>
+      </w:r>
+      <w:r>
+        <w:rPr>
+          <w:b w:val="0"/>
+          <w:i w:val="0"/>
+        </w:rPr>
+        <w:t xml:space="preserve"> in square brackets and end with a </w:t>
+      </w:r>
+      <w:r>
+        <w:rPr>
+          <w:b/>
+          <w:i w:val="0"/>
+        </w:rPr>
+        <w:t>SQLSTATE</w:t>
+      </w:r>
+      <w:r>
+        <w:rPr>
+          <w:b w:val="0"/>
+          <w:i w:val="0"/>
+        </w:rPr>
+        <w:t>:</w:t>
       </w:r>
     </w:p>
     <w:tbl>
@@ -3403,19 +3016,19 @@
             <w:r>
               <w:rPr>
                 <w:rFonts w:ascii="Consolas" w:hAnsi="Consolas" w:eastAsia="Consolas"/>
-                <w:b/>
+                <w:b w:val="0"/>
                 <w:color w:val="5B6875"/>
                 <w:sz w:val="16"/>
               </w:rPr>
-              <w:t xml:space="preserve"> [1]  </w:t>
-            </w:r>
-            <w:r>
-              <w:rPr>
-                <w:rFonts w:ascii="Consolas" w:hAnsi="Consolas" w:eastAsia="Consolas"/>
-                <w:b w:val="0"/>
-                <w:sz w:val="16"/>
-              </w:rPr>
-              <w:t>from pyspark.sql import functions as F</w:t>
+              <w:t xml:space="preserve">   1  </w:t>
+            </w:r>
+            <w:r>
+              <w:rPr>
+                <w:rFonts w:ascii="Consolas" w:hAnsi="Consolas" w:eastAsia="Consolas"/>
+                <w:b w:val="0"/>
+                <w:sz w:val="16"/>
+              </w:rPr>
+              <w:t>[UNRESOLVED_COLUMN.WITH_SUGGESTION] A column, variable, or function</w:t>
             </w:r>
           </w:p>
           <w:p>
@@ -3438,7 +3051,7 @@
                 <w:b w:val="0"/>
                 <w:sz w:val="16"/>
               </w:rPr>
-              <w:t xml:space="preserve"> </w:t>
+              <w:t>parameter with name `final_wieght` cannot be resolved. Did you mean one</w:t>
             </w:r>
           </w:p>
           <w:p>
@@ -3449,19 +3062,19 @@
             <w:r>
               <w:rPr>
                 <w:rFonts w:ascii="Consolas" w:hAnsi="Consolas" w:eastAsia="Consolas"/>
-                <w:b/>
+                <w:b w:val="0"/>
                 <w:color w:val="5B6875"/>
                 <w:sz w:val="16"/>
               </w:rPr>
-              <w:t xml:space="preserve"> [2]  </w:t>
-            </w:r>
-            <w:r>
-              <w:rPr>
-                <w:rFonts w:ascii="Consolas" w:hAnsi="Consolas" w:eastAsia="Consolas"/>
-                <w:b w:val="0"/>
-                <w:sz w:val="16"/>
-              </w:rPr>
-              <w:t>silver = bronze.withColumn("age", F.col("age").try_cast("int"))</w:t>
+              <w:t xml:space="preserve">   3  </w:t>
+            </w:r>
+            <w:r>
+              <w:rPr>
+                <w:rFonts w:ascii="Consolas" w:hAnsi="Consolas" w:eastAsia="Consolas"/>
+                <w:b w:val="0"/>
+                <w:sz w:val="16"/>
+              </w:rPr>
+              <w:t>of the following? [`final_weight`, `age`, `wave_id`, `respondent_id`].</w:t>
             </w:r>
           </w:p>
           <w:p>
@@ -3472,131 +3085,519 @@
             <w:r>
               <w:rPr>
                 <w:rFonts w:ascii="Consolas" w:hAnsi="Consolas" w:eastAsia="Consolas"/>
-                <w:b/>
+                <w:b w:val="0"/>
                 <w:color w:val="5B6875"/>
                 <w:sz w:val="16"/>
               </w:rPr>
-              <w:t xml:space="preserve"> [3]  </w:t>
-            </w:r>
-            <w:r>
-              <w:rPr>
-                <w:rFonts w:ascii="Consolas" w:hAnsi="Consolas" w:eastAsia="Consolas"/>
-                <w:b w:val="0"/>
-                <w:sz w:val="16"/>
-              </w:rPr>
-              <w:t>bad_ages = bronze.filter(F.col("age").isNotNull() &amp; F.col("age").try_cast("int").isNull()).count()</w:t>
-            </w:r>
-          </w:p>
-          <w:p>
-            <w:pPr>
-              <w:spacing w:before="0" w:after="0" w:line="240" w:lineRule="auto"/>
-              <w:ind w:left="567" w:hanging="567"/>
-            </w:pPr>
-            <w:r>
-              <w:rPr>
-                <w:rFonts w:ascii="Consolas" w:hAnsi="Consolas" w:eastAsia="Consolas"/>
-                <w:b w:val="0"/>
-                <w:color w:val="5B6875"/>
-                <w:sz w:val="16"/>
-              </w:rPr>
-              <w:t xml:space="preserve">   5  </w:t>
-            </w:r>
-            <w:r>
-              <w:rPr>
-                <w:rFonts w:ascii="Consolas" w:hAnsi="Consolas" w:eastAsia="Consolas"/>
-                <w:b w:val="0"/>
-                <w:sz w:val="16"/>
-              </w:rPr>
-              <w:t>passed = sum(1 for c in checks if c.status == "PASS")</w:t>
-            </w:r>
-          </w:p>
-          <w:p>
-            <w:pPr>
-              <w:spacing w:before="0" w:after="0" w:line="240" w:lineRule="auto"/>
-              <w:ind w:left="567" w:hanging="567"/>
-            </w:pPr>
-            <w:r>
-              <w:rPr>
-                <w:rFonts w:ascii="Consolas" w:hAnsi="Consolas" w:eastAsia="Consolas"/>
-                <w:b w:val="0"/>
-                <w:color w:val="5B6875"/>
-                <w:sz w:val="16"/>
-              </w:rPr>
-              <w:t xml:space="preserve">   6  </w:t>
-            </w:r>
-            <w:r>
-              <w:rPr>
-                <w:rFonts w:ascii="Consolas" w:hAnsi="Consolas" w:eastAsia="Consolas"/>
-                <w:b w:val="0"/>
-                <w:sz w:val="16"/>
-              </w:rPr>
-              <w:t>silver.write.mode("append").saveAsTable("research_silver.nat_respondents")</w:t>
+              <w:t xml:space="preserve">   4  </w:t>
+            </w:r>
+            <w:r>
+              <w:rPr>
+                <w:rFonts w:ascii="Consolas" w:hAnsi="Consolas" w:eastAsia="Consolas"/>
+                <w:b w:val="0"/>
+                <w:sz w:val="16"/>
+              </w:rPr>
+              <w:t>SQLSTATE: 42703</w:t>
             </w:r>
           </w:p>
         </w:tc>
       </w:tr>
     </w:tbl>
+    <w:p/>
     <w:p>
-      <w:pPr>
-        <w:pStyle w:val="ListNumber"/>
-      </w:pPr>
-      <w:r>
-        <w:rPr>
-          <w:b/>
-        </w:rPr>
-        <w:t xml:space="preserve">Line 1. </w:t>
-      </w:r>
-      <w:r>
-        <w:rPr>
-          <w:b w:val="0"/>
-          <w:i w:val="0"/>
-        </w:rPr>
-        <w:t>Python's sum stays Python's sum.</w:t>
+      <w:r>
+        <w:rPr>
+          <w:b w:val="0"/>
+          <w:i w:val="0"/>
+        </w:rPr>
+        <w:t>Read three things:</w:t>
       </w:r>
     </w:p>
     <w:p>
       <w:pPr>
-        <w:pStyle w:val="ListNumber"/>
+        <w:pStyle w:val="ListBullet"/>
       </w:pPr>
       <w:r>
         <w:rPr>
           <w:b/>
-        </w:rPr>
-        <w:t xml:space="preserve">Line 3. </w:t>
-      </w:r>
-      <w:r>
-        <w:rPr>
-          <w:b w:val="0"/>
-          <w:i w:val="0"/>
-        </w:rPr>
-        <w:t>Bad values become null on purpose.</w:t>
+          <w:i w:val="0"/>
+        </w:rPr>
+        <w:t>The condition</w:t>
+      </w:r>
+      <w:r>
+        <w:rPr>
+          <w:b w:val="0"/>
+          <w:i w:val="0"/>
+        </w:rPr>
+        <w:t xml:space="preserve"> names the problem. Search for it in the Databricks error conditions reference.</w:t>
       </w:r>
     </w:p>
     <w:p>
       <w:pPr>
-        <w:pStyle w:val="ListNumber"/>
+        <w:pStyle w:val="ListBullet"/>
       </w:pPr>
       <w:r>
         <w:rPr>
           <w:b/>
-        </w:rPr>
-        <w:t xml:space="preserve">Line 4. </w:t>
-      </w:r>
-      <w:r>
-        <w:rPr>
-          <w:b w:val="0"/>
-          <w:i w:val="0"/>
-        </w:rPr>
-        <w:t>Then you count them, so nothing disappears silently.</w:t>
+          <w:i w:val="0"/>
+        </w:rPr>
+        <w:t>The SQLSTATE class</w:t>
+      </w:r>
+      <w:r>
+        <w:rPr>
+          <w:b w:val="0"/>
+          <w:i w:val="0"/>
+        </w:rPr>
+        <w:t xml:space="preserve">, its first two characters. Class </w:t>
+      </w:r>
+      <w:r>
+        <w:rPr>
+          <w:b/>
+          <w:i w:val="0"/>
+        </w:rPr>
+        <w:t>42</w:t>
+      </w:r>
+      <w:r>
+        <w:rPr>
+          <w:b w:val="0"/>
+          <w:i w:val="0"/>
+        </w:rPr>
+        <w:t xml:space="preserve"> is a syntax error or access rule violation: your code names something that does not exist. Class </w:t>
+      </w:r>
+      <w:r>
+        <w:rPr>
+          <w:b/>
+          <w:i w:val="0"/>
+        </w:rPr>
+        <w:t>22</w:t>
+      </w:r>
+      <w:r>
+        <w:rPr>
+          <w:b w:val="0"/>
+          <w:i w:val="0"/>
+        </w:rPr>
+        <w:t xml:space="preserve"> is a data exception: the code is valid but a value is not.</w:t>
       </w:r>
     </w:p>
     <w:p>
-      <w:r>
-        <w:rPr>
-          <w:b w:val="0"/>
-          <w:i w:val="0"/>
-        </w:rPr>
-        <w:t>Read the condition, the SQLSTATE class and the origin line. Class 42 means fix the code. Class 22 means look at the data.</w:t>
+      <w:pPr>
+        <w:pStyle w:val="ListBullet"/>
+      </w:pPr>
+      <w:r>
+        <w:rPr>
+          <w:b/>
+          <w:i w:val="0"/>
+        </w:rPr>
+        <w:t>The origin line.</w:t>
+      </w:r>
+      <w:r>
+        <w:rPr>
+          <w:b w:val="0"/>
+          <w:i w:val="0"/>
+        </w:rPr>
+        <w:t xml:space="preserve"> Runtime errors show </w:t>
+      </w:r>
+      <w:r>
+        <w:rPr>
+          <w:rFonts w:ascii="Consolas" w:hAnsi="Consolas" w:eastAsia="Consolas"/>
+          <w:b w:val="0"/>
+          <w:sz w:val="19"/>
+        </w:rPr>
+        <w:t>== DataFrame ==</w:t>
+      </w:r>
+      <w:r>
+        <w:rPr>
+          <w:b w:val="0"/>
+          <w:i w:val="0"/>
+        </w:rPr>
+        <w:t xml:space="preserve"> and </w:t>
+      </w:r>
+      <w:r>
+        <w:rPr>
+          <w:rFonts w:ascii="Consolas" w:hAnsi="Consolas" w:eastAsia="Consolas"/>
+          <w:b w:val="0"/>
+          <w:sz w:val="19"/>
+        </w:rPr>
+        <w:t>"cast" was called from ...</w:t>
+      </w:r>
+      <w:r>
+        <w:rPr>
+          <w:b w:val="0"/>
+          <w:i w:val="0"/>
+        </w:rPr>
+        <w:t xml:space="preserve"> with your file and line.</w:t>
+      </w:r>
+    </w:p>
+    <w:p>
+      <w:r>
+        <w:rPr>
+          <w:b/>
+          <w:i w:val="0"/>
+        </w:rPr>
+        <w:t>When the error appears.</w:t>
+      </w:r>
+      <w:r>
+        <w:rPr>
+          <w:b w:val="0"/>
+          <w:i w:val="0"/>
+        </w:rPr>
+        <w:t xml:space="preserve"> Transformations are lazy, so a data error appears at the </w:t>
+      </w:r>
+      <w:r>
+        <w:rPr>
+          <w:b/>
+          <w:i w:val="0"/>
+        </w:rPr>
+        <w:t>action</w:t>
+      </w:r>
+      <w:r>
+        <w:rPr>
+          <w:b w:val="0"/>
+          <w:i w:val="0"/>
+        </w:rPr>
+        <w:t xml:space="preserve"> (</w:t>
+      </w:r>
+      <w:r>
+        <w:rPr>
+          <w:rFonts w:ascii="Consolas" w:hAnsi="Consolas" w:eastAsia="Consolas"/>
+          <w:b w:val="0"/>
+          <w:sz w:val="19"/>
+        </w:rPr>
+        <w:t>collect</w:t>
+      </w:r>
+      <w:r>
+        <w:rPr>
+          <w:b w:val="0"/>
+          <w:i w:val="0"/>
+        </w:rPr>
+        <w:t xml:space="preserve">, </w:t>
+      </w:r>
+      <w:r>
+        <w:rPr>
+          <w:rFonts w:ascii="Consolas" w:hAnsi="Consolas" w:eastAsia="Consolas"/>
+          <w:b w:val="0"/>
+          <w:sz w:val="19"/>
+        </w:rPr>
+        <w:t>count</w:t>
+      </w:r>
+      <w:r>
+        <w:rPr>
+          <w:b w:val="0"/>
+          <w:i w:val="0"/>
+        </w:rPr>
+        <w:t xml:space="preserve">, </w:t>
+      </w:r>
+      <w:r>
+        <w:rPr>
+          <w:rFonts w:ascii="Consolas" w:hAnsi="Consolas" w:eastAsia="Consolas"/>
+          <w:b w:val="0"/>
+          <w:sz w:val="19"/>
+        </w:rPr>
+        <w:t>write</w:t>
+      </w:r>
+      <w:r>
+        <w:rPr>
+          <w:b w:val="0"/>
+          <w:i w:val="0"/>
+        </w:rPr>
+        <w:t xml:space="preserve">), not at the line that caused it. The origin line points you back. In classic Spark, a missing column fails at once, when you call </w:t>
+      </w:r>
+      <w:r>
+        <w:rPr>
+          <w:rFonts w:ascii="Consolas" w:hAnsi="Consolas" w:eastAsia="Consolas"/>
+          <w:b w:val="0"/>
+          <w:sz w:val="19"/>
+        </w:rPr>
+        <w:t>select</w:t>
+      </w:r>
+      <w:r>
+        <w:rPr>
+          <w:b w:val="0"/>
+          <w:i w:val="0"/>
+        </w:rPr>
+        <w:t>.</w:t>
+      </w:r>
+    </w:p>
+    <w:p>
+      <w:r>
+        <w:rPr>
+          <w:b/>
+          <w:i w:val="0"/>
+        </w:rPr>
+        <w:t>Python UDF errors</w:t>
+      </w:r>
+      <w:r>
+        <w:rPr>
+          <w:b w:val="0"/>
+          <w:i w:val="0"/>
+        </w:rPr>
+        <w:t xml:space="preserve"> arrive as </w:t>
+      </w:r>
+      <w:r>
+        <w:rPr>
+          <w:rFonts w:ascii="Consolas" w:hAnsi="Consolas" w:eastAsia="Consolas"/>
+          <w:b w:val="0"/>
+          <w:sz w:val="19"/>
+        </w:rPr>
+        <w:t>PythonException</w:t>
+      </w:r>
+      <w:r>
+        <w:rPr>
+          <w:b w:val="0"/>
+          <w:i w:val="0"/>
+        </w:rPr>
+        <w:t xml:space="preserve"> wrapping a normal Python traceback. Read that inner traceback bottom up (lesson D1-L1).</w:t>
+      </w:r>
+    </w:p>
+    <w:p>
+      <w:r>
+        <w:rPr>
+          <w:b/>
+          <w:i w:val="0"/>
+        </w:rPr>
+        <w:t>Shadowed built-ins</w:t>
+      </w:r>
+      <w:r>
+        <w:rPr>
+          <w:b w:val="0"/>
+          <w:i w:val="0"/>
+        </w:rPr>
+        <w:t xml:space="preserve"> give a misleading message. Your </w:t>
+      </w:r>
+      <w:r>
+        <w:rPr>
+          <w:rFonts w:ascii="Consolas" w:hAnsi="Consolas" w:eastAsia="Consolas"/>
+          <w:b w:val="0"/>
+          <w:sz w:val="19"/>
+        </w:rPr>
+        <w:t>data_contracts.py</w:t>
+      </w:r>
+      <w:r>
+        <w:rPr>
+          <w:b w:val="0"/>
+          <w:i w:val="0"/>
+        </w:rPr>
+        <w:t xml:space="preserve"> imports </w:t>
+      </w:r>
+      <w:r>
+        <w:rPr>
+          <w:rFonts w:ascii="Consolas" w:hAnsi="Consolas" w:eastAsia="Consolas"/>
+          <w:b w:val="0"/>
+          <w:sz w:val="19"/>
+        </w:rPr>
+        <w:t>sum</w:t>
+      </w:r>
+      <w:r>
+        <w:rPr>
+          <w:b w:val="0"/>
+          <w:i w:val="0"/>
+        </w:rPr>
+        <w:t xml:space="preserve"> from </w:t>
+      </w:r>
+      <w:r>
+        <w:rPr>
+          <w:rFonts w:ascii="Consolas" w:hAnsi="Consolas" w:eastAsia="Consolas"/>
+          <w:b w:val="0"/>
+          <w:sz w:val="19"/>
+        </w:rPr>
+        <w:t>pyspark.sql.functions</w:t>
+      </w:r>
+      <w:r>
+        <w:rPr>
+          <w:b w:val="0"/>
+          <w:i w:val="0"/>
+        </w:rPr>
+        <w:t xml:space="preserve">. Then </w:t>
+      </w:r>
+      <w:r>
+        <w:rPr>
+          <w:rFonts w:ascii="Consolas" w:hAnsi="Consolas" w:eastAsia="Consolas"/>
+          <w:b w:val="0"/>
+          <w:sz w:val="19"/>
+        </w:rPr>
+        <w:t>sum(1 for c in checks)</w:t>
+      </w:r>
+      <w:r>
+        <w:rPr>
+          <w:b w:val="0"/>
+          <w:i w:val="0"/>
+        </w:rPr>
+        <w:t xml:space="preserve"> raises </w:t>
+      </w:r>
+      <w:r>
+        <w:rPr>
+          <w:rFonts w:ascii="Consolas" w:hAnsi="Consolas" w:eastAsia="Consolas"/>
+          <w:b w:val="0"/>
+          <w:sz w:val="19"/>
+        </w:rPr>
+        <w:t>[NOT_COLUMN_OR_STR] Argument</w:t>
+      </w:r>
+      <w:r>
+        <w:rPr>
+          <w:b w:val="0"/>
+          <w:i w:val="0"/>
+        </w:rPr>
+        <w:t>col</w:t>
+      </w:r>
+      <w:r>
+        <w:rPr>
+          <w:rFonts w:ascii="Consolas" w:hAnsi="Consolas" w:eastAsia="Consolas"/>
+          <w:b w:val="0"/>
+          <w:sz w:val="19"/>
+        </w:rPr>
+        <w:t>should be a Column or str, got generator</w:t>
+      </w:r>
+      <w:r>
+        <w:rPr>
+          <w:b w:val="0"/>
+          <w:i w:val="0"/>
+        </w:rPr>
+        <w:t xml:space="preserve">. The code never meant to call Spark. Import </w:t>
+      </w:r>
+      <w:r>
+        <w:rPr>
+          <w:rFonts w:ascii="Consolas" w:hAnsi="Consolas" w:eastAsia="Consolas"/>
+          <w:b w:val="0"/>
+          <w:sz w:val="19"/>
+        </w:rPr>
+        <w:t>functions as F</w:t>
+      </w:r>
+      <w:r>
+        <w:rPr>
+          <w:b w:val="0"/>
+          <w:i w:val="0"/>
+        </w:rPr>
+        <w:t>.</w:t>
+      </w:r>
+    </w:p>
+    <w:p>
+      <w:r>
+        <w:rPr>
+          <w:b/>
+          <w:i w:val="0"/>
+        </w:rPr>
+        <w:t>ANSI mode</w:t>
+      </w:r>
+      <w:r>
+        <w:rPr>
+          <w:b w:val="0"/>
+          <w:i w:val="0"/>
+        </w:rPr>
+        <w:t xml:space="preserve"> is on by default in Spark 4.0 and Databricks Runtime 17.0 and above. A cast of </w:t>
+      </w:r>
+      <w:r>
+        <w:rPr>
+          <w:rFonts w:ascii="Consolas" w:hAnsi="Consolas" w:eastAsia="Consolas"/>
+          <w:b w:val="0"/>
+          <w:sz w:val="19"/>
+        </w:rPr>
+        <w:t>'abc'</w:t>
+      </w:r>
+      <w:r>
+        <w:rPr>
+          <w:b w:val="0"/>
+          <w:i w:val="0"/>
+        </w:rPr>
+        <w:t xml:space="preserve"> to </w:t>
+      </w:r>
+      <w:r>
+        <w:rPr>
+          <w:rFonts w:ascii="Consolas" w:hAnsi="Consolas" w:eastAsia="Consolas"/>
+          <w:b w:val="0"/>
+          <w:sz w:val="19"/>
+        </w:rPr>
+        <w:t>INT</w:t>
+      </w:r>
+      <w:r>
+        <w:rPr>
+          <w:b w:val="0"/>
+          <w:i w:val="0"/>
+        </w:rPr>
+        <w:t xml:space="preserve"> now raises </w:t>
+      </w:r>
+      <w:r>
+        <w:rPr>
+          <w:rFonts w:ascii="Consolas" w:hAnsi="Consolas" w:eastAsia="Consolas"/>
+          <w:b w:val="0"/>
+          <w:sz w:val="19"/>
+        </w:rPr>
+        <w:t>[CAST_INVALID_INPUT]</w:t>
+      </w:r>
+      <w:r>
+        <w:rPr>
+          <w:b w:val="0"/>
+          <w:i w:val="0"/>
+        </w:rPr>
+        <w:t xml:space="preserve"> instead of returning null. Use </w:t>
+      </w:r>
+      <w:r>
+        <w:rPr>
+          <w:rFonts w:ascii="Consolas" w:hAnsi="Consolas" w:eastAsia="Consolas"/>
+          <w:b w:val="0"/>
+          <w:sz w:val="19"/>
+        </w:rPr>
+        <w:t>try_cast</w:t>
+      </w:r>
+      <w:r>
+        <w:rPr>
+          <w:b w:val="0"/>
+          <w:i w:val="0"/>
+        </w:rPr>
+        <w:t xml:space="preserve"> where bad values are expected, and count the nulls it produces.</w:t>
+      </w:r>
+    </w:p>
+    <w:p>
+      <w:r>
+        <w:rPr>
+          <w:b w:val="0"/>
+          <w:i w:val="0"/>
+        </w:rPr>
+        <w:t xml:space="preserve">In code, catch </w:t>
+      </w:r>
+      <w:r>
+        <w:rPr>
+          <w:rFonts w:ascii="Consolas" w:hAnsi="Consolas" w:eastAsia="Consolas"/>
+          <w:b w:val="0"/>
+          <w:sz w:val="19"/>
+        </w:rPr>
+        <w:t>pyspark.errors.AnalysisException</w:t>
+      </w:r>
+      <w:r>
+        <w:rPr>
+          <w:b w:val="0"/>
+          <w:i w:val="0"/>
+        </w:rPr>
+        <w:t xml:space="preserve"> and read </w:t>
+      </w:r>
+      <w:r>
+        <w:rPr>
+          <w:rFonts w:ascii="Consolas" w:hAnsi="Consolas" w:eastAsia="Consolas"/>
+          <w:b w:val="0"/>
+          <w:sz w:val="19"/>
+        </w:rPr>
+        <w:t>err.getCondition()</w:t>
+      </w:r>
+      <w:r>
+        <w:rPr>
+          <w:b w:val="0"/>
+          <w:i w:val="0"/>
+        </w:rPr>
+        <w:t xml:space="preserve"> and </w:t>
+      </w:r>
+      <w:r>
+        <w:rPr>
+          <w:rFonts w:ascii="Consolas" w:hAnsi="Consolas" w:eastAsia="Consolas"/>
+          <w:b w:val="0"/>
+          <w:sz w:val="19"/>
+        </w:rPr>
+        <w:t>err.getSqlState()</w:t>
+      </w:r>
+      <w:r>
+        <w:rPr>
+          <w:b w:val="0"/>
+          <w:i w:val="0"/>
+        </w:rPr>
+        <w:t>, not the message text.</w:t>
       </w:r>
     </w:p>
     <w:p>
@@ -3604,83 +3605,31 @@
         <w:pStyle w:val="Heading4"/>
       </w:pPr>
       <w:r>
-        <w:t>Recap card</w:t>
+        <w:t>Why it matters</w:t>
       </w:r>
     </w:p>
     <w:p>
-      <w:pPr>
-        <w:pStyle w:val="ListBullet"/>
-      </w:pPr>
-      <w:r>
-        <w:rPr>
-          <w:b/>
-          <w:i w:val="0"/>
-        </w:rPr>
-        <w:t>Shape of a Spark 4 error message</w:t>
-      </w:r>
-      <w:r>
-        <w:rPr>
-          <w:b w:val="0"/>
-          <w:i w:val="0"/>
-        </w:rPr>
-        <w:t xml:space="preserve"> [ERROR_CONDITION] message ... SQLSTATE: xxxxx, often with an origin line under == DataFrame ==.</w:t>
-      </w:r>
-    </w:p>
-    <w:p>
-      <w:pPr>
-        <w:pStyle w:val="ListBullet"/>
-      </w:pPr>
-      <w:r>
-        <w:rPr>
-          <w:b/>
-          <w:i w:val="0"/>
-        </w:rPr>
-        <w:t>SQLSTATE class 42 vs 22</w:t>
-      </w:r>
-      <w:r>
-        <w:rPr>
-          <w:b w:val="0"/>
-          <w:i w:val="0"/>
-        </w:rPr>
-        <w:t xml:space="preserve"> 42: syntax error or access rule violation, fix the code. 22: data exception, look at the data.</w:t>
-      </w:r>
-    </w:p>
-    <w:p>
-      <w:pPr>
-        <w:pStyle w:val="ListBullet"/>
-      </w:pPr>
-      <w:r>
-        <w:rPr>
-          <w:b/>
-          <w:i w:val="0"/>
-        </w:rPr>
-        <w:t>Why a data error appears at write()</w:t>
-      </w:r>
-      <w:r>
-        <w:rPr>
-          <w:b w:val="0"/>
-          <w:i w:val="0"/>
-        </w:rPr>
-        <w:t xml:space="preserve"> Transformations are lazy. The action runs the plan. The origin line shows where the expression was written.</w:t>
-      </w:r>
-    </w:p>
-    <w:p>
-      <w:pPr>
-        <w:pStyle w:val="ListBullet"/>
-      </w:pPr>
-      <w:r>
-        <w:rPr>
-          <w:b/>
-          <w:i w:val="0"/>
-        </w:rPr>
-        <w:t>NOT_COLUMN_OR_STR ... got generator</w:t>
-      </w:r>
-      <w:r>
-        <w:rPr>
-          <w:b w:val="0"/>
-          <w:i w:val="0"/>
-        </w:rPr>
-        <w:t xml:space="preserve"> Python's sum is shadowed by pyspark.sql.functions.sum. Import functions as F.</w:t>
+      <w:r>
+        <w:rPr>
+          <w:b w:val="0"/>
+          <w:i w:val="0"/>
+        </w:rPr>
+        <w:t xml:space="preserve">After a runtime upgrade to Databricks Runtime 17.3 LTS, a silver job that had run for two years failed with </w:t>
+      </w:r>
+      <w:r>
+        <w:rPr>
+          <w:rFonts w:ascii="Consolas" w:hAnsi="Consolas" w:eastAsia="Consolas"/>
+          <w:b w:val="0"/>
+          <w:sz w:val="19"/>
+        </w:rPr>
+        <w:t>[CAST_INVALID_INPUT] The value 'n/a' ... cannot be cast to "INT"</w:t>
+      </w:r>
+      <w:r>
+        <w:rPr>
+          <w:b w:val="0"/>
+          <w:i w:val="0"/>
+        </w:rPr>
+        <w:t>. The engineer's first thought was a Spark bug. The SQLSTATE started with 22, a data exception: the data had always held 'n/a', and the old runtime had turned it into null without a word. The new error exposed a data quality problem that was two years old.</w:t>
       </w:r>
     </w:p>
     <w:p>
@@ -3688,408 +3637,7 @@
         <w:pStyle w:val="Heading4"/>
       </w:pPr>
       <w:r>
-        <w:t>Practice</w:t>
-      </w:r>
-    </w:p>
-    <w:p>
-      <w:pPr>
-        <w:pStyle w:val="Heading5"/>
-      </w:pPr>
-      <w:r>
-        <w:t>Exercise 1. Multiple choice (level 1)</w:t>
-      </w:r>
-    </w:p>
-    <w:p>
-      <w:r>
-        <w:rPr>
-          <w:b w:val="0"/>
-          <w:i w:val="0"/>
-        </w:rPr>
-        <w:t xml:space="preserve">A job fails with </w:t>
-      </w:r>
-      <w:r>
-        <w:rPr>
-          <w:rFonts w:ascii="Consolas" w:hAnsi="Consolas" w:eastAsia="Consolas"/>
-          <w:b w:val="0"/>
-          <w:sz w:val="19"/>
-        </w:rPr>
-        <w:t>[UNRESOLVED_COLUMN.WITH_SUGGESTION] ... name</w:t>
-      </w:r>
-      <w:r>
-        <w:rPr>
-          <w:b w:val="0"/>
-          <w:i w:val="0"/>
-        </w:rPr>
-        <w:t>final_wieght</w:t>
-      </w:r>
-      <w:r>
-        <w:rPr>
-          <w:rFonts w:ascii="Consolas" w:hAnsi="Consolas" w:eastAsia="Consolas"/>
-          <w:b w:val="0"/>
-          <w:sz w:val="19"/>
-        </w:rPr>
-        <w:t>cannot be resolved. Did you mean one of the following? [</w:t>
-      </w:r>
-      <w:r>
-        <w:rPr>
-          <w:b w:val="0"/>
-          <w:i w:val="0"/>
-        </w:rPr>
-        <w:t>final_weight</w:t>
-      </w:r>
-      <w:r>
-        <w:rPr>
-          <w:rFonts w:ascii="Consolas" w:hAnsi="Consolas" w:eastAsia="Consolas"/>
-          <w:b w:val="0"/>
-          <w:sz w:val="19"/>
-        </w:rPr>
-        <w:t>, ...]. SQLSTATE: 42703</w:t>
-      </w:r>
-      <w:r>
-        <w:rPr>
-          <w:b w:val="0"/>
-          <w:i w:val="0"/>
-        </w:rPr>
-        <w:t>. What do you fix?</w:t>
-      </w:r>
-    </w:p>
-    <w:p>
-      <w:pPr>
-        <w:pStyle w:val="ListBullet"/>
-      </w:pPr>
-      <w:r>
-        <w:rPr>
-          <w:b w:val="0"/>
-          <w:i w:val="0"/>
-        </w:rPr>
-        <w:t>a) The column name in the code: final_wieght is a typo for final_weight</w:t>
-      </w:r>
-    </w:p>
-    <w:p>
-      <w:pPr>
-        <w:pStyle w:val="ListBullet"/>
-      </w:pPr>
-      <w:r>
-        <w:rPr>
-          <w:b w:val="0"/>
-          <w:i w:val="0"/>
-        </w:rPr>
-        <w:t>b) The data: some rows lack final_weight</w:t>
-      </w:r>
-    </w:p>
-    <w:p>
-      <w:pPr>
-        <w:pStyle w:val="ListBullet"/>
-      </w:pPr>
-      <w:r>
-        <w:rPr>
-          <w:b w:val="0"/>
-          <w:i w:val="0"/>
-        </w:rPr>
-        <w:t>c) The cluster: restart it</w:t>
-      </w:r>
-    </w:p>
-    <w:p>
-      <w:pPr>
-        <w:pStyle w:val="ListBullet"/>
-      </w:pPr>
-      <w:r>
-        <w:rPr>
-          <w:b w:val="0"/>
-          <w:i w:val="0"/>
-        </w:rPr>
-        <w:t>d) The table permissions</w:t>
-      </w:r>
-    </w:p>
-    <w:p>
-      <w:r>
-        <w:rPr>
-          <w:b/>
-          <w:i w:val="0"/>
-        </w:rPr>
-        <w:t>Why?</w:t>
-      </w:r>
-    </w:p>
-    <w:p>
-      <w:pPr>
-        <w:pStyle w:val="ListBullet"/>
-      </w:pPr>
-      <w:r>
-        <w:rPr>
-          <w:b w:val="0"/>
-          <w:i w:val="0"/>
-        </w:rPr>
-        <w:t>r1) Class 42 errors mean the code names something that does not exist. The message suggests the right name.</w:t>
-      </w:r>
-    </w:p>
-    <w:p>
-      <w:pPr>
-        <w:pStyle w:val="ListBullet"/>
-      </w:pPr>
-      <w:r>
-        <w:rPr>
-          <w:b w:val="0"/>
-          <w:i w:val="0"/>
-        </w:rPr>
-        <w:t>r2) Spark always suggests the column you meant.</w:t>
-      </w:r>
-    </w:p>
-    <w:p>
-      <w:pPr>
-        <w:pStyle w:val="Heading5"/>
-      </w:pPr>
-      <w:r>
-        <w:t>Exercise 2. Multiple choice (level 2)</w:t>
-      </w:r>
-    </w:p>
-    <w:p>
-      <w:r>
-        <w:rPr>
-          <w:rFonts w:ascii="Consolas" w:hAnsi="Consolas" w:eastAsia="Consolas"/>
-          <w:b w:val="0"/>
-          <w:sz w:val="19"/>
-        </w:rPr>
-        <w:t>pass_rate</w:t>
-      </w:r>
-      <w:r>
-        <w:rPr>
-          <w:b w:val="0"/>
-          <w:i w:val="0"/>
-        </w:rPr>
-        <w:t xml:space="preserve"> in your </w:t>
-      </w:r>
-      <w:r>
-        <w:rPr>
-          <w:rFonts w:ascii="Consolas" w:hAnsi="Consolas" w:eastAsia="Consolas"/>
-          <w:b w:val="0"/>
-          <w:sz w:val="19"/>
-        </w:rPr>
-        <w:t>data_contracts.py</w:t>
-      </w:r>
-      <w:r>
-        <w:rPr>
-          <w:b w:val="0"/>
-          <w:i w:val="0"/>
-        </w:rPr>
-        <w:t xml:space="preserve"> runs </w:t>
-      </w:r>
-      <w:r>
-        <w:rPr>
-          <w:rFonts w:ascii="Consolas" w:hAnsi="Consolas" w:eastAsia="Consolas"/>
-          <w:b w:val="0"/>
-          <w:sz w:val="19"/>
-        </w:rPr>
-        <w:t>sum(1 for c in self.checks if c.status == "PASS")</w:t>
-      </w:r>
-      <w:r>
-        <w:rPr>
-          <w:b w:val="0"/>
-          <w:i w:val="0"/>
-        </w:rPr>
-        <w:t xml:space="preserve"> and fails with </w:t>
-      </w:r>
-      <w:r>
-        <w:rPr>
-          <w:rFonts w:ascii="Consolas" w:hAnsi="Consolas" w:eastAsia="Consolas"/>
-          <w:b w:val="0"/>
-          <w:sz w:val="19"/>
-        </w:rPr>
-        <w:t>[NOT_COLUMN_OR_STR] Argument</w:t>
-      </w:r>
-      <w:r>
-        <w:rPr>
-          <w:b w:val="0"/>
-          <w:i w:val="0"/>
-        </w:rPr>
-        <w:t>col</w:t>
-      </w:r>
-      <w:r>
-        <w:rPr>
-          <w:rFonts w:ascii="Consolas" w:hAnsi="Consolas" w:eastAsia="Consolas"/>
-          <w:b w:val="0"/>
-          <w:sz w:val="19"/>
-        </w:rPr>
-        <w:t>should be a Column or str, got generator</w:t>
-      </w:r>
-      <w:r>
-        <w:rPr>
-          <w:b w:val="0"/>
-          <w:i w:val="0"/>
-        </w:rPr>
-        <w:t>. What is the cause?</w:t>
-      </w:r>
-    </w:p>
-    <w:p>
-      <w:pPr>
-        <w:pStyle w:val="ListBullet"/>
-      </w:pPr>
-      <w:r>
-        <w:rPr>
-          <w:b w:val="0"/>
-          <w:i w:val="0"/>
-        </w:rPr>
-        <w:t xml:space="preserve">a) </w:t>
-      </w:r>
-      <w:r>
-        <w:rPr>
-          <w:rFonts w:ascii="Consolas" w:hAnsi="Consolas" w:eastAsia="Consolas"/>
-          <w:b w:val="0"/>
-          <w:sz w:val="19"/>
-        </w:rPr>
-        <w:t>sum</w:t>
-      </w:r>
-      <w:r>
-        <w:rPr>
-          <w:b w:val="0"/>
-          <w:i w:val="0"/>
-        </w:rPr>
-        <w:t xml:space="preserve"> is PySpark's sum, imported by name, which shadows Python's built-in</w:t>
-      </w:r>
-    </w:p>
-    <w:p>
-      <w:pPr>
-        <w:pStyle w:val="ListBullet"/>
-      </w:pPr>
-      <w:r>
-        <w:rPr>
-          <w:b w:val="0"/>
-          <w:i w:val="0"/>
-        </w:rPr>
-        <w:t>b) self.checks is a DataFrame</w:t>
-      </w:r>
-    </w:p>
-    <w:p>
-      <w:pPr>
-        <w:pStyle w:val="ListBullet"/>
-      </w:pPr>
-      <w:r>
-        <w:rPr>
-          <w:b w:val="0"/>
-          <w:i w:val="0"/>
-        </w:rPr>
-        <w:t>c) Generators are not allowed in dataclasses</w:t>
-      </w:r>
-    </w:p>
-    <w:p>
-      <w:pPr>
-        <w:pStyle w:val="ListBullet"/>
-      </w:pPr>
-      <w:r>
-        <w:rPr>
-          <w:b w:val="0"/>
-          <w:i w:val="0"/>
-        </w:rPr>
-        <w:t>d) The status column is missing</w:t>
-      </w:r>
-    </w:p>
-    <w:p>
-      <w:r>
-        <w:rPr>
-          <w:b/>
-          <w:i w:val="0"/>
-        </w:rPr>
-        <w:t>Why?</w:t>
-      </w:r>
-    </w:p>
-    <w:p>
-      <w:pPr>
-        <w:pStyle w:val="ListBullet"/>
-      </w:pPr>
-      <w:r>
-        <w:rPr>
-          <w:b w:val="0"/>
-          <w:i w:val="0"/>
-        </w:rPr>
-        <w:t xml:space="preserve">r1) </w:t>
-      </w:r>
-      <w:r>
-        <w:rPr>
-          <w:rFonts w:ascii="Consolas" w:hAnsi="Consolas" w:eastAsia="Consolas"/>
-          <w:b w:val="0"/>
-          <w:sz w:val="19"/>
-        </w:rPr>
-        <w:t>from pyspark.sql.functions import sum</w:t>
-      </w:r>
-      <w:r>
-        <w:rPr>
-          <w:b w:val="0"/>
-          <w:i w:val="0"/>
-        </w:rPr>
-        <w:t xml:space="preserve"> replaces the built-in in that module, so the generator goes to Spark's sum.</w:t>
-      </w:r>
-    </w:p>
-    <w:p>
-      <w:pPr>
-        <w:pStyle w:val="ListBullet"/>
-      </w:pPr>
-      <w:r>
-        <w:rPr>
-          <w:b w:val="0"/>
-          <w:i w:val="0"/>
-        </w:rPr>
-        <w:t>r2) PySpark disables Python built-ins in notebooks.</w:t>
-      </w:r>
-    </w:p>
-    <w:p>
-      <w:pPr>
-        <w:pStyle w:val="Heading5"/>
-      </w:pPr>
-      <w:r>
-        <w:t>Exercise 3. Spot the bug (level 3)</w:t>
-      </w:r>
-    </w:p>
-    <w:p>
-      <w:r>
-        <w:rPr>
-          <w:b w:val="0"/>
-          <w:i w:val="0"/>
-        </w:rPr>
-        <w:t xml:space="preserve">This job fails on line 5 with </w:t>
-      </w:r>
-      <w:r>
-        <w:rPr>
-          <w:rFonts w:ascii="Consolas" w:hAnsi="Consolas" w:eastAsia="Consolas"/>
-          <w:b w:val="0"/>
-          <w:sz w:val="19"/>
-        </w:rPr>
-        <w:t>[CAST_INVALID_INPUT] The value 'n/a' of the type "STRING" cannot be cast to "INT"</w:t>
-      </w:r>
-      <w:r>
-        <w:rPr>
-          <w:b w:val="0"/>
-          <w:i w:val="0"/>
-        </w:rPr>
-        <w:t xml:space="preserve"> and </w:t>
-      </w:r>
-      <w:r>
-        <w:rPr>
-          <w:rFonts w:ascii="Consolas" w:hAnsi="Consolas" w:eastAsia="Consolas"/>
-          <w:b w:val="0"/>
-          <w:sz w:val="19"/>
-        </w:rPr>
-        <w:t>"cast" was called from ... line 3</w:t>
-      </w:r>
-      <w:r>
-        <w:rPr>
-          <w:b w:val="0"/>
-          <w:i w:val="0"/>
-        </w:rPr>
-        <w:t xml:space="preserve">. Tap the line that causes it, then fix it so bad ages become null. Keep </w:t>
-      </w:r>
-      <w:r>
-        <w:rPr>
-          <w:rFonts w:ascii="Consolas" w:hAnsi="Consolas" w:eastAsia="Consolas"/>
-          <w:b w:val="0"/>
-          <w:sz w:val="19"/>
-        </w:rPr>
-        <w:t>functions as F</w:t>
-      </w:r>
-      <w:r>
-        <w:rPr>
-          <w:b w:val="0"/>
-          <w:i w:val="0"/>
-        </w:rPr>
-        <w:t>.</w:t>
+        <w:t>Worked example: weak code</w:t>
       </w:r>
     </w:p>
     <w:tbl>
@@ -4115,19 +3663,19 @@
             <w:r>
               <w:rPr>
                 <w:rFonts w:ascii="Consolas" w:hAnsi="Consolas" w:eastAsia="Consolas"/>
-                <w:b w:val="0"/>
+                <w:b/>
                 <w:color w:val="5B6875"/>
                 <w:sz w:val="16"/>
               </w:rPr>
-              <w:t xml:space="preserve">   1  </w:t>
-            </w:r>
-            <w:r>
-              <w:rPr>
-                <w:rFonts w:ascii="Consolas" w:hAnsi="Consolas" w:eastAsia="Consolas"/>
-                <w:b w:val="0"/>
-                <w:sz w:val="16"/>
-              </w:rPr>
-              <w:t>from pyspark.sql import functions as F</w:t>
+              <w:t xml:space="preserve"> [1]  </w:t>
+            </w:r>
+            <w:r>
+              <w:rPr>
+                <w:rFonts w:ascii="Consolas" w:hAnsi="Consolas" w:eastAsia="Consolas"/>
+                <w:b w:val="0"/>
+                <w:sz w:val="16"/>
+              </w:rPr>
+              <w:t>from pyspark.sql.functions import col, sum</w:t>
             </w:r>
           </w:p>
           <w:p>
@@ -4161,19 +3709,19 @@
             <w:r>
               <w:rPr>
                 <w:rFonts w:ascii="Consolas" w:hAnsi="Consolas" w:eastAsia="Consolas"/>
-                <w:b w:val="0"/>
+                <w:b/>
                 <w:color w:val="5B6875"/>
                 <w:sz w:val="16"/>
               </w:rPr>
-              <w:t xml:space="preserve">   3  </w:t>
-            </w:r>
-            <w:r>
-              <w:rPr>
-                <w:rFonts w:ascii="Consolas" w:hAnsi="Consolas" w:eastAsia="Consolas"/>
-                <w:b w:val="0"/>
-                <w:sz w:val="16"/>
-              </w:rPr>
-              <w:t>silver = bronze.withColumn("age", F.col("age").cast("int"))</w:t>
+              <w:t xml:space="preserve"> [2]  </w:t>
+            </w:r>
+            <w:r>
+              <w:rPr>
+                <w:rFonts w:ascii="Consolas" w:hAnsi="Consolas" w:eastAsia="Consolas"/>
+                <w:b w:val="0"/>
+                <w:sz w:val="16"/>
+              </w:rPr>
+              <w:t>silver = bronze.withColumn("age", col("age").cast("int"))</w:t>
             </w:r>
           </w:p>
           <w:p>
@@ -4196,7 +3744,7 @@
                 <w:b w:val="0"/>
                 <w:sz w:val="16"/>
               </w:rPr>
-              <w:t>silver = silver.withColumn("wave_id", F.lit(wave_id))</w:t>
+              <w:t>passed = sum(1 for c in checks if c.status == "PASS")</w:t>
             </w:r>
           </w:p>
           <w:p>
@@ -4225,175 +3773,48 @@
         </w:tc>
       </w:tr>
     </w:tbl>
-    <w:p/>
     <w:p>
-      <w:r>
-        <w:rPr>
-          <w:b w:val="0"/>
-          <w:i/>
-        </w:rPr>
-        <w:t>Write down the line number of the bug. Then write the fix.</w:t>
+      <w:pPr>
+        <w:pStyle w:val="ListNumber"/>
+      </w:pPr>
+      <w:r>
+        <w:rPr>
+          <w:b/>
+        </w:rPr>
+        <w:t xml:space="preserve">Line 1. </w:t>
+      </w:r>
+      <w:r>
+        <w:rPr>
+          <w:b w:val="0"/>
+          <w:i w:val="0"/>
+        </w:rPr>
+        <w:t>Shadows Python's sum. The next line fails with NOT_COLUMN_OR_STR.</w:t>
       </w:r>
     </w:p>
     <w:p>
       <w:pPr>
-        <w:pStyle w:val="Heading5"/>
+        <w:pStyle w:val="ListNumber"/>
       </w:pPr>
       <w:r>
-        <w:t>Exercise 4. Write the function (level 3)</w:t>
+        <w:rPr>
+          <w:b/>
+        </w:rPr>
+        <w:t xml:space="preserve">Line 3. </w:t>
+      </w:r>
+      <w:r>
+        <w:rPr>
+          <w:b w:val="0"/>
+          <w:i w:val="0"/>
+        </w:rPr>
+        <w:t>Under ANSI mode, one bad value fails the whole write, several lines later.</w:t>
       </w:r>
     </w:p>
     <w:p>
-      <w:r>
-        <w:rPr>
-          <w:b w:val="0"/>
-          <w:i w:val="0"/>
-        </w:rPr>
-        <w:t xml:space="preserve">Write </w:t>
-      </w:r>
-      <w:r>
-        <w:rPr>
-          <w:rFonts w:ascii="Consolas" w:hAnsi="Consolas" w:eastAsia="Consolas"/>
-          <w:b w:val="0"/>
-          <w:sz w:val="19"/>
-        </w:rPr>
-        <w:t>triage(message: str) -&gt; tuple[str | None, str]</w:t>
-      </w:r>
-      <w:r>
-        <w:rPr>
-          <w:b w:val="0"/>
-          <w:i w:val="0"/>
-        </w:rPr>
-        <w:t xml:space="preserve"> for Spark error messages. Extract the error condition, the text in the first </w:t>
-      </w:r>
-      <w:r>
-        <w:rPr>
-          <w:rFonts w:ascii="Consolas" w:hAnsi="Consolas" w:eastAsia="Consolas"/>
-          <w:b w:val="0"/>
-          <w:sz w:val="19"/>
-        </w:rPr>
-        <w:t>[...]</w:t>
-      </w:r>
-      <w:r>
-        <w:rPr>
-          <w:b w:val="0"/>
-          <w:i w:val="0"/>
-        </w:rPr>
-        <w:t xml:space="preserve"> at the start of the message, or </w:t>
-      </w:r>
-      <w:r>
-        <w:rPr>
-          <w:rFonts w:ascii="Consolas" w:hAnsi="Consolas" w:eastAsia="Consolas"/>
-          <w:b w:val="0"/>
-          <w:sz w:val="19"/>
-        </w:rPr>
-        <w:t>None</w:t>
-      </w:r>
-      <w:r>
-        <w:rPr>
-          <w:b w:val="0"/>
-          <w:i w:val="0"/>
-        </w:rPr>
-        <w:t>. Then classify by the SQLSTATE at the end (</w:t>
-      </w:r>
-      <w:r>
-        <w:rPr>
-          <w:rFonts w:ascii="Consolas" w:hAnsi="Consolas" w:eastAsia="Consolas"/>
-          <w:b w:val="0"/>
-          <w:sz w:val="19"/>
-        </w:rPr>
-        <w:t>SQLSTATE: 42703</w:t>
-      </w:r>
-      <w:r>
-        <w:rPr>
-          <w:b w:val="0"/>
-          <w:i w:val="0"/>
-        </w:rPr>
-        <w:t xml:space="preserve">): class </w:t>
-      </w:r>
-      <w:r>
-        <w:rPr>
-          <w:rFonts w:ascii="Consolas" w:hAnsi="Consolas" w:eastAsia="Consolas"/>
-          <w:b w:val="0"/>
-          <w:sz w:val="19"/>
-        </w:rPr>
-        <w:t>"42"</w:t>
-      </w:r>
-      <w:r>
-        <w:rPr>
-          <w:b w:val="0"/>
-          <w:i w:val="0"/>
-        </w:rPr>
-        <w:t xml:space="preserve"> gives </w:t>
-      </w:r>
-      <w:r>
-        <w:rPr>
-          <w:rFonts w:ascii="Consolas" w:hAnsi="Consolas" w:eastAsia="Consolas"/>
-          <w:b w:val="0"/>
-          <w:sz w:val="19"/>
-        </w:rPr>
-        <w:t>"code"</w:t>
-      </w:r>
-      <w:r>
-        <w:rPr>
-          <w:b w:val="0"/>
-          <w:i w:val="0"/>
-        </w:rPr>
-        <w:t xml:space="preserve">, class </w:t>
-      </w:r>
-      <w:r>
-        <w:rPr>
-          <w:rFonts w:ascii="Consolas" w:hAnsi="Consolas" w:eastAsia="Consolas"/>
-          <w:b w:val="0"/>
-          <w:sz w:val="19"/>
-        </w:rPr>
-        <w:t>"22"</w:t>
-      </w:r>
-      <w:r>
-        <w:rPr>
-          <w:b w:val="0"/>
-          <w:i w:val="0"/>
-        </w:rPr>
-        <w:t xml:space="preserve"> gives </w:t>
-      </w:r>
-      <w:r>
-        <w:rPr>
-          <w:rFonts w:ascii="Consolas" w:hAnsi="Consolas" w:eastAsia="Consolas"/>
-          <w:b w:val="0"/>
-          <w:sz w:val="19"/>
-        </w:rPr>
-        <w:t>"data"</w:t>
-      </w:r>
-      <w:r>
-        <w:rPr>
-          <w:b w:val="0"/>
-          <w:i w:val="0"/>
-        </w:rPr>
-        <w:t xml:space="preserve">, anything else or no SQLSTATE gives </w:t>
-      </w:r>
-      <w:r>
-        <w:rPr>
-          <w:rFonts w:ascii="Consolas" w:hAnsi="Consolas" w:eastAsia="Consolas"/>
-          <w:b w:val="0"/>
-          <w:sz w:val="19"/>
-        </w:rPr>
-        <w:t>"unknown"</w:t>
-      </w:r>
-      <w:r>
-        <w:rPr>
-          <w:b w:val="0"/>
-          <w:i w:val="0"/>
-        </w:rPr>
-        <w:t>.</w:t>
-      </w:r>
-    </w:p>
-    <w:p>
-      <w:r>
-        <w:rPr>
-          <w:b w:val="0"/>
-          <w:i w:val="0"/>
-        </w:rPr>
-        <w:t>Starter code:</w:t>
+      <w:pPr>
+        <w:pStyle w:val="Heading4"/>
+      </w:pPr>
+      <w:r>
+        <w:t>Worked example: strong code</w:t>
       </w:r>
     </w:p>
     <w:tbl>
@@ -4419,19 +3840,19 @@
             <w:r>
               <w:rPr>
                 <w:rFonts w:ascii="Consolas" w:hAnsi="Consolas" w:eastAsia="Consolas"/>
-                <w:b w:val="0"/>
+                <w:b/>
                 <w:color w:val="5B6875"/>
                 <w:sz w:val="16"/>
               </w:rPr>
-              <w:t xml:space="preserve">   1  </w:t>
-            </w:r>
-            <w:r>
-              <w:rPr>
-                <w:rFonts w:ascii="Consolas" w:hAnsi="Consolas" w:eastAsia="Consolas"/>
-                <w:b w:val="0"/>
-                <w:sz w:val="16"/>
-              </w:rPr>
-              <w:t>def triage(message):</w:t>
+              <w:t xml:space="preserve"> [1]  </w:t>
+            </w:r>
+            <w:r>
+              <w:rPr>
+                <w:rFonts w:ascii="Consolas" w:hAnsi="Consolas" w:eastAsia="Consolas"/>
+                <w:b w:val="0"/>
+                <w:sz w:val="16"/>
+              </w:rPr>
+              <w:t>from pyspark.sql import functions as F</w:t>
             </w:r>
           </w:p>
           <w:p>
@@ -4454,7 +3875,7 @@
                 <w:b w:val="0"/>
                 <w:sz w:val="16"/>
               </w:rPr>
-              <w:t xml:space="preserve">    if "42" in message:</w:t>
+              <w:t xml:space="preserve"> </w:t>
             </w:r>
           </w:p>
           <w:p>
@@ -4465,19 +3886,19 @@
             <w:r>
               <w:rPr>
                 <w:rFonts w:ascii="Consolas" w:hAnsi="Consolas" w:eastAsia="Consolas"/>
-                <w:b w:val="0"/>
+                <w:b/>
                 <w:color w:val="5B6875"/>
                 <w:sz w:val="16"/>
               </w:rPr>
-              <w:t xml:space="preserve">   3  </w:t>
-            </w:r>
-            <w:r>
-              <w:rPr>
-                <w:rFonts w:ascii="Consolas" w:hAnsi="Consolas" w:eastAsia="Consolas"/>
-                <w:b w:val="0"/>
-                <w:sz w:val="16"/>
-              </w:rPr>
-              <w:t xml:space="preserve">        return None, "code"</w:t>
+              <w:t xml:space="preserve"> [2]  </w:t>
+            </w:r>
+            <w:r>
+              <w:rPr>
+                <w:rFonts w:ascii="Consolas" w:hAnsi="Consolas" w:eastAsia="Consolas"/>
+                <w:b w:val="0"/>
+                <w:sz w:val="16"/>
+              </w:rPr>
+              <w:t>silver = bronze.withColumn("age", F.col("age").try_cast("int"))</w:t>
             </w:r>
           </w:p>
           <w:p>
@@ -4488,49 +3909,86 @@
             <w:r>
               <w:rPr>
                 <w:rFonts w:ascii="Consolas" w:hAnsi="Consolas" w:eastAsia="Consolas"/>
-                <w:b w:val="0"/>
+                <w:b/>
                 <w:color w:val="5B6875"/>
                 <w:sz w:val="16"/>
               </w:rPr>
-              <w:t xml:space="preserve">   4  </w:t>
-            </w:r>
-            <w:r>
-              <w:rPr>
-                <w:rFonts w:ascii="Consolas" w:hAnsi="Consolas" w:eastAsia="Consolas"/>
-                <w:b w:val="0"/>
-                <w:sz w:val="16"/>
-              </w:rPr>
-              <w:t xml:space="preserve">    return None, "data"</w:t>
+              <w:t xml:space="preserve"> [3]  </w:t>
+            </w:r>
+            <w:r>
+              <w:rPr>
+                <w:rFonts w:ascii="Consolas" w:hAnsi="Consolas" w:eastAsia="Consolas"/>
+                <w:b w:val="0"/>
+                <w:sz w:val="16"/>
+              </w:rPr>
+              <w:t>bad_ages = bronze.filter(F.col("age").isNotNull() &amp; F.col("age").try_cast("int").isNull()).count()</w:t>
+            </w:r>
+          </w:p>
+          <w:p>
+            <w:pPr>
+              <w:spacing w:before="0" w:after="0" w:line="240" w:lineRule="auto"/>
+              <w:ind w:left="567" w:hanging="567"/>
+            </w:pPr>
+            <w:r>
+              <w:rPr>
+                <w:rFonts w:ascii="Consolas" w:hAnsi="Consolas" w:eastAsia="Consolas"/>
+                <w:b w:val="0"/>
+                <w:color w:val="5B6875"/>
+                <w:sz w:val="16"/>
+              </w:rPr>
+              <w:t xml:space="preserve">   5  </w:t>
+            </w:r>
+            <w:r>
+              <w:rPr>
+                <w:rFonts w:ascii="Consolas" w:hAnsi="Consolas" w:eastAsia="Consolas"/>
+                <w:b w:val="0"/>
+                <w:sz w:val="16"/>
+              </w:rPr>
+              <w:t>passed = sum(1 for c in checks if c.status == "PASS")</w:t>
+            </w:r>
+          </w:p>
+          <w:p>
+            <w:pPr>
+              <w:spacing w:before="0" w:after="0" w:line="240" w:lineRule="auto"/>
+              <w:ind w:left="567" w:hanging="567"/>
+            </w:pPr>
+            <w:r>
+              <w:rPr>
+                <w:rFonts w:ascii="Consolas" w:hAnsi="Consolas" w:eastAsia="Consolas"/>
+                <w:b w:val="0"/>
+                <w:color w:val="5B6875"/>
+                <w:sz w:val="16"/>
+              </w:rPr>
+              <w:t xml:space="preserve">   6  </w:t>
+            </w:r>
+            <w:r>
+              <w:rPr>
+                <w:rFonts w:ascii="Consolas" w:hAnsi="Consolas" w:eastAsia="Consolas"/>
+                <w:b w:val="0"/>
+                <w:sz w:val="16"/>
+              </w:rPr>
+              <w:t>silver.write.mode("append").saveAsTable("research_silver.nat_respondents")</w:t>
             </w:r>
           </w:p>
         </w:tc>
       </w:tr>
     </w:tbl>
-    <w:p/>
     <w:p>
       <w:pPr>
-        <w:pStyle w:val="Heading5"/>
+        <w:pStyle w:val="ListNumber"/>
       </w:pPr>
       <w:r>
-        <w:t>Exercise 5. Architecture design (level 4)</w:t>
-      </w:r>
-    </w:p>
-    <w:p>
-      <w:r>
-        <w:rPr>
-          <w:b w:val="0"/>
-          <w:i w:val="0"/>
-        </w:rPr>
-        <w:t>Write the first-response steps for your team's runbook when a Spark job fails.</w:t>
-      </w:r>
-    </w:p>
-    <w:p>
-      <w:r>
-        <w:rPr>
-          <w:b w:val="0"/>
-          <w:i w:val="0"/>
-        </w:rPr>
-        <w:t>Options: The error condition, the SQLSTATE and the origin line, The Java stack trace from the top.</w:t>
+        <w:rPr>
+          <w:b/>
+        </w:rPr>
+        <w:t xml:space="preserve">Line 1. </w:t>
+      </w:r>
+      <w:r>
+        <w:rPr>
+          <w:b w:val="0"/>
+          <w:i w:val="0"/>
+        </w:rPr>
+        <w:t>Python's sum stays Python's sum.</w:t>
       </w:r>
     </w:p>
     <w:p>
@@ -4539,10 +3997,16 @@
       </w:pPr>
       <w:r>
         <w:rPr>
-          <w:b w:val="0"/>
-          <w:i w:val="0"/>
-        </w:rPr>
-        <w:t>First thing to read</w:t>
+          <w:b/>
+        </w:rPr>
+        <w:t xml:space="preserve">Line 3. </w:t>
+      </w:r>
+      <w:r>
+        <w:rPr>
+          <w:b w:val="0"/>
+          <w:i w:val="0"/>
+        </w:rPr>
+        <w:t>Bad values become null on purpose.</w:t>
       </w:r>
     </w:p>
     <w:p>
@@ -4551,22 +4015,25 @@
       </w:pPr>
       <w:r>
         <w:rPr>
-          <w:b w:val="0"/>
-          <w:i w:val="0"/>
-        </w:rPr>
-        <w:t>SQLSTATE class 22 after a runtime upgrade</w:t>
+          <w:b/>
+        </w:rPr>
+        <w:t xml:space="preserve">Line 4. </w:t>
+      </w:r>
+      <w:r>
+        <w:rPr>
+          <w:b w:val="0"/>
+          <w:i w:val="0"/>
+        </w:rPr>
+        <w:t>Then you count them, so nothing disappears silently.</w:t>
       </w:r>
     </w:p>
     <w:p>
-      <w:pPr>
-        <w:pStyle w:val="ListNumber"/>
-      </w:pPr>
-      <w:r>
-        <w:rPr>
-          <w:b w:val="0"/>
-          <w:i w:val="0"/>
-        </w:rPr>
-        <w:t>Handling errors in code</w:t>
+      <w:r>
+        <w:rPr>
+          <w:b w:val="0"/>
+          <w:i w:val="0"/>
+        </w:rPr>
+        <w:t>Read the condition, the SQLSTATE class and the origin line. Class 42 means fix the code. Class 22 means look at the data.</w:t>
       </w:r>
     </w:p>
     <w:p>
@@ -4574,7 +4041,7 @@
         <w:pStyle w:val="Heading4"/>
       </w:pPr>
       <w:r>
-        <w:t>Sources</w:t>
+        <w:t>Recap card</w:t>
       </w:r>
     </w:p>
     <w:p>
@@ -4583,10 +4050,17 @@
       </w:pPr>
       <w:r>
         <w:rPr>
-          <w:b w:val="0"/>
-          <w:i w:val="0"/>
-        </w:rPr>
-        <w:t>PySpark 4.0.4 error texts: UNRESOLVED_COLUMN.WITH_SUGGESTION with SQLSTATE 42703; CAST_INVALID_INPUT with SQLSTATE 22018 and an origin line; PythonException wrapping a Python traceback; NOT_COLUMN_OR_STR for a generator passed to shadowed sum; getCondition() and getSqlState() on AnalysisException; Column.try_cast exists. (verified: Local runs on PySpark 4.0.4, September 2026.)</w:t>
+          <w:b/>
+          <w:i w:val="0"/>
+        </w:rPr>
+        <w:t>Shape of a Spark 4 error message</w:t>
+      </w:r>
+      <w:r>
+        <w:rPr>
+          <w:b w:val="0"/>
+          <w:i w:val="0"/>
+        </w:rPr>
+        <w:t xml:space="preserve"> [ERROR_CONDITION] message ... SQLSTATE: xxxxx, often with an origin line under == DataFrame ==.</w:t>
       </w:r>
     </w:p>
     <w:p>
@@ -4595,10 +4069,17 @@
       </w:pPr>
       <w:r>
         <w:rPr>
-          <w:b w:val="0"/>
-          <w:i w:val="0"/>
-        </w:rPr>
-        <w:t>ANSI mode is enabled by default in Apache Spark 4.0 and Databricks Runtime 17.0 and above. (verified: https://docs.databricks.com/aws/en/sql/language-manual/sql-ref-ansi-compliance (checked 2026-09-25))</w:t>
+          <w:b/>
+          <w:i w:val="0"/>
+        </w:rPr>
+        <w:t>SQLSTATE class 42 vs 22</w:t>
+      </w:r>
+      <w:r>
+        <w:rPr>
+          <w:b w:val="0"/>
+          <w:i w:val="0"/>
+        </w:rPr>
+        <w:t xml:space="preserve"> 42: syntax error or access rule violation, fix the code. 22: data exception, look at the data.</w:t>
       </w:r>
     </w:p>
     <w:p>
@@ -4607,18 +4088,36 @@
       </w:pPr>
       <w:r>
         <w:rPr>
-          <w:b w:val="0"/>
-          <w:i w:val="0"/>
-        </w:rPr>
-        <w:t>SQLSTATE class 22 is data exception; class 42 is syntax error or access rule violation. (verified: https://docs.databricks.com/aws/en/error-messages/sqlstates (checked 2026-09-25))</w:t>
+          <w:b/>
+          <w:i w:val="0"/>
+        </w:rPr>
+        <w:t>Why a data error appears at write()</w:t>
+      </w:r>
+      <w:r>
+        <w:rPr>
+          <w:b w:val="0"/>
+          <w:i w:val="0"/>
+        </w:rPr>
+        <w:t xml:space="preserve"> Transformations are lazy. The action runs the plan. The origin line shows where the expression was written.</w:t>
       </w:r>
     </w:p>
     <w:p>
       <w:pPr>
-        <w:pStyle w:val="Heading3"/>
+        <w:pStyle w:val="ListBullet"/>
       </w:pPr>
       <w:r>
-        <w:t>D1-L3 Py4J and Spark Connect errors</w:t>
+        <w:rPr>
+          <w:b/>
+          <w:i w:val="0"/>
+        </w:rPr>
+        <w:t>NOT_COLUMN_OR_STR ... got generator</w:t>
+      </w:r>
+      <w:r>
+        <w:rPr>
+          <w:b w:val="0"/>
+          <w:i w:val="0"/>
+        </w:rPr>
+        <w:t xml:space="preserve"> Python's sum is shadowed by pyspark.sql.functions.sum. Import functions as F.</w:t>
       </w:r>
     </w:p>
     <w:p>
@@ -4626,46 +4125,319 @@
         <w:pStyle w:val="Heading4"/>
       </w:pPr>
       <w:r>
-        <w:t>Concept</w:t>
+        <w:t>Practice</w:t>
       </w:r>
     </w:p>
     <w:p>
-      <w:r>
-        <w:rPr>
-          <w:b w:val="0"/>
-          <w:i w:val="0"/>
-        </w:rPr>
-        <w:t>PySpark talks to the Spark engine in one of two ways, and each shapes the errors you see. Facts below were checked on PySpark 4.0.4 and the Databricks docs in September 2026.</w:t>
+      <w:pPr>
+        <w:pStyle w:val="Heading5"/>
+      </w:pPr>
+      <w:r>
+        <w:t>Exercise 1. Multiple choice (level 1)</w:t>
       </w:r>
     </w:p>
     <w:p>
       <w:r>
         <w:rPr>
+          <w:b w:val="0"/>
+          <w:i w:val="0"/>
+        </w:rPr>
+        <w:t xml:space="preserve">A job fails with </w:t>
+      </w:r>
+      <w:r>
+        <w:rPr>
+          <w:rFonts w:ascii="Consolas" w:hAnsi="Consolas" w:eastAsia="Consolas"/>
+          <w:b w:val="0"/>
+          <w:sz w:val="19"/>
+        </w:rPr>
+        <w:t>[UNRESOLVED_COLUMN.WITH_SUGGESTION] ... name</w:t>
+      </w:r>
+      <w:r>
+        <w:rPr>
+          <w:b w:val="0"/>
+          <w:i w:val="0"/>
+        </w:rPr>
+        <w:t>final_wieght</w:t>
+      </w:r>
+      <w:r>
+        <w:rPr>
+          <w:rFonts w:ascii="Consolas" w:hAnsi="Consolas" w:eastAsia="Consolas"/>
+          <w:b w:val="0"/>
+          <w:sz w:val="19"/>
+        </w:rPr>
+        <w:t>cannot be resolved. Did you mean one of the following? [</w:t>
+      </w:r>
+      <w:r>
+        <w:rPr>
+          <w:b w:val="0"/>
+          <w:i w:val="0"/>
+        </w:rPr>
+        <w:t>final_weight</w:t>
+      </w:r>
+      <w:r>
+        <w:rPr>
+          <w:rFonts w:ascii="Consolas" w:hAnsi="Consolas" w:eastAsia="Consolas"/>
+          <w:b w:val="0"/>
+          <w:sz w:val="19"/>
+        </w:rPr>
+        <w:t>, ...]. SQLSTATE: 42703</w:t>
+      </w:r>
+      <w:r>
+        <w:rPr>
+          <w:b w:val="0"/>
+          <w:i w:val="0"/>
+        </w:rPr>
+        <w:t>. What do you fix?</w:t>
+      </w:r>
+    </w:p>
+    <w:p>
+      <w:pPr>
+        <w:pStyle w:val="ListBullet"/>
+      </w:pPr>
+      <w:r>
+        <w:rPr>
+          <w:b w:val="0"/>
+          <w:i w:val="0"/>
+        </w:rPr>
+        <w:t>a) The column name in the code: final_wieght is a typo for final_weight</w:t>
+      </w:r>
+    </w:p>
+    <w:p>
+      <w:pPr>
+        <w:pStyle w:val="ListBullet"/>
+      </w:pPr>
+      <w:r>
+        <w:rPr>
+          <w:b w:val="0"/>
+          <w:i w:val="0"/>
+        </w:rPr>
+        <w:t>b) The data: some rows lack final_weight</w:t>
+      </w:r>
+    </w:p>
+    <w:p>
+      <w:pPr>
+        <w:pStyle w:val="ListBullet"/>
+      </w:pPr>
+      <w:r>
+        <w:rPr>
+          <w:b w:val="0"/>
+          <w:i w:val="0"/>
+        </w:rPr>
+        <w:t>c) The cluster: restart it</w:t>
+      </w:r>
+    </w:p>
+    <w:p>
+      <w:pPr>
+        <w:pStyle w:val="ListBullet"/>
+      </w:pPr>
+      <w:r>
+        <w:rPr>
+          <w:b w:val="0"/>
+          <w:i w:val="0"/>
+        </w:rPr>
+        <w:t>d) The table permissions</w:t>
+      </w:r>
+    </w:p>
+    <w:p>
+      <w:r>
+        <w:rPr>
           <w:b/>
           <w:i w:val="0"/>
         </w:rPr>
-        <w:t>Spark Classic</w:t>
-      </w:r>
-      <w:r>
-        <w:rPr>
-          <w:b w:val="0"/>
-          <w:i w:val="0"/>
-        </w:rPr>
-        <w:t xml:space="preserve"> runs your Python next to a JVM driver through </w:t>
-      </w:r>
+        <w:t>Why?</w:t>
+      </w:r>
+    </w:p>
+    <w:p>
+      <w:pPr>
+        <w:pStyle w:val="ListBullet"/>
+      </w:pPr>
+      <w:r>
+        <w:rPr>
+          <w:b w:val="0"/>
+          <w:i w:val="0"/>
+        </w:rPr>
+        <w:t>r1) Class 42 errors mean the code names something that does not exist. The message suggests the right name.</w:t>
+      </w:r>
+    </w:p>
+    <w:p>
+      <w:pPr>
+        <w:pStyle w:val="ListBullet"/>
+      </w:pPr>
+      <w:r>
+        <w:rPr>
+          <w:b w:val="0"/>
+          <w:i w:val="0"/>
+        </w:rPr>
+        <w:t>r2) Spark always suggests the column you meant.</w:t>
+      </w:r>
+    </w:p>
+    <w:p>
+      <w:pPr>
+        <w:pStyle w:val="Heading5"/>
+      </w:pPr>
+      <w:r>
+        <w:t>Exercise 2. Multiple choice (level 2)</w:t>
+      </w:r>
+    </w:p>
+    <w:p>
+      <w:r>
+        <w:rPr>
+          <w:rFonts w:ascii="Consolas" w:hAnsi="Consolas" w:eastAsia="Consolas"/>
+          <w:b w:val="0"/>
+          <w:sz w:val="19"/>
+        </w:rPr>
+        <w:t>pass_rate</w:t>
+      </w:r>
+      <w:r>
+        <w:rPr>
+          <w:b w:val="0"/>
+          <w:i w:val="0"/>
+        </w:rPr>
+        <w:t xml:space="preserve"> in your </w:t>
+      </w:r>
+      <w:r>
+        <w:rPr>
+          <w:rFonts w:ascii="Consolas" w:hAnsi="Consolas" w:eastAsia="Consolas"/>
+          <w:b w:val="0"/>
+          <w:sz w:val="19"/>
+        </w:rPr>
+        <w:t>data_contracts.py</w:t>
+      </w:r>
+      <w:r>
+        <w:rPr>
+          <w:b w:val="0"/>
+          <w:i w:val="0"/>
+        </w:rPr>
+        <w:t xml:space="preserve"> runs </w:t>
+      </w:r>
+      <w:r>
+        <w:rPr>
+          <w:rFonts w:ascii="Consolas" w:hAnsi="Consolas" w:eastAsia="Consolas"/>
+          <w:b w:val="0"/>
+          <w:sz w:val="19"/>
+        </w:rPr>
+        <w:t>sum(1 for c in self.checks if c.status == "PASS")</w:t>
+      </w:r>
+      <w:r>
+        <w:rPr>
+          <w:b w:val="0"/>
+          <w:i w:val="0"/>
+        </w:rPr>
+        <w:t xml:space="preserve"> and fails with </w:t>
+      </w:r>
+      <w:r>
+        <w:rPr>
+          <w:rFonts w:ascii="Consolas" w:hAnsi="Consolas" w:eastAsia="Consolas"/>
+          <w:b w:val="0"/>
+          <w:sz w:val="19"/>
+        </w:rPr>
+        <w:t>[NOT_COLUMN_OR_STR] Argument</w:t>
+      </w:r>
+      <w:r>
+        <w:rPr>
+          <w:b w:val="0"/>
+          <w:i w:val="0"/>
+        </w:rPr>
+        <w:t>col</w:t>
+      </w:r>
+      <w:r>
+        <w:rPr>
+          <w:rFonts w:ascii="Consolas" w:hAnsi="Consolas" w:eastAsia="Consolas"/>
+          <w:b w:val="0"/>
+          <w:sz w:val="19"/>
+        </w:rPr>
+        <w:t>should be a Column or str, got generator</w:t>
+      </w:r>
+      <w:r>
+        <w:rPr>
+          <w:b w:val="0"/>
+          <w:i w:val="0"/>
+        </w:rPr>
+        <w:t>. What is the cause?</w:t>
+      </w:r>
+    </w:p>
+    <w:p>
+      <w:pPr>
+        <w:pStyle w:val="ListBullet"/>
+      </w:pPr>
+      <w:r>
+        <w:rPr>
+          <w:b w:val="0"/>
+          <w:i w:val="0"/>
+        </w:rPr>
+        <w:t xml:space="preserve">a) </w:t>
+      </w:r>
+      <w:r>
+        <w:rPr>
+          <w:rFonts w:ascii="Consolas" w:hAnsi="Consolas" w:eastAsia="Consolas"/>
+          <w:b w:val="0"/>
+          <w:sz w:val="19"/>
+        </w:rPr>
+        <w:t>sum</w:t>
+      </w:r>
+      <w:r>
+        <w:rPr>
+          <w:b w:val="0"/>
+          <w:i w:val="0"/>
+        </w:rPr>
+        <w:t xml:space="preserve"> is PySpark's sum, imported by name, which shadows Python's built-in</w:t>
+      </w:r>
+    </w:p>
+    <w:p>
+      <w:pPr>
+        <w:pStyle w:val="ListBullet"/>
+      </w:pPr>
+      <w:r>
+        <w:rPr>
+          <w:b w:val="0"/>
+          <w:i w:val="0"/>
+        </w:rPr>
+        <w:t>b) self.checks is a DataFrame</w:t>
+      </w:r>
+    </w:p>
+    <w:p>
+      <w:pPr>
+        <w:pStyle w:val="ListBullet"/>
+      </w:pPr>
+      <w:r>
+        <w:rPr>
+          <w:b w:val="0"/>
+          <w:i w:val="0"/>
+        </w:rPr>
+        <w:t>c) Generators are not allowed in dataclasses</w:t>
+      </w:r>
+    </w:p>
+    <w:p>
+      <w:pPr>
+        <w:pStyle w:val="ListBullet"/>
+      </w:pPr>
+      <w:r>
+        <w:rPr>
+          <w:b w:val="0"/>
+          <w:i w:val="0"/>
+        </w:rPr>
+        <w:t>d) The status column is missing</w:t>
+      </w:r>
+    </w:p>
+    <w:p>
       <w:r>
         <w:rPr>
           <w:b/>
           <w:i w:val="0"/>
         </w:rPr>
-        <w:t>Py4J</w:t>
-      </w:r>
-      <w:r>
-        <w:rPr>
-          <w:b w:val="0"/>
-          <w:i w:val="0"/>
-        </w:rPr>
-        <w:t xml:space="preserve">. PySpark converts most engine errors into Python classes such as </w:t>
+        <w:t>Why?</w:t>
+      </w:r>
+    </w:p>
+    <w:p>
+      <w:pPr>
+        <w:pStyle w:val="ListBullet"/>
+      </w:pPr>
+      <w:r>
+        <w:rPr>
+          <w:b w:val="0"/>
+          <w:i w:val="0"/>
+        </w:rPr>
+        <w:t xml:space="preserve">r1) </w:t>
       </w:r>
       <w:r>
         <w:rPr>
@@ -4673,14 +4445,43 @@
           <w:b w:val="0"/>
           <w:sz w:val="19"/>
         </w:rPr>
-        <w:t>AnalysisException</w:t>
-      </w:r>
-      <w:r>
-        <w:rPr>
-          <w:b w:val="0"/>
-          <w:i w:val="0"/>
-        </w:rPr>
-        <w:t xml:space="preserve">. Some still arrive raw, as </w:t>
+        <w:t>from pyspark.sql.functions import sum</w:t>
+      </w:r>
+      <w:r>
+        <w:rPr>
+          <w:b w:val="0"/>
+          <w:i w:val="0"/>
+        </w:rPr>
+        <w:t xml:space="preserve"> replaces the built-in in that module, so the generator goes to Spark's sum.</w:t>
+      </w:r>
+    </w:p>
+    <w:p>
+      <w:pPr>
+        <w:pStyle w:val="ListBullet"/>
+      </w:pPr>
+      <w:r>
+        <w:rPr>
+          <w:b w:val="0"/>
+          <w:i w:val="0"/>
+        </w:rPr>
+        <w:t>r2) PySpark disables Python built-ins in notebooks.</w:t>
+      </w:r>
+    </w:p>
+    <w:p>
+      <w:pPr>
+        <w:pStyle w:val="Heading5"/>
+      </w:pPr>
+      <w:r>
+        <w:t>Exercise 3. Spot the bug (level 3)</w:t>
+      </w:r>
+    </w:p>
+    <w:p>
+      <w:r>
+        <w:rPr>
+          <w:b w:val="0"/>
+          <w:i w:val="0"/>
+        </w:rPr>
+        <w:t xml:space="preserve">This job fails on line 5 with </w:t>
       </w:r>
       <w:r>
         <w:rPr>
@@ -4688,14 +4489,44 @@
           <w:b w:val="0"/>
           <w:sz w:val="19"/>
         </w:rPr>
-        <w:t>py4j.protocol.Py4JJavaError</w:t>
-      </w:r>
-      <w:r>
-        <w:rPr>
-          <w:b w:val="0"/>
-          <w:i w:val="0"/>
-        </w:rPr>
-        <w:t>:</w:t>
+        <w:t>[CAST_INVALID_INPUT] The value 'n/a' of the type "STRING" cannot be cast to "INT"</w:t>
+      </w:r>
+      <w:r>
+        <w:rPr>
+          <w:b w:val="0"/>
+          <w:i w:val="0"/>
+        </w:rPr>
+        <w:t xml:space="preserve"> and </w:t>
+      </w:r>
+      <w:r>
+        <w:rPr>
+          <w:rFonts w:ascii="Consolas" w:hAnsi="Consolas" w:eastAsia="Consolas"/>
+          <w:b w:val="0"/>
+          <w:sz w:val="19"/>
+        </w:rPr>
+        <w:t>"cast" was called from ... line 3</w:t>
+      </w:r>
+      <w:r>
+        <w:rPr>
+          <w:b w:val="0"/>
+          <w:i w:val="0"/>
+        </w:rPr>
+        <w:t xml:space="preserve">. Tap the line that causes it, then fix it so bad ages become null. Keep </w:t>
+      </w:r>
+      <w:r>
+        <w:rPr>
+          <w:rFonts w:ascii="Consolas" w:hAnsi="Consolas" w:eastAsia="Consolas"/>
+          <w:b w:val="0"/>
+          <w:sz w:val="19"/>
+        </w:rPr>
+        <w:t>functions as F</w:t>
+      </w:r>
+      <w:r>
+        <w:rPr>
+          <w:b w:val="0"/>
+          <w:i w:val="0"/>
+        </w:rPr>
+        <w:t>.</w:t>
       </w:r>
     </w:p>
     <w:tbl>
@@ -4733,7 +4564,7 @@
                 <w:b w:val="0"/>
                 <w:sz w:val="16"/>
               </w:rPr>
-              <w:t>Py4JJavaError: An error occurred while calling</w:t>
+              <w:t>from pyspark.sql import functions as F</w:t>
             </w:r>
           </w:p>
           <w:p>
@@ -4756,7 +4587,7 @@
                 <w:b w:val="0"/>
                 <w:sz w:val="16"/>
               </w:rPr>
-              <w:t>z:org.apache.spark.api.python.PythonRDD.collectAndServe.</w:t>
+              <w:t xml:space="preserve"> </w:t>
             </w:r>
           </w:p>
           <w:p>
@@ -4779,7 +4610,7 @@
                 <w:b w:val="0"/>
                 <w:sz w:val="16"/>
               </w:rPr>
-              <w:t>: org.apache.spark.SparkException: Job aborted due to stage failure ...</w:t>
+              <w:t>silver = bronze.withColumn("age", F.col("age").cast("int"))</w:t>
             </w:r>
           </w:p>
           <w:p>
@@ -4802,7 +4633,7 @@
                 <w:b w:val="0"/>
                 <w:sz w:val="16"/>
               </w:rPr>
-              <w:t>Caused by: org.apache.spark.api.python.PythonException: Traceback ...</w:t>
+              <w:t>silver = silver.withColumn("wave_id", F.lit(wave_id))</w:t>
             </w:r>
           </w:p>
           <w:p>
@@ -4825,30 +4656,7 @@
                 <w:b w:val="0"/>
                 <w:sz w:val="16"/>
               </w:rPr>
-              <w:t xml:space="preserve">  File "/repo/job.py", line 5, in &lt;lambda&gt;</w:t>
-            </w:r>
-          </w:p>
-          <w:p>
-            <w:pPr>
-              <w:spacing w:before="0" w:after="0" w:line="240" w:lineRule="auto"/>
-              <w:ind w:left="567" w:hanging="567"/>
-            </w:pPr>
-            <w:r>
-              <w:rPr>
-                <w:rFonts w:ascii="Consolas" w:hAnsi="Consolas" w:eastAsia="Consolas"/>
-                <w:b w:val="0"/>
-                <w:color w:val="5B6875"/>
-                <w:sz w:val="16"/>
-              </w:rPr>
-              <w:t xml:space="preserve">   6  </w:t>
-            </w:r>
-            <w:r>
-              <w:rPr>
-                <w:rFonts w:ascii="Consolas" w:hAnsi="Consolas" w:eastAsia="Consolas"/>
-                <w:b w:val="0"/>
-                <w:sz w:val="16"/>
-              </w:rPr>
-              <w:t>ZeroDivisionError: division by zero</w:t>
+              <w:t>silver.write.mode("append").saveAsTable("research_silver.nat_respondents")</w:t>
             </w:r>
           </w:p>
         </w:tc>
@@ -4859,61 +4667,170 @@
       <w:r>
         <w:rPr>
           <w:b w:val="0"/>
-          <w:i w:val="0"/>
-        </w:rPr>
-        <w:t xml:space="preserve">Skip the Java frames. Search for the </w:t>
-      </w:r>
-      <w:r>
-        <w:rPr>
-          <w:b/>
-          <w:i w:val="0"/>
-        </w:rPr>
-        <w:t xml:space="preserve">last </w:t>
-      </w:r>
-      <w:r>
-        <w:rPr>
-          <w:rFonts w:ascii="Consolas" w:hAnsi="Consolas" w:eastAsia="Consolas"/>
-          <w:b w:val="0"/>
-          <w:sz w:val="19"/>
-        </w:rPr>
-        <w:t>Caused by:</w:t>
-      </w:r>
-      <w:r>
-        <w:rPr>
-          <w:b w:val="0"/>
-          <w:i w:val="0"/>
-        </w:rPr>
-        <w:t xml:space="preserve"> line and the Python traceback inside it. That is your bug.</w:t>
+          <w:i/>
+        </w:rPr>
+        <w:t>Write down the line number of the bug. Then write the fix.</w:t>
       </w:r>
     </w:p>
     <w:p>
-      <w:r>
-        <w:rPr>
-          <w:b/>
-          <w:i w:val="0"/>
-        </w:rPr>
-        <w:t>Spark Connect</w:t>
-      </w:r>
-      <w:r>
-        <w:rPr>
-          <w:b w:val="0"/>
-          <w:i w:val="0"/>
-        </w:rPr>
-        <w:t xml:space="preserve"> sends a query plan to a remote server over gRPC. Databricks </w:t>
-      </w:r>
-      <w:r>
-        <w:rPr>
-          <w:b/>
-          <w:i w:val="0"/>
-        </w:rPr>
-        <w:t>serverless compute uses Spark Connect</w:t>
-      </w:r>
-      <w:r>
-        <w:rPr>
-          <w:b w:val="0"/>
-          <w:i w:val="0"/>
-        </w:rPr>
-        <w:t>, and supports only Spark Connect APIs. Three differences matter when you debug:</w:t>
+      <w:pPr>
+        <w:pStyle w:val="Heading5"/>
+      </w:pPr>
+      <w:r>
+        <w:t>Exercise 4. Write the function (level 3)</w:t>
+      </w:r>
+    </w:p>
+    <w:p>
+      <w:r>
+        <w:rPr>
+          <w:b w:val="0"/>
+          <w:i w:val="0"/>
+        </w:rPr>
+        <w:t xml:space="preserve">Write </w:t>
+      </w:r>
+      <w:r>
+        <w:rPr>
+          <w:rFonts w:ascii="Consolas" w:hAnsi="Consolas" w:eastAsia="Consolas"/>
+          <w:b w:val="0"/>
+          <w:sz w:val="19"/>
+        </w:rPr>
+        <w:t>triage(message: str) -&gt; tuple[str | None, str]</w:t>
+      </w:r>
+      <w:r>
+        <w:rPr>
+          <w:b w:val="0"/>
+          <w:i w:val="0"/>
+        </w:rPr>
+        <w:t xml:space="preserve"> for Spark error messages. Extract the error condition, the text in the first </w:t>
+      </w:r>
+      <w:r>
+        <w:rPr>
+          <w:rFonts w:ascii="Consolas" w:hAnsi="Consolas" w:eastAsia="Consolas"/>
+          <w:b w:val="0"/>
+          <w:sz w:val="19"/>
+        </w:rPr>
+        <w:t>[...]</w:t>
+      </w:r>
+      <w:r>
+        <w:rPr>
+          <w:b w:val="0"/>
+          <w:i w:val="0"/>
+        </w:rPr>
+        <w:t xml:space="preserve"> at the start of the message, or </w:t>
+      </w:r>
+      <w:r>
+        <w:rPr>
+          <w:rFonts w:ascii="Consolas" w:hAnsi="Consolas" w:eastAsia="Consolas"/>
+          <w:b w:val="0"/>
+          <w:sz w:val="19"/>
+        </w:rPr>
+        <w:t>None</w:t>
+      </w:r>
+      <w:r>
+        <w:rPr>
+          <w:b w:val="0"/>
+          <w:i w:val="0"/>
+        </w:rPr>
+        <w:t>. Then classify by the SQLSTATE at the end (</w:t>
+      </w:r>
+      <w:r>
+        <w:rPr>
+          <w:rFonts w:ascii="Consolas" w:hAnsi="Consolas" w:eastAsia="Consolas"/>
+          <w:b w:val="0"/>
+          <w:sz w:val="19"/>
+        </w:rPr>
+        <w:t>SQLSTATE: 42703</w:t>
+      </w:r>
+      <w:r>
+        <w:rPr>
+          <w:b w:val="0"/>
+          <w:i w:val="0"/>
+        </w:rPr>
+        <w:t xml:space="preserve">): class </w:t>
+      </w:r>
+      <w:r>
+        <w:rPr>
+          <w:rFonts w:ascii="Consolas" w:hAnsi="Consolas" w:eastAsia="Consolas"/>
+          <w:b w:val="0"/>
+          <w:sz w:val="19"/>
+        </w:rPr>
+        <w:t>"42"</w:t>
+      </w:r>
+      <w:r>
+        <w:rPr>
+          <w:b w:val="0"/>
+          <w:i w:val="0"/>
+        </w:rPr>
+        <w:t xml:space="preserve"> gives </w:t>
+      </w:r>
+      <w:r>
+        <w:rPr>
+          <w:rFonts w:ascii="Consolas" w:hAnsi="Consolas" w:eastAsia="Consolas"/>
+          <w:b w:val="0"/>
+          <w:sz w:val="19"/>
+        </w:rPr>
+        <w:t>"code"</w:t>
+      </w:r>
+      <w:r>
+        <w:rPr>
+          <w:b w:val="0"/>
+          <w:i w:val="0"/>
+        </w:rPr>
+        <w:t xml:space="preserve">, class </w:t>
+      </w:r>
+      <w:r>
+        <w:rPr>
+          <w:rFonts w:ascii="Consolas" w:hAnsi="Consolas" w:eastAsia="Consolas"/>
+          <w:b w:val="0"/>
+          <w:sz w:val="19"/>
+        </w:rPr>
+        <w:t>"22"</w:t>
+      </w:r>
+      <w:r>
+        <w:rPr>
+          <w:b w:val="0"/>
+          <w:i w:val="0"/>
+        </w:rPr>
+        <w:t xml:space="preserve"> gives </w:t>
+      </w:r>
+      <w:r>
+        <w:rPr>
+          <w:rFonts w:ascii="Consolas" w:hAnsi="Consolas" w:eastAsia="Consolas"/>
+          <w:b w:val="0"/>
+          <w:sz w:val="19"/>
+        </w:rPr>
+        <w:t>"data"</w:t>
+      </w:r>
+      <w:r>
+        <w:rPr>
+          <w:b w:val="0"/>
+          <w:i w:val="0"/>
+        </w:rPr>
+        <w:t xml:space="preserve">, anything else or no SQLSTATE gives </w:t>
+      </w:r>
+      <w:r>
+        <w:rPr>
+          <w:rFonts w:ascii="Consolas" w:hAnsi="Consolas" w:eastAsia="Consolas"/>
+          <w:b w:val="0"/>
+          <w:sz w:val="19"/>
+        </w:rPr>
+        <w:t>"unknown"</w:t>
+      </w:r>
+      <w:r>
+        <w:rPr>
+          <w:b w:val="0"/>
+          <w:i w:val="0"/>
+        </w:rPr>
+        <w:t>.</w:t>
+      </w:r>
+    </w:p>
+    <w:p>
+      <w:r>
+        <w:rPr>
+          <w:b w:val="0"/>
+          <w:i w:val="0"/>
+        </w:rPr>
+        <w:t>Your code must pass these checks:</w:t>
       </w:r>
     </w:p>
     <w:p>
@@ -4922,122 +4839,10 @@
       </w:pPr>
       <w:r>
         <w:rPr>
-          <w:b/>
-          <w:i w:val="0"/>
-        </w:rPr>
-        <w:t>Analysis is deferred.</w:t>
-      </w:r>
-      <w:r>
-        <w:rPr>
-          <w:b w:val="0"/>
-          <w:i w:val="0"/>
-        </w:rPr>
-        <w:t xml:space="preserve"> Classic Spark rejects a misspelt column when you call </w:t>
-      </w:r>
-      <w:r>
-        <w:rPr>
-          <w:rFonts w:ascii="Consolas" w:hAnsi="Consolas" w:eastAsia="Consolas"/>
-          <w:b w:val="0"/>
-          <w:sz w:val="19"/>
-        </w:rPr>
-        <w:t>select</w:t>
-      </w:r>
-      <w:r>
-        <w:rPr>
-          <w:b w:val="0"/>
-          <w:i w:val="0"/>
-        </w:rPr>
-        <w:t xml:space="preserve">. Spark Connect accepts the </w:t>
-      </w:r>
-      <w:r>
-        <w:rPr>
-          <w:rFonts w:ascii="Consolas" w:hAnsi="Consolas" w:eastAsia="Consolas"/>
-          <w:b w:val="0"/>
-          <w:sz w:val="19"/>
-        </w:rPr>
-        <w:t>select</w:t>
-      </w:r>
-      <w:r>
-        <w:rPr>
-          <w:b w:val="0"/>
-          <w:i w:val="0"/>
-        </w:rPr>
-        <w:t xml:space="preserve"> and raises </w:t>
-      </w:r>
-      <w:r>
-        <w:rPr>
-          <w:rFonts w:ascii="Consolas" w:hAnsi="Consolas" w:eastAsia="Consolas"/>
-          <w:b w:val="0"/>
-          <w:sz w:val="19"/>
-        </w:rPr>
-        <w:t>AnalysisException</w:t>
-      </w:r>
-      <w:r>
-        <w:rPr>
-          <w:b w:val="0"/>
-          <w:i w:val="0"/>
-        </w:rPr>
-        <w:t xml:space="preserve"> at the action, or when you read </w:t>
-      </w:r>
-      <w:r>
-        <w:rPr>
-          <w:rFonts w:ascii="Consolas" w:hAnsi="Consolas" w:eastAsia="Consolas"/>
-          <w:b w:val="0"/>
-          <w:sz w:val="19"/>
-        </w:rPr>
-        <w:t>df.columns</w:t>
-      </w:r>
-      <w:r>
-        <w:rPr>
-          <w:b w:val="0"/>
-          <w:i w:val="0"/>
-        </w:rPr>
-        <w:t xml:space="preserve"> or </w:t>
-      </w:r>
-      <w:r>
-        <w:rPr>
-          <w:rFonts w:ascii="Consolas" w:hAnsi="Consolas" w:eastAsia="Consolas"/>
-          <w:b w:val="0"/>
-          <w:sz w:val="19"/>
-        </w:rPr>
-        <w:t>df.schema</w:t>
-      </w:r>
-      <w:r>
-        <w:rPr>
-          <w:b w:val="0"/>
-          <w:i w:val="0"/>
-        </w:rPr>
-        <w:t xml:space="preserve">. A </w:t>
-      </w:r>
-      <w:r>
-        <w:rPr>
-          <w:rFonts w:ascii="Consolas" w:hAnsi="Consolas" w:eastAsia="Consolas"/>
-          <w:b w:val="0"/>
-          <w:sz w:val="19"/>
-        </w:rPr>
-        <w:t>try</w:t>
-      </w:r>
-      <w:r>
-        <w:rPr>
-          <w:b w:val="0"/>
-          <w:i w:val="0"/>
-        </w:rPr>
-        <w:t xml:space="preserve"> around the </w:t>
-      </w:r>
-      <w:r>
-        <w:rPr>
-          <w:rFonts w:ascii="Consolas" w:hAnsi="Consolas" w:eastAsia="Consolas"/>
-          <w:b w:val="0"/>
-          <w:sz w:val="19"/>
-        </w:rPr>
-        <w:t>select</w:t>
-      </w:r>
-      <w:r>
-        <w:rPr>
-          <w:b w:val="0"/>
-          <w:i w:val="0"/>
-        </w:rPr>
-        <w:t xml:space="preserve"> catches nothing.</w:t>
+          <w:b w:val="0"/>
+          <w:i w:val="0"/>
+        </w:rPr>
+        <w:t>Class 42 is a code error. Extract the condition inside the first brackets.</w:t>
       </w:r>
     </w:p>
     <w:p>
@@ -5046,77 +4851,10 @@
       </w:pPr>
       <w:r>
         <w:rPr>
-          <w:b/>
-          <w:i w:val="0"/>
-        </w:rPr>
-        <w:t xml:space="preserve">Error classes live in </w:t>
-      </w:r>
-      <w:r>
-        <w:rPr>
-          <w:rFonts w:ascii="Consolas" w:hAnsi="Consolas" w:eastAsia="Consolas"/>
-          <w:b w:val="0"/>
-          <w:sz w:val="19"/>
-        </w:rPr>
-        <w:t>pyspark.errors.exceptions.connect</w:t>
-      </w:r>
-      <w:r>
-        <w:rPr>
-          <w:b/>
-          <w:i w:val="0"/>
-        </w:rPr>
-        <w:t>.</w:t>
-      </w:r>
-      <w:r>
-        <w:rPr>
-          <w:b w:val="0"/>
-          <w:i w:val="0"/>
-        </w:rPr>
-        <w:t xml:space="preserve"> They subclass </w:t>
-      </w:r>
-      <w:r>
-        <w:rPr>
-          <w:rFonts w:ascii="Consolas" w:hAnsi="Consolas" w:eastAsia="Consolas"/>
-          <w:b w:val="0"/>
-          <w:sz w:val="19"/>
-        </w:rPr>
-        <w:t>SparkConnectGrpcException</w:t>
-      </w:r>
-      <w:r>
-        <w:rPr>
-          <w:b w:val="0"/>
-          <w:i w:val="0"/>
-        </w:rPr>
-        <w:t xml:space="preserve"> and the familiar base classes, so </w:t>
-      </w:r>
-      <w:r>
-        <w:rPr>
-          <w:rFonts w:ascii="Consolas" w:hAnsi="Consolas" w:eastAsia="Consolas"/>
-          <w:b w:val="0"/>
-          <w:sz w:val="19"/>
-        </w:rPr>
-        <w:t>except pyspark.errors.AnalysisException</w:t>
-      </w:r>
-      <w:r>
-        <w:rPr>
-          <w:b w:val="0"/>
-          <w:i w:val="0"/>
-        </w:rPr>
-        <w:t xml:space="preserve"> still works. The message ends with a </w:t>
-      </w:r>
-      <w:r>
-        <w:rPr>
-          <w:rFonts w:ascii="Consolas" w:hAnsi="Consolas" w:eastAsia="Consolas"/>
-          <w:b w:val="0"/>
-          <w:sz w:val="19"/>
-        </w:rPr>
-        <w:t>JVM stacktrace:</w:t>
-      </w:r>
-      <w:r>
-        <w:rPr>
-          <w:b w:val="0"/>
-          <w:i w:val="0"/>
-        </w:rPr>
-        <w:t xml:space="preserve"> section from the server.</w:t>
+          <w:b w:val="0"/>
+          <w:i w:val="0"/>
+        </w:rPr>
+        <w:t>Class 22 is a data exception.</w:t>
       </w:r>
     </w:p>
     <w:p>
@@ -5125,123 +4863,22 @@
       </w:pPr>
       <w:r>
         <w:rPr>
-          <w:b/>
-          <w:i w:val="0"/>
-        </w:rPr>
-        <w:t>JVM-only attributes fail.</w:t>
-      </w:r>
-      <w:r>
-        <w:rPr>
-          <w:b w:val="0"/>
-          <w:i w:val="0"/>
-        </w:rPr>
-        <w:t xml:space="preserve"> </w:t>
-      </w:r>
-      <w:r>
-        <w:rPr>
-          <w:rFonts w:ascii="Consolas" w:hAnsi="Consolas" w:eastAsia="Consolas"/>
-          <w:b w:val="0"/>
-          <w:sz w:val="19"/>
-        </w:rPr>
-        <w:t>spark.sparkContext</w:t>
-      </w:r>
-      <w:r>
-        <w:rPr>
-          <w:b w:val="0"/>
-          <w:i w:val="0"/>
-        </w:rPr>
-        <w:t xml:space="preserve"> raises </w:t>
-      </w:r>
-      <w:r>
-        <w:rPr>
-          <w:rFonts w:ascii="Consolas" w:hAnsi="Consolas" w:eastAsia="Consolas"/>
-          <w:b w:val="0"/>
-          <w:sz w:val="19"/>
-        </w:rPr>
-        <w:t>[JVM_ATTRIBUTE_NOT_SUPPORTED]</w:t>
-      </w:r>
-      <w:r>
-        <w:rPr>
-          <w:b w:val="0"/>
-          <w:i w:val="0"/>
-        </w:rPr>
-        <w:t xml:space="preserve">. RDD code, such as </w:t>
-      </w:r>
-      <w:r>
-        <w:rPr>
-          <w:rFonts w:ascii="Consolas" w:hAnsi="Consolas" w:eastAsia="Consolas"/>
-          <w:b w:val="0"/>
-          <w:sz w:val="19"/>
-        </w:rPr>
-        <w:t>sc.parallelize</w:t>
-      </w:r>
-      <w:r>
-        <w:rPr>
-          <w:b w:val="0"/>
-          <w:i w:val="0"/>
-        </w:rPr>
-        <w:t>, does not run on serverless.</w:t>
-      </w:r>
-    </w:p>
-    <w:p>
-      <w:r>
-        <w:rPr>
-          <w:b w:val="0"/>
-          <w:i w:val="0"/>
-        </w:rPr>
-        <w:t xml:space="preserve">Two habits follow. Catch </w:t>
-      </w:r>
-      <w:r>
-        <w:rPr>
-          <w:rFonts w:ascii="Consolas" w:hAnsi="Consolas" w:eastAsia="Consolas"/>
-          <w:b w:val="0"/>
-          <w:sz w:val="19"/>
-        </w:rPr>
-        <w:t>pyspark.errors</w:t>
-      </w:r>
-      <w:r>
-        <w:rPr>
-          <w:b w:val="0"/>
-          <w:i w:val="0"/>
-        </w:rPr>
-        <w:t xml:space="preserve"> classes, never </w:t>
-      </w:r>
-      <w:r>
-        <w:rPr>
-          <w:rFonts w:ascii="Consolas" w:hAnsi="Consolas" w:eastAsia="Consolas"/>
-          <w:b w:val="0"/>
-          <w:sz w:val="19"/>
-        </w:rPr>
-        <w:t>Py4JJavaError</w:t>
-      </w:r>
-      <w:r>
-        <w:rPr>
-          <w:b w:val="0"/>
-          <w:i w:val="0"/>
-        </w:rPr>
-        <w:t xml:space="preserve">, so the same code works on both. And place error handling around the </w:t>
-      </w:r>
-      <w:r>
-        <w:rPr>
-          <w:b/>
-          <w:i w:val="0"/>
-        </w:rPr>
-        <w:t>action</w:t>
-      </w:r>
-      <w:r>
-        <w:rPr>
-          <w:b w:val="0"/>
-          <w:i w:val="0"/>
-        </w:rPr>
-        <w:t>, where both modes raise, not around the transformation.</w:t>
+          <w:b w:val="0"/>
+          <w:i w:val="0"/>
+        </w:rPr>
+        <w:t>Read the class from the SQLSTATE, not from any '42' in the message.</w:t>
       </w:r>
     </w:p>
     <w:p>
       <w:pPr>
-        <w:pStyle w:val="Heading4"/>
+        <w:pStyle w:val="ListBullet"/>
       </w:pPr>
       <w:r>
-        <w:t>Why it matters</w:t>
+        <w:rPr>
+          <w:b w:val="0"/>
+          <w:i w:val="0"/>
+        </w:rPr>
+        <w:t>No brackets and no SQLSTATE: (None, 'unknown').</w:t>
       </w:r>
     </w:p>
     <w:p>
@@ -5250,135 +4887,7 @@
           <w:b w:val="0"/>
           <w:i w:val="0"/>
         </w:rPr>
-        <w:t xml:space="preserve">A notebook wrapped </w:t>
-      </w:r>
-      <w:r>
-        <w:rPr>
-          <w:rFonts w:ascii="Consolas" w:hAnsi="Consolas" w:eastAsia="Consolas"/>
-          <w:b w:val="0"/>
-          <w:sz w:val="19"/>
-        </w:rPr>
-        <w:t>df.select(col(name))</w:t>
-      </w:r>
-      <w:r>
-        <w:rPr>
-          <w:b w:val="0"/>
-          <w:i w:val="0"/>
-        </w:rPr>
-        <w:t xml:space="preserve"> in </w:t>
-      </w:r>
-      <w:r>
-        <w:rPr>
-          <w:rFonts w:ascii="Consolas" w:hAnsi="Consolas" w:eastAsia="Consolas"/>
-          <w:b w:val="0"/>
-          <w:sz w:val="19"/>
-        </w:rPr>
-        <w:t>try/except AnalysisException</w:t>
-      </w:r>
-      <w:r>
-        <w:rPr>
-          <w:b w:val="0"/>
-          <w:i w:val="0"/>
-        </w:rPr>
-        <w:t xml:space="preserve"> to skip columns missing from older waves. It worked on a classic cluster. After the team moved the job to serverless, the </w:t>
-      </w:r>
-      <w:r>
-        <w:rPr>
-          <w:rFonts w:ascii="Consolas" w:hAnsi="Consolas" w:eastAsia="Consolas"/>
-          <w:b w:val="0"/>
-          <w:sz w:val="19"/>
-        </w:rPr>
-        <w:t>except</w:t>
-      </w:r>
-      <w:r>
-        <w:rPr>
-          <w:b w:val="0"/>
-          <w:i w:val="0"/>
-        </w:rPr>
-        <w:t xml:space="preserve"> never fired: the </w:t>
-      </w:r>
-      <w:r>
-        <w:rPr>
-          <w:rFonts w:ascii="Consolas" w:hAnsi="Consolas" w:eastAsia="Consolas"/>
-          <w:b w:val="0"/>
-          <w:sz w:val="19"/>
-        </w:rPr>
-        <w:t>select</w:t>
-      </w:r>
-      <w:r>
-        <w:rPr>
-          <w:b w:val="0"/>
-          <w:i w:val="0"/>
-        </w:rPr>
-        <w:t xml:space="preserve"> succeeded, and the </w:t>
-      </w:r>
-      <w:r>
-        <w:rPr>
-          <w:rFonts w:ascii="Consolas" w:hAnsi="Consolas" w:eastAsia="Consolas"/>
-          <w:b w:val="0"/>
-          <w:sz w:val="19"/>
-        </w:rPr>
-        <w:t>write</w:t>
-      </w:r>
-      <w:r>
-        <w:rPr>
-          <w:b w:val="0"/>
-          <w:i w:val="0"/>
-        </w:rPr>
-        <w:t xml:space="preserve"> failed with the same </w:t>
-      </w:r>
-      <w:r>
-        <w:rPr>
-          <w:rFonts w:ascii="Consolas" w:hAnsi="Consolas" w:eastAsia="Consolas"/>
-          <w:b w:val="0"/>
-          <w:sz w:val="19"/>
-        </w:rPr>
-        <w:t>AnalysisException</w:t>
-      </w:r>
-      <w:r>
-        <w:rPr>
-          <w:b w:val="0"/>
-          <w:i w:val="0"/>
-        </w:rPr>
-        <w:t xml:space="preserve"> two cells later. Checking </w:t>
-      </w:r>
-      <w:r>
-        <w:rPr>
-          <w:rFonts w:ascii="Consolas" w:hAnsi="Consolas" w:eastAsia="Consolas"/>
-          <w:b w:val="0"/>
-          <w:sz w:val="19"/>
-        </w:rPr>
-        <w:t>name in df.columns</w:t>
-      </w:r>
-      <w:r>
-        <w:rPr>
-          <w:b w:val="0"/>
-          <w:i w:val="0"/>
-        </w:rPr>
-        <w:t xml:space="preserve"> before the </w:t>
-      </w:r>
-      <w:r>
-        <w:rPr>
-          <w:rFonts w:ascii="Consolas" w:hAnsi="Consolas" w:eastAsia="Consolas"/>
-          <w:b w:val="0"/>
-          <w:sz w:val="19"/>
-        </w:rPr>
-        <w:t>select</w:t>
-      </w:r>
-      <w:r>
-        <w:rPr>
-          <w:b w:val="0"/>
-          <w:i w:val="0"/>
-        </w:rPr>
-        <w:t xml:space="preserve"> works in both modes.</w:t>
-      </w:r>
-    </w:p>
-    <w:p>
-      <w:pPr>
-        <w:pStyle w:val="Heading4"/>
-      </w:pPr>
-      <w:r>
-        <w:t>Worked example: weak code</w:t>
+        <w:t>Shape of the answer. The reference solution defines these names. Write the bodies yourself.</w:t>
       </w:r>
     </w:p>
     <w:tbl>
@@ -5404,19 +4913,19 @@
             <w:r>
               <w:rPr>
                 <w:rFonts w:ascii="Consolas" w:hAnsi="Consolas" w:eastAsia="Consolas"/>
-                <w:b/>
+                <w:b w:val="0"/>
                 <w:color w:val="5B6875"/>
                 <w:sz w:val="16"/>
               </w:rPr>
-              <w:t xml:space="preserve"> [1]  </w:t>
-            </w:r>
-            <w:r>
-              <w:rPr>
-                <w:rFonts w:ascii="Consolas" w:hAnsi="Consolas" w:eastAsia="Consolas"/>
-                <w:b w:val="0"/>
-                <w:sz w:val="16"/>
-              </w:rPr>
-              <w:t>from py4j.protocol import Py4JJavaError</w:t>
+              <w:t xml:space="preserve">   1  </w:t>
+            </w:r>
+            <w:r>
+              <w:rPr>
+                <w:rFonts w:ascii="Consolas" w:hAnsi="Consolas" w:eastAsia="Consolas"/>
+                <w:b w:val="0"/>
+                <w:sz w:val="16"/>
+              </w:rPr>
+              <w:t># Module constant.</w:t>
             </w:r>
           </w:p>
           <w:p>
@@ -5439,7 +4948,7 @@
                 <w:b w:val="0"/>
                 <w:sz w:val="16"/>
               </w:rPr>
-              <w:t>from pyspark.sql import functions as F</w:t>
+              <w:t>CONDITION_PATTERN = ...</w:t>
             </w:r>
           </w:p>
           <w:p>
@@ -5485,7 +4994,7 @@
                 <w:b w:val="0"/>
                 <w:sz w:val="16"/>
               </w:rPr>
-              <w:t>try:</w:t>
+              <w:t># Module constant.</w:t>
             </w:r>
           </w:p>
           <w:p>
@@ -5496,19 +5005,19 @@
             <w:r>
               <w:rPr>
                 <w:rFonts w:ascii="Consolas" w:hAnsi="Consolas" w:eastAsia="Consolas"/>
-                <w:b/>
+                <w:b w:val="0"/>
                 <w:color w:val="5B6875"/>
                 <w:sz w:val="16"/>
               </w:rPr>
-              <w:t xml:space="preserve"> [2]  </w:t>
-            </w:r>
-            <w:r>
-              <w:rPr>
-                <w:rFonts w:ascii="Consolas" w:hAnsi="Consolas" w:eastAsia="Consolas"/>
-                <w:b w:val="0"/>
-                <w:sz w:val="16"/>
-              </w:rPr>
-              <w:t xml:space="preserve">    selected = df.select(F.col(optional_column))</w:t>
+              <w:t xml:space="preserve">   5  </w:t>
+            </w:r>
+            <w:r>
+              <w:rPr>
+                <w:rFonts w:ascii="Consolas" w:hAnsi="Consolas" w:eastAsia="Consolas"/>
+                <w:b w:val="0"/>
+                <w:sz w:val="16"/>
+              </w:rPr>
+              <w:t>SQLSTATE_PATTERN = ...</w:t>
             </w:r>
           </w:p>
           <w:p>
@@ -5531,7 +5040,7 @@
                 <w:b w:val="0"/>
                 <w:sz w:val="16"/>
               </w:rPr>
-              <w:t>except Py4JJavaError:</w:t>
+              <w:t xml:space="preserve"> </w:t>
             </w:r>
           </w:p>
           <w:p>
@@ -5554,7 +5063,7 @@
                 <w:b w:val="0"/>
                 <w:sz w:val="16"/>
               </w:rPr>
-              <w:t xml:space="preserve">    selected = df</w:t>
+              <w:t># Module constant.</w:t>
             </w:r>
           </w:p>
           <w:p>
@@ -5577,54 +5086,89 @@
                 <w:b w:val="0"/>
                 <w:sz w:val="16"/>
               </w:rPr>
-              <w:t>selected.write.mode("append").saveAsTable(target_table)</w:t>
+              <w:t>CLASS_LABELS = ...</w:t>
+            </w:r>
+          </w:p>
+          <w:p>
+            <w:pPr>
+              <w:spacing w:before="0" w:after="0" w:line="240" w:lineRule="auto"/>
+              <w:ind w:left="567" w:hanging="567"/>
+            </w:pPr>
+            <w:r>
+              <w:rPr>
+                <w:rFonts w:ascii="Consolas" w:hAnsi="Consolas" w:eastAsia="Consolas"/>
+                <w:b w:val="0"/>
+                <w:color w:val="5B6875"/>
+                <w:sz w:val="16"/>
+              </w:rPr>
+              <w:t xml:space="preserve">   9  </w:t>
+            </w:r>
+            <w:r>
+              <w:rPr>
+                <w:rFonts w:ascii="Consolas" w:hAnsi="Consolas" w:eastAsia="Consolas"/>
+                <w:b w:val="0"/>
+                <w:sz w:val="16"/>
+              </w:rPr>
+              <w:t xml:space="preserve"> </w:t>
+            </w:r>
+          </w:p>
+          <w:p>
+            <w:pPr>
+              <w:spacing w:before="0" w:after="0" w:line="240" w:lineRule="auto"/>
+              <w:ind w:left="567" w:hanging="567"/>
+            </w:pPr>
+            <w:r>
+              <w:rPr>
+                <w:rFonts w:ascii="Consolas" w:hAnsi="Consolas" w:eastAsia="Consolas"/>
+                <w:b w:val="0"/>
+                <w:color w:val="5B6875"/>
+                <w:sz w:val="16"/>
+              </w:rPr>
+              <w:t xml:space="preserve">  10  </w:t>
+            </w:r>
+            <w:r>
+              <w:rPr>
+                <w:rFonts w:ascii="Consolas" w:hAnsi="Consolas" w:eastAsia="Consolas"/>
+                <w:b w:val="0"/>
+                <w:sz w:val="16"/>
+              </w:rPr>
+              <w:t># Error condition and a first-pass category for a Spark error message.</w:t>
+            </w:r>
+          </w:p>
+          <w:p>
+            <w:pPr>
+              <w:spacing w:before="0" w:after="0" w:line="240" w:lineRule="auto"/>
+              <w:ind w:left="567" w:hanging="567"/>
+            </w:pPr>
+            <w:r>
+              <w:rPr>
+                <w:rFonts w:ascii="Consolas" w:hAnsi="Consolas" w:eastAsia="Consolas"/>
+                <w:b w:val="0"/>
+                <w:color w:val="5B6875"/>
+                <w:sz w:val="16"/>
+              </w:rPr>
+              <w:t xml:space="preserve">  11  </w:t>
+            </w:r>
+            <w:r>
+              <w:rPr>
+                <w:rFonts w:ascii="Consolas" w:hAnsi="Consolas" w:eastAsia="Consolas"/>
+                <w:b w:val="0"/>
+                <w:sz w:val="16"/>
+              </w:rPr>
+              <w:t>def triage(message: str) -&gt; tuple[str | None, str]: ...</w:t>
             </w:r>
           </w:p>
         </w:tc>
       </w:tr>
     </w:tbl>
+    <w:p/>
     <w:p>
-      <w:pPr>
-        <w:pStyle w:val="ListNumber"/>
-      </w:pPr>
-      <w:r>
-        <w:rPr>
-          <w:b/>
-        </w:rPr>
-        <w:t xml:space="preserve">Line 1. </w:t>
-      </w:r>
-      <w:r>
-        <w:rPr>
-          <w:b w:val="0"/>
-          <w:i w:val="0"/>
-        </w:rPr>
-        <w:t>Py4J exists only in Spark Classic. Serverless has no Py4J.</w:t>
-      </w:r>
-    </w:p>
-    <w:p>
-      <w:pPr>
-        <w:pStyle w:val="ListNumber"/>
-      </w:pPr>
-      <w:r>
-        <w:rPr>
-          <w:b/>
-        </w:rPr>
-        <w:t xml:space="preserve">Line 5. </w:t>
-      </w:r>
-      <w:r>
-        <w:rPr>
-          <w:b w:val="0"/>
-          <w:i w:val="0"/>
-        </w:rPr>
-        <w:t>Under Spark Connect this line never raises. The error arrives at the write.</w:t>
-      </w:r>
-    </w:p>
-    <w:p>
-      <w:pPr>
-        <w:pStyle w:val="Heading4"/>
-      </w:pPr>
-      <w:r>
-        <w:t>Worked example: strong code</w:t>
+      <w:r>
+        <w:rPr>
+          <w:b w:val="0"/>
+          <w:i w:val="0"/>
+        </w:rPr>
+        <w:t>Starter code:</w:t>
       </w:r>
     </w:p>
     <w:tbl>
@@ -5662,7 +5206,7 @@
                 <w:b w:val="0"/>
                 <w:sz w:val="16"/>
               </w:rPr>
-              <w:t>from pyspark.errors import AnalysisException</w:t>
+              <w:t>def triage(message):</w:t>
             </w:r>
           </w:p>
           <w:p>
@@ -5685,7 +5229,7 @@
                 <w:b w:val="0"/>
                 <w:sz w:val="16"/>
               </w:rPr>
-              <w:t>from pyspark.sql import functions as F</w:t>
+              <w:t xml:space="preserve">    if "42" in message:</w:t>
             </w:r>
           </w:p>
           <w:p>
@@ -5708,7 +5252,7 @@
                 <w:b w:val="0"/>
                 <w:sz w:val="16"/>
               </w:rPr>
-              <w:t xml:space="preserve"> </w:t>
+              <w:t xml:space="preserve">        return None, "code"</w:t>
             </w:r>
           </w:p>
           <w:p>
@@ -5719,155 +5263,49 @@
             <w:r>
               <w:rPr>
                 <w:rFonts w:ascii="Consolas" w:hAnsi="Consolas" w:eastAsia="Consolas"/>
-                <w:b/>
+                <w:b w:val="0"/>
                 <w:color w:val="5B6875"/>
                 <w:sz w:val="16"/>
               </w:rPr>
-              <w:t xml:space="preserve"> [1]  </w:t>
-            </w:r>
-            <w:r>
-              <w:rPr>
-                <w:rFonts w:ascii="Consolas" w:hAnsi="Consolas" w:eastAsia="Consolas"/>
-                <w:b w:val="0"/>
-                <w:sz w:val="16"/>
-              </w:rPr>
-              <w:t>columns = [c for c in (key_column, optional_column) if c in df.columns]</w:t>
-            </w:r>
-          </w:p>
-          <w:p>
-            <w:pPr>
-              <w:spacing w:before="0" w:after="0" w:line="240" w:lineRule="auto"/>
-              <w:ind w:left="567" w:hanging="567"/>
-            </w:pPr>
-            <w:r>
-              <w:rPr>
-                <w:rFonts w:ascii="Consolas" w:hAnsi="Consolas" w:eastAsia="Consolas"/>
-                <w:b w:val="0"/>
-                <w:color w:val="5B6875"/>
-                <w:sz w:val="16"/>
-              </w:rPr>
-              <w:t xml:space="preserve">   5  </w:t>
-            </w:r>
-            <w:r>
-              <w:rPr>
-                <w:rFonts w:ascii="Consolas" w:hAnsi="Consolas" w:eastAsia="Consolas"/>
-                <w:b w:val="0"/>
-                <w:sz w:val="16"/>
-              </w:rPr>
-              <w:t>selected = df.select(*[F.col(c) for c in columns])</w:t>
-            </w:r>
-          </w:p>
-          <w:p>
-            <w:pPr>
-              <w:spacing w:before="0" w:after="0" w:line="240" w:lineRule="auto"/>
-              <w:ind w:left="567" w:hanging="567"/>
-            </w:pPr>
-            <w:r>
-              <w:rPr>
-                <w:rFonts w:ascii="Consolas" w:hAnsi="Consolas" w:eastAsia="Consolas"/>
-                <w:b w:val="0"/>
-                <w:color w:val="5B6875"/>
-                <w:sz w:val="16"/>
-              </w:rPr>
-              <w:t xml:space="preserve">   6  </w:t>
-            </w:r>
-            <w:r>
-              <w:rPr>
-                <w:rFonts w:ascii="Consolas" w:hAnsi="Consolas" w:eastAsia="Consolas"/>
-                <w:b w:val="0"/>
-                <w:sz w:val="16"/>
-              </w:rPr>
-              <w:t>try:</w:t>
-            </w:r>
-          </w:p>
-          <w:p>
-            <w:pPr>
-              <w:spacing w:before="0" w:after="0" w:line="240" w:lineRule="auto"/>
-              <w:ind w:left="567" w:hanging="567"/>
-            </w:pPr>
-            <w:r>
-              <w:rPr>
-                <w:rFonts w:ascii="Consolas" w:hAnsi="Consolas" w:eastAsia="Consolas"/>
-                <w:b w:val="0"/>
-                <w:color w:val="5B6875"/>
-                <w:sz w:val="16"/>
-              </w:rPr>
-              <w:t xml:space="preserve">   7  </w:t>
-            </w:r>
-            <w:r>
-              <w:rPr>
-                <w:rFonts w:ascii="Consolas" w:hAnsi="Consolas" w:eastAsia="Consolas"/>
-                <w:b w:val="0"/>
-                <w:sz w:val="16"/>
-              </w:rPr>
-              <w:t xml:space="preserve">    selected.write.mode("append").saveAsTable(target_table)</w:t>
-            </w:r>
-          </w:p>
-          <w:p>
-            <w:pPr>
-              <w:spacing w:before="0" w:after="0" w:line="240" w:lineRule="auto"/>
-              <w:ind w:left="567" w:hanging="567"/>
-            </w:pPr>
-            <w:r>
-              <w:rPr>
-                <w:rFonts w:ascii="Consolas" w:hAnsi="Consolas" w:eastAsia="Consolas"/>
-                <w:b/>
-                <w:color w:val="5B6875"/>
-                <w:sz w:val="16"/>
-              </w:rPr>
-              <w:t xml:space="preserve"> [2]  </w:t>
-            </w:r>
-            <w:r>
-              <w:rPr>
-                <w:rFonts w:ascii="Consolas" w:hAnsi="Consolas" w:eastAsia="Consolas"/>
-                <w:b w:val="0"/>
-                <w:sz w:val="16"/>
-              </w:rPr>
-              <w:t>except AnalysisException as err:</w:t>
-            </w:r>
-          </w:p>
-          <w:p>
-            <w:pPr>
-              <w:spacing w:before="0" w:after="0" w:line="240" w:lineRule="auto"/>
-              <w:ind w:left="567" w:hanging="567"/>
-            </w:pPr>
-            <w:r>
-              <w:rPr>
-                <w:rFonts w:ascii="Consolas" w:hAnsi="Consolas" w:eastAsia="Consolas"/>
-                <w:b w:val="0"/>
-                <w:color w:val="5B6875"/>
-                <w:sz w:val="16"/>
-              </w:rPr>
-              <w:t xml:space="preserve">   9  </w:t>
-            </w:r>
-            <w:r>
-              <w:rPr>
-                <w:rFonts w:ascii="Consolas" w:hAnsi="Consolas" w:eastAsia="Consolas"/>
-                <w:b w:val="0"/>
-                <w:sz w:val="16"/>
-              </w:rPr>
-              <w:t xml:space="preserve">    raise RuntimeError(f"write to {target_table} failed: {err.getCondition()}") from err</w:t>
+              <w:t xml:space="preserve">   4  </w:t>
+            </w:r>
+            <w:r>
+              <w:rPr>
+                <w:rFonts w:ascii="Consolas" w:hAnsi="Consolas" w:eastAsia="Consolas"/>
+                <w:b w:val="0"/>
+                <w:sz w:val="16"/>
+              </w:rPr>
+              <w:t xml:space="preserve">    return None, "data"</w:t>
             </w:r>
           </w:p>
         </w:tc>
       </w:tr>
     </w:tbl>
+    <w:p/>
     <w:p>
       <w:pPr>
-        <w:pStyle w:val="ListNumber"/>
+        <w:pStyle w:val="Heading5"/>
       </w:pPr>
       <w:r>
-        <w:rPr>
-          <w:b/>
-        </w:rPr>
-        <w:t xml:space="preserve">Line 4. </w:t>
-      </w:r>
-      <w:r>
-        <w:rPr>
-          <w:b w:val="0"/>
-          <w:i w:val="0"/>
-        </w:rPr>
-        <w:t>Check the schema explicitly. Works the same in Classic and Connect.</w:t>
+        <w:t>Exercise 5. Architecture design (level 4)</w:t>
+      </w:r>
+    </w:p>
+    <w:p>
+      <w:r>
+        <w:rPr>
+          <w:b w:val="0"/>
+          <w:i w:val="0"/>
+        </w:rPr>
+        <w:t>Write the first-response steps for your team's runbook when a Spark job fails.</w:t>
+      </w:r>
+    </w:p>
+    <w:p>
+      <w:r>
+        <w:rPr>
+          <w:b w:val="0"/>
+          <w:i w:val="0"/>
+        </w:rPr>
+        <w:t>Options: The error condition, the SQLSTATE and the origin line, The Java stack trace from the top.</w:t>
       </w:r>
     </w:p>
     <w:p>
@@ -5876,25 +5314,34 @@
       </w:pPr>
       <w:r>
         <w:rPr>
-          <w:b/>
-        </w:rPr>
-        <w:t xml:space="preserve">Line 8. </w:t>
-      </w:r>
-      <w:r>
-        <w:rPr>
-          <w:b w:val="0"/>
-          <w:i w:val="0"/>
-        </w:rPr>
-        <w:t>A pyspark.errors class, caught around the action, where both modes raise.</w:t>
+          <w:b w:val="0"/>
+          <w:i w:val="0"/>
+        </w:rPr>
+        <w:t>First thing to read</w:t>
       </w:r>
     </w:p>
     <w:p>
-      <w:r>
-        <w:rPr>
-          <w:b w:val="0"/>
-          <w:i w:val="0"/>
-        </w:rPr>
-        <w:t>Find the last "Caused by" in a Py4J error. Under Spark Connect, expect errors at the action, and catch pyspark.errors classes.</w:t>
+      <w:pPr>
+        <w:pStyle w:val="ListNumber"/>
+      </w:pPr>
+      <w:r>
+        <w:rPr>
+          <w:b w:val="0"/>
+          <w:i w:val="0"/>
+        </w:rPr>
+        <w:t>SQLSTATE class 22 after a runtime upgrade</w:t>
+      </w:r>
+    </w:p>
+    <w:p>
+      <w:pPr>
+        <w:pStyle w:val="ListNumber"/>
+      </w:pPr>
+      <w:r>
+        <w:rPr>
+          <w:b w:val="0"/>
+          <w:i w:val="0"/>
+        </w:rPr>
+        <w:t>Handling errors in code</w:t>
       </w:r>
     </w:p>
     <w:p>
@@ -5902,7 +5349,7 @@
         <w:pStyle w:val="Heading4"/>
       </w:pPr>
       <w:r>
-        <w:t>Recap card</w:t>
+        <w:t>Sources</w:t>
       </w:r>
     </w:p>
     <w:p>
@@ -5911,17 +5358,10 @@
       </w:pPr>
       <w:r>
         <w:rPr>
-          <w:b/>
-          <w:i w:val="0"/>
-        </w:rPr>
-        <w:t>Finding the cause in a Py4JJavaError</w:t>
-      </w:r>
-      <w:r>
-        <w:rPr>
-          <w:b w:val="0"/>
-          <w:i w:val="0"/>
-        </w:rPr>
-        <w:t xml:space="preserve"> Search for the last 'Caused by:'. A Python UDF error holds a Python traceback there.</w:t>
+          <w:b w:val="0"/>
+          <w:i w:val="0"/>
+        </w:rPr>
+        <w:t>PySpark 4.0.4 error texts: UNRESOLVED_COLUMN.WITH_SUGGESTION with SQLSTATE 42703; CAST_INVALID_INPUT with SQLSTATE 22018 and an origin line; PythonException wrapping a Python traceback; NOT_COLUMN_OR_STR for a generator passed to shadowed sum; getCondition() and getSqlState() on AnalysisException; Column.try_cast exists. (verified: Local runs on PySpark 4.0.4, September 2026.)</w:t>
       </w:r>
     </w:p>
     <w:p>
@@ -5930,17 +5370,10 @@
       </w:pPr>
       <w:r>
         <w:rPr>
-          <w:b/>
-          <w:i w:val="0"/>
-        </w:rPr>
-        <w:t>Spark Connect and missing columns</w:t>
-      </w:r>
-      <w:r>
-        <w:rPr>
-          <w:b w:val="0"/>
-          <w:i w:val="0"/>
-        </w:rPr>
-        <w:t xml:space="preserve"> Analysis is deferred. The error comes at the action or when you read df.columns or df.schema.</w:t>
+          <w:b w:val="0"/>
+          <w:i w:val="0"/>
+        </w:rPr>
+        <w:t>ANSI mode is enabled by default in Apache Spark 4.0 and Databricks Runtime 17.0 and above. (verified: https://docs.databricks.com/aws/en/sql/language-manual/sql-ref-ansi-compliance (checked 2026-09-25))</w:t>
       </w:r>
     </w:p>
     <w:p>
@@ -5949,36 +5382,18 @@
       </w:pPr>
       <w:r>
         <w:rPr>
-          <w:b/>
-          <w:i w:val="0"/>
-        </w:rPr>
-        <w:t>Exception class that works on Classic and Connect</w:t>
-      </w:r>
-      <w:r>
-        <w:rPr>
-          <w:b w:val="0"/>
-          <w:i w:val="0"/>
-        </w:rPr>
-        <w:t xml:space="preserve"> pyspark.errors.AnalysisException (and other pyspark.errors classes). Not Py4JJavaError.</w:t>
+          <w:b w:val="0"/>
+          <w:i w:val="0"/>
+        </w:rPr>
+        <w:t>SQLSTATE class 22 is data exception; class 42 is syntax error or access rule violation. (verified: https://docs.databricks.com/aws/en/error-messages/sqlstates (checked 2026-09-25))</w:t>
       </w:r>
     </w:p>
     <w:p>
       <w:pPr>
-        <w:pStyle w:val="ListBullet"/>
+        <w:pStyle w:val="Heading3"/>
       </w:pPr>
       <w:r>
-        <w:rPr>
-          <w:b/>
-          <w:i w:val="0"/>
-        </w:rPr>
-        <w:t>Serverless compute and the Spark API</w:t>
-      </w:r>
-      <w:r>
-        <w:rPr>
-          <w:b w:val="0"/>
-          <w:i w:val="0"/>
-        </w:rPr>
-        <w:t xml:space="preserve"> Spark Connect only. No RDD APIs. spark.sparkContext raises JVM_ATTRIBUTE_NOT_SUPPORTED.</w:t>
+        <w:t>D1-L3 Py4J and Spark Connect errors</w:t>
       </w:r>
     </w:p>
     <w:p>
@@ -5986,24 +5401,46 @@
         <w:pStyle w:val="Heading4"/>
       </w:pPr>
       <w:r>
-        <w:t>Practice</w:t>
+        <w:t>Concept</w:t>
       </w:r>
     </w:p>
     <w:p>
-      <w:pPr>
-        <w:pStyle w:val="Heading5"/>
-      </w:pPr>
-      <w:r>
-        <w:t>Exercise 1. Multiple choice (level 1)</w:t>
+      <w:r>
+        <w:rPr>
+          <w:b w:val="0"/>
+          <w:i w:val="0"/>
+        </w:rPr>
+        <w:t>PySpark talks to the Spark engine in one of two ways, and each shapes the errors you see. Facts below were checked on PySpark 4.0.4 and the Databricks docs in September 2026.</w:t>
       </w:r>
     </w:p>
     <w:p>
       <w:r>
         <w:rPr>
-          <w:b w:val="0"/>
-          <w:i w:val="0"/>
-        </w:rPr>
-        <w:t xml:space="preserve">A raw </w:t>
+          <w:b/>
+          <w:i w:val="0"/>
+        </w:rPr>
+        <w:t>Spark Classic</w:t>
+      </w:r>
+      <w:r>
+        <w:rPr>
+          <w:b w:val="0"/>
+          <w:i w:val="0"/>
+        </w:rPr>
+        <w:t xml:space="preserve"> runs your Python next to a JVM driver through </w:t>
+      </w:r>
+      <w:r>
+        <w:rPr>
+          <w:b/>
+          <w:i w:val="0"/>
+        </w:rPr>
+        <w:t>Py4J</w:t>
+      </w:r>
+      <w:r>
+        <w:rPr>
+          <w:b w:val="0"/>
+          <w:i w:val="0"/>
+        </w:rPr>
+        <w:t xml:space="preserve">. PySpark converts most engine errors into Python classes such as </w:t>
       </w:r>
       <w:r>
         <w:rPr>
@@ -6011,126 +5448,14 @@
           <w:b w:val="0"/>
           <w:sz w:val="19"/>
         </w:rPr>
-        <w:t>Py4JJavaError</w:t>
-      </w:r>
-      <w:r>
-        <w:rPr>
-          <w:b w:val="0"/>
-          <w:i w:val="0"/>
-        </w:rPr>
-        <w:t xml:space="preserve"> fills 200 lines, mostly Java frames. Where is the cause of a Python UDF failure?</w:t>
-      </w:r>
-    </w:p>
-    <w:p>
-      <w:pPr>
-        <w:pStyle w:val="ListBullet"/>
-      </w:pPr>
-      <w:r>
-        <w:rPr>
-          <w:b w:val="0"/>
-          <w:i w:val="0"/>
-        </w:rPr>
-        <w:t>a) After the last 'Caused by:', in the Python traceback it contains</w:t>
-      </w:r>
-    </w:p>
-    <w:p>
-      <w:pPr>
-        <w:pStyle w:val="ListBullet"/>
-      </w:pPr>
-      <w:r>
-        <w:rPr>
-          <w:b w:val="0"/>
-          <w:i w:val="0"/>
-        </w:rPr>
-        <w:t>b) In the first Java frame</w:t>
-      </w:r>
-    </w:p>
-    <w:p>
-      <w:pPr>
-        <w:pStyle w:val="ListBullet"/>
-      </w:pPr>
-      <w:r>
-        <w:rPr>
-          <w:b w:val="0"/>
-          <w:i w:val="0"/>
-        </w:rPr>
-        <w:t>c) In the line 'An error occurred while calling'</w:t>
-      </w:r>
-    </w:p>
-    <w:p>
-      <w:pPr>
-        <w:pStyle w:val="ListBullet"/>
-      </w:pPr>
-      <w:r>
-        <w:rPr>
-          <w:b w:val="0"/>
-          <w:i w:val="0"/>
-        </w:rPr>
-        <w:t>d) It is not shown. You must read the executor logs</w:t>
-      </w:r>
-    </w:p>
-    <w:p>
-      <w:r>
-        <w:rPr>
-          <w:b/>
-          <w:i w:val="0"/>
-        </w:rPr>
-        <w:t>Why?</w:t>
-      </w:r>
-    </w:p>
-    <w:p>
-      <w:pPr>
-        <w:pStyle w:val="ListBullet"/>
-      </w:pPr>
-      <w:r>
-        <w:rPr>
-          <w:b w:val="0"/>
-          <w:i w:val="0"/>
-        </w:rPr>
-        <w:t>r1) The JVM wraps the Python worker's exception. The innermost cause holds the Python traceback.</w:t>
-      </w:r>
-    </w:p>
-    <w:p>
-      <w:pPr>
-        <w:pStyle w:val="ListBullet"/>
-      </w:pPr>
-      <w:r>
-        <w:rPr>
-          <w:b w:val="0"/>
-          <w:i w:val="0"/>
-        </w:rPr>
-        <w:t>r2) Java always prints the cause first.</w:t>
-      </w:r>
-    </w:p>
-    <w:p>
-      <w:pPr>
-        <w:pStyle w:val="Heading5"/>
-      </w:pPr>
-      <w:r>
-        <w:t>Exercise 2. Predict the output (level 2)</w:t>
-      </w:r>
-    </w:p>
-    <w:p>
-      <w:r>
-        <w:rPr>
-          <w:b w:val="0"/>
-          <w:i w:val="0"/>
-        </w:rPr>
-        <w:t xml:space="preserve">This runs on </w:t>
-      </w:r>
-      <w:r>
-        <w:rPr>
-          <w:b/>
-          <w:i w:val="0"/>
-        </w:rPr>
-        <w:t>serverless</w:t>
-      </w:r>
-      <w:r>
-        <w:rPr>
-          <w:b w:val="0"/>
-          <w:i w:val="0"/>
-        </w:rPr>
-        <w:t xml:space="preserve"> (Spark Connect). The DataFrame has no column </w:t>
+        <w:t>AnalysisException</w:t>
+      </w:r>
+      <w:r>
+        <w:rPr>
+          <w:b w:val="0"/>
+          <w:i w:val="0"/>
+        </w:rPr>
+        <w:t xml:space="preserve">. Some still arrive raw, as </w:t>
       </w:r>
       <w:r>
         <w:rPr>
@@ -6138,14 +5463,14 @@
           <w:b w:val="0"/>
           <w:sz w:val="19"/>
         </w:rPr>
-        <w:t>region</w:t>
-      </w:r>
-      <w:r>
-        <w:rPr>
-          <w:b w:val="0"/>
-          <w:i w:val="0"/>
-        </w:rPr>
-        <w:t>. What does it print?</w:t>
+        <w:t>py4j.protocol.Py4JJavaError</w:t>
+      </w:r>
+      <w:r>
+        <w:rPr>
+          <w:b w:val="0"/>
+          <w:i w:val="0"/>
+        </w:rPr>
+        <w:t>:</w:t>
       </w:r>
     </w:p>
     <w:tbl>
@@ -6183,6 +5508,1456 @@
                 <w:b w:val="0"/>
                 <w:sz w:val="16"/>
               </w:rPr>
+              <w:t>Py4JJavaError: An error occurred while calling</w:t>
+            </w:r>
+          </w:p>
+          <w:p>
+            <w:pPr>
+              <w:spacing w:before="0" w:after="0" w:line="240" w:lineRule="auto"/>
+              <w:ind w:left="567" w:hanging="567"/>
+            </w:pPr>
+            <w:r>
+              <w:rPr>
+                <w:rFonts w:ascii="Consolas" w:hAnsi="Consolas" w:eastAsia="Consolas"/>
+                <w:b w:val="0"/>
+                <w:color w:val="5B6875"/>
+                <w:sz w:val="16"/>
+              </w:rPr>
+              <w:t xml:space="preserve">   2  </w:t>
+            </w:r>
+            <w:r>
+              <w:rPr>
+                <w:rFonts w:ascii="Consolas" w:hAnsi="Consolas" w:eastAsia="Consolas"/>
+                <w:b w:val="0"/>
+                <w:sz w:val="16"/>
+              </w:rPr>
+              <w:t>z:org.apache.spark.api.python.PythonRDD.collectAndServe.</w:t>
+            </w:r>
+          </w:p>
+          <w:p>
+            <w:pPr>
+              <w:spacing w:before="0" w:after="0" w:line="240" w:lineRule="auto"/>
+              <w:ind w:left="567" w:hanging="567"/>
+            </w:pPr>
+            <w:r>
+              <w:rPr>
+                <w:rFonts w:ascii="Consolas" w:hAnsi="Consolas" w:eastAsia="Consolas"/>
+                <w:b w:val="0"/>
+                <w:color w:val="5B6875"/>
+                <w:sz w:val="16"/>
+              </w:rPr>
+              <w:t xml:space="preserve">   3  </w:t>
+            </w:r>
+            <w:r>
+              <w:rPr>
+                <w:rFonts w:ascii="Consolas" w:hAnsi="Consolas" w:eastAsia="Consolas"/>
+                <w:b w:val="0"/>
+                <w:sz w:val="16"/>
+              </w:rPr>
+              <w:t>: org.apache.spark.SparkException: Job aborted due to stage failure ...</w:t>
+            </w:r>
+          </w:p>
+          <w:p>
+            <w:pPr>
+              <w:spacing w:before="0" w:after="0" w:line="240" w:lineRule="auto"/>
+              <w:ind w:left="567" w:hanging="567"/>
+            </w:pPr>
+            <w:r>
+              <w:rPr>
+                <w:rFonts w:ascii="Consolas" w:hAnsi="Consolas" w:eastAsia="Consolas"/>
+                <w:b w:val="0"/>
+                <w:color w:val="5B6875"/>
+                <w:sz w:val="16"/>
+              </w:rPr>
+              <w:t xml:space="preserve">   4  </w:t>
+            </w:r>
+            <w:r>
+              <w:rPr>
+                <w:rFonts w:ascii="Consolas" w:hAnsi="Consolas" w:eastAsia="Consolas"/>
+                <w:b w:val="0"/>
+                <w:sz w:val="16"/>
+              </w:rPr>
+              <w:t>Caused by: org.apache.spark.api.python.PythonException: Traceback ...</w:t>
+            </w:r>
+          </w:p>
+          <w:p>
+            <w:pPr>
+              <w:spacing w:before="0" w:after="0" w:line="240" w:lineRule="auto"/>
+              <w:ind w:left="567" w:hanging="567"/>
+            </w:pPr>
+            <w:r>
+              <w:rPr>
+                <w:rFonts w:ascii="Consolas" w:hAnsi="Consolas" w:eastAsia="Consolas"/>
+                <w:b w:val="0"/>
+                <w:color w:val="5B6875"/>
+                <w:sz w:val="16"/>
+              </w:rPr>
+              <w:t xml:space="preserve">   5  </w:t>
+            </w:r>
+            <w:r>
+              <w:rPr>
+                <w:rFonts w:ascii="Consolas" w:hAnsi="Consolas" w:eastAsia="Consolas"/>
+                <w:b w:val="0"/>
+                <w:sz w:val="16"/>
+              </w:rPr>
+              <w:t xml:space="preserve">  File "/repo/job.py", line 5, in &lt;lambda&gt;</w:t>
+            </w:r>
+          </w:p>
+          <w:p>
+            <w:pPr>
+              <w:spacing w:before="0" w:after="0" w:line="240" w:lineRule="auto"/>
+              <w:ind w:left="567" w:hanging="567"/>
+            </w:pPr>
+            <w:r>
+              <w:rPr>
+                <w:rFonts w:ascii="Consolas" w:hAnsi="Consolas" w:eastAsia="Consolas"/>
+                <w:b w:val="0"/>
+                <w:color w:val="5B6875"/>
+                <w:sz w:val="16"/>
+              </w:rPr>
+              <w:t xml:space="preserve">   6  </w:t>
+            </w:r>
+            <w:r>
+              <w:rPr>
+                <w:rFonts w:ascii="Consolas" w:hAnsi="Consolas" w:eastAsia="Consolas"/>
+                <w:b w:val="0"/>
+                <w:sz w:val="16"/>
+              </w:rPr>
+              <w:t>ZeroDivisionError: division by zero</w:t>
+            </w:r>
+          </w:p>
+        </w:tc>
+      </w:tr>
+    </w:tbl>
+    <w:p/>
+    <w:p>
+      <w:r>
+        <w:rPr>
+          <w:b w:val="0"/>
+          <w:i w:val="0"/>
+        </w:rPr>
+        <w:t xml:space="preserve">Skip the Java frames. Search for the </w:t>
+      </w:r>
+      <w:r>
+        <w:rPr>
+          <w:b/>
+          <w:i w:val="0"/>
+        </w:rPr>
+        <w:t xml:space="preserve">last </w:t>
+      </w:r>
+      <w:r>
+        <w:rPr>
+          <w:rFonts w:ascii="Consolas" w:hAnsi="Consolas" w:eastAsia="Consolas"/>
+          <w:b w:val="0"/>
+          <w:sz w:val="19"/>
+        </w:rPr>
+        <w:t>Caused by:</w:t>
+      </w:r>
+      <w:r>
+        <w:rPr>
+          <w:b w:val="0"/>
+          <w:i w:val="0"/>
+        </w:rPr>
+        <w:t xml:space="preserve"> line and the Python traceback inside it. That is your bug.</w:t>
+      </w:r>
+    </w:p>
+    <w:p>
+      <w:r>
+        <w:rPr>
+          <w:b/>
+          <w:i w:val="0"/>
+        </w:rPr>
+        <w:t>Spark Connect</w:t>
+      </w:r>
+      <w:r>
+        <w:rPr>
+          <w:b w:val="0"/>
+          <w:i w:val="0"/>
+        </w:rPr>
+        <w:t xml:space="preserve"> sends a query plan to a remote server over gRPC. Databricks </w:t>
+      </w:r>
+      <w:r>
+        <w:rPr>
+          <w:b/>
+          <w:i w:val="0"/>
+        </w:rPr>
+        <w:t>serverless compute uses Spark Connect</w:t>
+      </w:r>
+      <w:r>
+        <w:rPr>
+          <w:b w:val="0"/>
+          <w:i w:val="0"/>
+        </w:rPr>
+        <w:t>, and supports only Spark Connect APIs. Three differences matter when you debug:</w:t>
+      </w:r>
+    </w:p>
+    <w:p>
+      <w:pPr>
+        <w:pStyle w:val="ListBullet"/>
+      </w:pPr>
+      <w:r>
+        <w:rPr>
+          <w:b/>
+          <w:i w:val="0"/>
+        </w:rPr>
+        <w:t>Analysis is deferred.</w:t>
+      </w:r>
+      <w:r>
+        <w:rPr>
+          <w:b w:val="0"/>
+          <w:i w:val="0"/>
+        </w:rPr>
+        <w:t xml:space="preserve"> Classic Spark rejects a misspelt column when you call </w:t>
+      </w:r>
+      <w:r>
+        <w:rPr>
+          <w:rFonts w:ascii="Consolas" w:hAnsi="Consolas" w:eastAsia="Consolas"/>
+          <w:b w:val="0"/>
+          <w:sz w:val="19"/>
+        </w:rPr>
+        <w:t>select</w:t>
+      </w:r>
+      <w:r>
+        <w:rPr>
+          <w:b w:val="0"/>
+          <w:i w:val="0"/>
+        </w:rPr>
+        <w:t xml:space="preserve">. Spark Connect accepts the </w:t>
+      </w:r>
+      <w:r>
+        <w:rPr>
+          <w:rFonts w:ascii="Consolas" w:hAnsi="Consolas" w:eastAsia="Consolas"/>
+          <w:b w:val="0"/>
+          <w:sz w:val="19"/>
+        </w:rPr>
+        <w:t>select</w:t>
+      </w:r>
+      <w:r>
+        <w:rPr>
+          <w:b w:val="0"/>
+          <w:i w:val="0"/>
+        </w:rPr>
+        <w:t xml:space="preserve"> and raises </w:t>
+      </w:r>
+      <w:r>
+        <w:rPr>
+          <w:rFonts w:ascii="Consolas" w:hAnsi="Consolas" w:eastAsia="Consolas"/>
+          <w:b w:val="0"/>
+          <w:sz w:val="19"/>
+        </w:rPr>
+        <w:t>AnalysisException</w:t>
+      </w:r>
+      <w:r>
+        <w:rPr>
+          <w:b w:val="0"/>
+          <w:i w:val="0"/>
+        </w:rPr>
+        <w:t xml:space="preserve"> at the action, or when you read </w:t>
+      </w:r>
+      <w:r>
+        <w:rPr>
+          <w:rFonts w:ascii="Consolas" w:hAnsi="Consolas" w:eastAsia="Consolas"/>
+          <w:b w:val="0"/>
+          <w:sz w:val="19"/>
+        </w:rPr>
+        <w:t>df.columns</w:t>
+      </w:r>
+      <w:r>
+        <w:rPr>
+          <w:b w:val="0"/>
+          <w:i w:val="0"/>
+        </w:rPr>
+        <w:t xml:space="preserve"> or </w:t>
+      </w:r>
+      <w:r>
+        <w:rPr>
+          <w:rFonts w:ascii="Consolas" w:hAnsi="Consolas" w:eastAsia="Consolas"/>
+          <w:b w:val="0"/>
+          <w:sz w:val="19"/>
+        </w:rPr>
+        <w:t>df.schema</w:t>
+      </w:r>
+      <w:r>
+        <w:rPr>
+          <w:b w:val="0"/>
+          <w:i w:val="0"/>
+        </w:rPr>
+        <w:t xml:space="preserve">. A </w:t>
+      </w:r>
+      <w:r>
+        <w:rPr>
+          <w:rFonts w:ascii="Consolas" w:hAnsi="Consolas" w:eastAsia="Consolas"/>
+          <w:b w:val="0"/>
+          <w:sz w:val="19"/>
+        </w:rPr>
+        <w:t>try</w:t>
+      </w:r>
+      <w:r>
+        <w:rPr>
+          <w:b w:val="0"/>
+          <w:i w:val="0"/>
+        </w:rPr>
+        <w:t xml:space="preserve"> around the </w:t>
+      </w:r>
+      <w:r>
+        <w:rPr>
+          <w:rFonts w:ascii="Consolas" w:hAnsi="Consolas" w:eastAsia="Consolas"/>
+          <w:b w:val="0"/>
+          <w:sz w:val="19"/>
+        </w:rPr>
+        <w:t>select</w:t>
+      </w:r>
+      <w:r>
+        <w:rPr>
+          <w:b w:val="0"/>
+          <w:i w:val="0"/>
+        </w:rPr>
+        <w:t xml:space="preserve"> catches nothing.</w:t>
+      </w:r>
+    </w:p>
+    <w:p>
+      <w:pPr>
+        <w:pStyle w:val="ListBullet"/>
+      </w:pPr>
+      <w:r>
+        <w:rPr>
+          <w:b/>
+          <w:i w:val="0"/>
+        </w:rPr>
+        <w:t xml:space="preserve">Error classes live in </w:t>
+      </w:r>
+      <w:r>
+        <w:rPr>
+          <w:rFonts w:ascii="Consolas" w:hAnsi="Consolas" w:eastAsia="Consolas"/>
+          <w:b w:val="0"/>
+          <w:sz w:val="19"/>
+        </w:rPr>
+        <w:t>pyspark.errors.exceptions.connect</w:t>
+      </w:r>
+      <w:r>
+        <w:rPr>
+          <w:b/>
+          <w:i w:val="0"/>
+        </w:rPr>
+        <w:t>.</w:t>
+      </w:r>
+      <w:r>
+        <w:rPr>
+          <w:b w:val="0"/>
+          <w:i w:val="0"/>
+        </w:rPr>
+        <w:t xml:space="preserve"> They subclass </w:t>
+      </w:r>
+      <w:r>
+        <w:rPr>
+          <w:rFonts w:ascii="Consolas" w:hAnsi="Consolas" w:eastAsia="Consolas"/>
+          <w:b w:val="0"/>
+          <w:sz w:val="19"/>
+        </w:rPr>
+        <w:t>SparkConnectGrpcException</w:t>
+      </w:r>
+      <w:r>
+        <w:rPr>
+          <w:b w:val="0"/>
+          <w:i w:val="0"/>
+        </w:rPr>
+        <w:t xml:space="preserve"> and the familiar base classes, so </w:t>
+      </w:r>
+      <w:r>
+        <w:rPr>
+          <w:rFonts w:ascii="Consolas" w:hAnsi="Consolas" w:eastAsia="Consolas"/>
+          <w:b w:val="0"/>
+          <w:sz w:val="19"/>
+        </w:rPr>
+        <w:t>except pyspark.errors.AnalysisException</w:t>
+      </w:r>
+      <w:r>
+        <w:rPr>
+          <w:b w:val="0"/>
+          <w:i w:val="0"/>
+        </w:rPr>
+        <w:t xml:space="preserve"> still works. The message ends with a </w:t>
+      </w:r>
+      <w:r>
+        <w:rPr>
+          <w:rFonts w:ascii="Consolas" w:hAnsi="Consolas" w:eastAsia="Consolas"/>
+          <w:b w:val="0"/>
+          <w:sz w:val="19"/>
+        </w:rPr>
+        <w:t>JVM stacktrace:</w:t>
+      </w:r>
+      <w:r>
+        <w:rPr>
+          <w:b w:val="0"/>
+          <w:i w:val="0"/>
+        </w:rPr>
+        <w:t xml:space="preserve"> section from the server.</w:t>
+      </w:r>
+    </w:p>
+    <w:p>
+      <w:pPr>
+        <w:pStyle w:val="ListBullet"/>
+      </w:pPr>
+      <w:r>
+        <w:rPr>
+          <w:b/>
+          <w:i w:val="0"/>
+        </w:rPr>
+        <w:t>JVM-only attributes fail.</w:t>
+      </w:r>
+      <w:r>
+        <w:rPr>
+          <w:b w:val="0"/>
+          <w:i w:val="0"/>
+        </w:rPr>
+        <w:t xml:space="preserve"> </w:t>
+      </w:r>
+      <w:r>
+        <w:rPr>
+          <w:rFonts w:ascii="Consolas" w:hAnsi="Consolas" w:eastAsia="Consolas"/>
+          <w:b w:val="0"/>
+          <w:sz w:val="19"/>
+        </w:rPr>
+        <w:t>spark.sparkContext</w:t>
+      </w:r>
+      <w:r>
+        <w:rPr>
+          <w:b w:val="0"/>
+          <w:i w:val="0"/>
+        </w:rPr>
+        <w:t xml:space="preserve"> raises </w:t>
+      </w:r>
+      <w:r>
+        <w:rPr>
+          <w:rFonts w:ascii="Consolas" w:hAnsi="Consolas" w:eastAsia="Consolas"/>
+          <w:b w:val="0"/>
+          <w:sz w:val="19"/>
+        </w:rPr>
+        <w:t>[JVM_ATTRIBUTE_NOT_SUPPORTED]</w:t>
+      </w:r>
+      <w:r>
+        <w:rPr>
+          <w:b w:val="0"/>
+          <w:i w:val="0"/>
+        </w:rPr>
+        <w:t xml:space="preserve">. RDD code, such as </w:t>
+      </w:r>
+      <w:r>
+        <w:rPr>
+          <w:rFonts w:ascii="Consolas" w:hAnsi="Consolas" w:eastAsia="Consolas"/>
+          <w:b w:val="0"/>
+          <w:sz w:val="19"/>
+        </w:rPr>
+        <w:t>sc.parallelize</w:t>
+      </w:r>
+      <w:r>
+        <w:rPr>
+          <w:b w:val="0"/>
+          <w:i w:val="0"/>
+        </w:rPr>
+        <w:t>, does not run on serverless.</w:t>
+      </w:r>
+    </w:p>
+    <w:p>
+      <w:r>
+        <w:rPr>
+          <w:b w:val="0"/>
+          <w:i w:val="0"/>
+        </w:rPr>
+        <w:t xml:space="preserve">Two habits follow. Catch </w:t>
+      </w:r>
+      <w:r>
+        <w:rPr>
+          <w:rFonts w:ascii="Consolas" w:hAnsi="Consolas" w:eastAsia="Consolas"/>
+          <w:b w:val="0"/>
+          <w:sz w:val="19"/>
+        </w:rPr>
+        <w:t>pyspark.errors</w:t>
+      </w:r>
+      <w:r>
+        <w:rPr>
+          <w:b w:val="0"/>
+          <w:i w:val="0"/>
+        </w:rPr>
+        <w:t xml:space="preserve"> classes, never </w:t>
+      </w:r>
+      <w:r>
+        <w:rPr>
+          <w:rFonts w:ascii="Consolas" w:hAnsi="Consolas" w:eastAsia="Consolas"/>
+          <w:b w:val="0"/>
+          <w:sz w:val="19"/>
+        </w:rPr>
+        <w:t>Py4JJavaError</w:t>
+      </w:r>
+      <w:r>
+        <w:rPr>
+          <w:b w:val="0"/>
+          <w:i w:val="0"/>
+        </w:rPr>
+        <w:t xml:space="preserve">, so the same code works on both. And place error handling around the </w:t>
+      </w:r>
+      <w:r>
+        <w:rPr>
+          <w:b/>
+          <w:i w:val="0"/>
+        </w:rPr>
+        <w:t>action</w:t>
+      </w:r>
+      <w:r>
+        <w:rPr>
+          <w:b w:val="0"/>
+          <w:i w:val="0"/>
+        </w:rPr>
+        <w:t>, where both modes raise, not around the transformation.</w:t>
+      </w:r>
+    </w:p>
+    <w:p>
+      <w:pPr>
+        <w:pStyle w:val="Heading4"/>
+      </w:pPr>
+      <w:r>
+        <w:t>Why it matters</w:t>
+      </w:r>
+    </w:p>
+    <w:p>
+      <w:r>
+        <w:rPr>
+          <w:b w:val="0"/>
+          <w:i w:val="0"/>
+        </w:rPr>
+        <w:t xml:space="preserve">A notebook wrapped </w:t>
+      </w:r>
+      <w:r>
+        <w:rPr>
+          <w:rFonts w:ascii="Consolas" w:hAnsi="Consolas" w:eastAsia="Consolas"/>
+          <w:b w:val="0"/>
+          <w:sz w:val="19"/>
+        </w:rPr>
+        <w:t>df.select(col(name))</w:t>
+      </w:r>
+      <w:r>
+        <w:rPr>
+          <w:b w:val="0"/>
+          <w:i w:val="0"/>
+        </w:rPr>
+        <w:t xml:space="preserve"> in </w:t>
+      </w:r>
+      <w:r>
+        <w:rPr>
+          <w:rFonts w:ascii="Consolas" w:hAnsi="Consolas" w:eastAsia="Consolas"/>
+          <w:b w:val="0"/>
+          <w:sz w:val="19"/>
+        </w:rPr>
+        <w:t>try/except AnalysisException</w:t>
+      </w:r>
+      <w:r>
+        <w:rPr>
+          <w:b w:val="0"/>
+          <w:i w:val="0"/>
+        </w:rPr>
+        <w:t xml:space="preserve"> to skip columns missing from older waves. It worked on a classic cluster. After the team moved the job to serverless, the </w:t>
+      </w:r>
+      <w:r>
+        <w:rPr>
+          <w:rFonts w:ascii="Consolas" w:hAnsi="Consolas" w:eastAsia="Consolas"/>
+          <w:b w:val="0"/>
+          <w:sz w:val="19"/>
+        </w:rPr>
+        <w:t>except</w:t>
+      </w:r>
+      <w:r>
+        <w:rPr>
+          <w:b w:val="0"/>
+          <w:i w:val="0"/>
+        </w:rPr>
+        <w:t xml:space="preserve"> never fired: the </w:t>
+      </w:r>
+      <w:r>
+        <w:rPr>
+          <w:rFonts w:ascii="Consolas" w:hAnsi="Consolas" w:eastAsia="Consolas"/>
+          <w:b w:val="0"/>
+          <w:sz w:val="19"/>
+        </w:rPr>
+        <w:t>select</w:t>
+      </w:r>
+      <w:r>
+        <w:rPr>
+          <w:b w:val="0"/>
+          <w:i w:val="0"/>
+        </w:rPr>
+        <w:t xml:space="preserve"> succeeded, and the </w:t>
+      </w:r>
+      <w:r>
+        <w:rPr>
+          <w:rFonts w:ascii="Consolas" w:hAnsi="Consolas" w:eastAsia="Consolas"/>
+          <w:b w:val="0"/>
+          <w:sz w:val="19"/>
+        </w:rPr>
+        <w:t>write</w:t>
+      </w:r>
+      <w:r>
+        <w:rPr>
+          <w:b w:val="0"/>
+          <w:i w:val="0"/>
+        </w:rPr>
+        <w:t xml:space="preserve"> failed with the same </w:t>
+      </w:r>
+      <w:r>
+        <w:rPr>
+          <w:rFonts w:ascii="Consolas" w:hAnsi="Consolas" w:eastAsia="Consolas"/>
+          <w:b w:val="0"/>
+          <w:sz w:val="19"/>
+        </w:rPr>
+        <w:t>AnalysisException</w:t>
+      </w:r>
+      <w:r>
+        <w:rPr>
+          <w:b w:val="0"/>
+          <w:i w:val="0"/>
+        </w:rPr>
+        <w:t xml:space="preserve"> two cells later. Checking </w:t>
+      </w:r>
+      <w:r>
+        <w:rPr>
+          <w:rFonts w:ascii="Consolas" w:hAnsi="Consolas" w:eastAsia="Consolas"/>
+          <w:b w:val="0"/>
+          <w:sz w:val="19"/>
+        </w:rPr>
+        <w:t>name in df.columns</w:t>
+      </w:r>
+      <w:r>
+        <w:rPr>
+          <w:b w:val="0"/>
+          <w:i w:val="0"/>
+        </w:rPr>
+        <w:t xml:space="preserve"> before the </w:t>
+      </w:r>
+      <w:r>
+        <w:rPr>
+          <w:rFonts w:ascii="Consolas" w:hAnsi="Consolas" w:eastAsia="Consolas"/>
+          <w:b w:val="0"/>
+          <w:sz w:val="19"/>
+        </w:rPr>
+        <w:t>select</w:t>
+      </w:r>
+      <w:r>
+        <w:rPr>
+          <w:b w:val="0"/>
+          <w:i w:val="0"/>
+        </w:rPr>
+        <w:t xml:space="preserve"> works in both modes.</w:t>
+      </w:r>
+    </w:p>
+    <w:p>
+      <w:pPr>
+        <w:pStyle w:val="Heading4"/>
+      </w:pPr>
+      <w:r>
+        <w:t>Worked example: weak code</w:t>
+      </w:r>
+    </w:p>
+    <w:tbl>
+      <w:tblPr>
+        <w:tblW w:type="auto" w:w="0"/>
+        <w:jc w:val="left"/>
+        <w:tblLook w:firstColumn="1" w:firstRow="1" w:lastColumn="0" w:lastRow="0" w:noHBand="0" w:noVBand="1" w:val="04A0"/>
+      </w:tblPr>
+      <w:tblGrid>
+        <w:gridCol w:w="8221"/>
+      </w:tblGrid>
+      <w:tr>
+        <w:tc>
+          <w:tcPr>
+            <w:tcW w:type="dxa" w:w="8221"/>
+            <w:shd w:val="clear" w:color="auto" w:fill="F2F4F7"/>
+          </w:tcPr>
+          <w:p>
+            <w:pPr>
+              <w:spacing w:before="0" w:after="0" w:line="240" w:lineRule="auto"/>
+              <w:ind w:left="567" w:hanging="567"/>
+            </w:pPr>
+            <w:r>
+              <w:rPr>
+                <w:rFonts w:ascii="Consolas" w:hAnsi="Consolas" w:eastAsia="Consolas"/>
+                <w:b/>
+                <w:color w:val="5B6875"/>
+                <w:sz w:val="16"/>
+              </w:rPr>
+              <w:t xml:space="preserve"> [1]  </w:t>
+            </w:r>
+            <w:r>
+              <w:rPr>
+                <w:rFonts w:ascii="Consolas" w:hAnsi="Consolas" w:eastAsia="Consolas"/>
+                <w:b w:val="0"/>
+                <w:sz w:val="16"/>
+              </w:rPr>
+              <w:t>from py4j.protocol import Py4JJavaError</w:t>
+            </w:r>
+          </w:p>
+          <w:p>
+            <w:pPr>
+              <w:spacing w:before="0" w:after="0" w:line="240" w:lineRule="auto"/>
+              <w:ind w:left="567" w:hanging="567"/>
+            </w:pPr>
+            <w:r>
+              <w:rPr>
+                <w:rFonts w:ascii="Consolas" w:hAnsi="Consolas" w:eastAsia="Consolas"/>
+                <w:b w:val="0"/>
+                <w:color w:val="5B6875"/>
+                <w:sz w:val="16"/>
+              </w:rPr>
+              <w:t xml:space="preserve">   2  </w:t>
+            </w:r>
+            <w:r>
+              <w:rPr>
+                <w:rFonts w:ascii="Consolas" w:hAnsi="Consolas" w:eastAsia="Consolas"/>
+                <w:b w:val="0"/>
+                <w:sz w:val="16"/>
+              </w:rPr>
+              <w:t>from pyspark.sql import functions as F</w:t>
+            </w:r>
+          </w:p>
+          <w:p>
+            <w:pPr>
+              <w:spacing w:before="0" w:after="0" w:line="240" w:lineRule="auto"/>
+              <w:ind w:left="567" w:hanging="567"/>
+            </w:pPr>
+            <w:r>
+              <w:rPr>
+                <w:rFonts w:ascii="Consolas" w:hAnsi="Consolas" w:eastAsia="Consolas"/>
+                <w:b w:val="0"/>
+                <w:color w:val="5B6875"/>
+                <w:sz w:val="16"/>
+              </w:rPr>
+              <w:t xml:space="preserve">   3  </w:t>
+            </w:r>
+            <w:r>
+              <w:rPr>
+                <w:rFonts w:ascii="Consolas" w:hAnsi="Consolas" w:eastAsia="Consolas"/>
+                <w:b w:val="0"/>
+                <w:sz w:val="16"/>
+              </w:rPr>
+              <w:t xml:space="preserve"> </w:t>
+            </w:r>
+          </w:p>
+          <w:p>
+            <w:pPr>
+              <w:spacing w:before="0" w:after="0" w:line="240" w:lineRule="auto"/>
+              <w:ind w:left="567" w:hanging="567"/>
+            </w:pPr>
+            <w:r>
+              <w:rPr>
+                <w:rFonts w:ascii="Consolas" w:hAnsi="Consolas" w:eastAsia="Consolas"/>
+                <w:b w:val="0"/>
+                <w:color w:val="5B6875"/>
+                <w:sz w:val="16"/>
+              </w:rPr>
+              <w:t xml:space="preserve">   4  </w:t>
+            </w:r>
+            <w:r>
+              <w:rPr>
+                <w:rFonts w:ascii="Consolas" w:hAnsi="Consolas" w:eastAsia="Consolas"/>
+                <w:b w:val="0"/>
+                <w:sz w:val="16"/>
+              </w:rPr>
+              <w:t>try:</w:t>
+            </w:r>
+          </w:p>
+          <w:p>
+            <w:pPr>
+              <w:spacing w:before="0" w:after="0" w:line="240" w:lineRule="auto"/>
+              <w:ind w:left="567" w:hanging="567"/>
+            </w:pPr>
+            <w:r>
+              <w:rPr>
+                <w:rFonts w:ascii="Consolas" w:hAnsi="Consolas" w:eastAsia="Consolas"/>
+                <w:b/>
+                <w:color w:val="5B6875"/>
+                <w:sz w:val="16"/>
+              </w:rPr>
+              <w:t xml:space="preserve"> [2]  </w:t>
+            </w:r>
+            <w:r>
+              <w:rPr>
+                <w:rFonts w:ascii="Consolas" w:hAnsi="Consolas" w:eastAsia="Consolas"/>
+                <w:b w:val="0"/>
+                <w:sz w:val="16"/>
+              </w:rPr>
+              <w:t xml:space="preserve">    selected = df.select(F.col(optional_column))</w:t>
+            </w:r>
+          </w:p>
+          <w:p>
+            <w:pPr>
+              <w:spacing w:before="0" w:after="0" w:line="240" w:lineRule="auto"/>
+              <w:ind w:left="567" w:hanging="567"/>
+            </w:pPr>
+            <w:r>
+              <w:rPr>
+                <w:rFonts w:ascii="Consolas" w:hAnsi="Consolas" w:eastAsia="Consolas"/>
+                <w:b w:val="0"/>
+                <w:color w:val="5B6875"/>
+                <w:sz w:val="16"/>
+              </w:rPr>
+              <w:t xml:space="preserve">   6  </w:t>
+            </w:r>
+            <w:r>
+              <w:rPr>
+                <w:rFonts w:ascii="Consolas" w:hAnsi="Consolas" w:eastAsia="Consolas"/>
+                <w:b w:val="0"/>
+                <w:sz w:val="16"/>
+              </w:rPr>
+              <w:t>except Py4JJavaError:</w:t>
+            </w:r>
+          </w:p>
+          <w:p>
+            <w:pPr>
+              <w:spacing w:before="0" w:after="0" w:line="240" w:lineRule="auto"/>
+              <w:ind w:left="567" w:hanging="567"/>
+            </w:pPr>
+            <w:r>
+              <w:rPr>
+                <w:rFonts w:ascii="Consolas" w:hAnsi="Consolas" w:eastAsia="Consolas"/>
+                <w:b w:val="0"/>
+                <w:color w:val="5B6875"/>
+                <w:sz w:val="16"/>
+              </w:rPr>
+              <w:t xml:space="preserve">   7  </w:t>
+            </w:r>
+            <w:r>
+              <w:rPr>
+                <w:rFonts w:ascii="Consolas" w:hAnsi="Consolas" w:eastAsia="Consolas"/>
+                <w:b w:val="0"/>
+                <w:sz w:val="16"/>
+              </w:rPr>
+              <w:t xml:space="preserve">    selected = df</w:t>
+            </w:r>
+          </w:p>
+          <w:p>
+            <w:pPr>
+              <w:spacing w:before="0" w:after="0" w:line="240" w:lineRule="auto"/>
+              <w:ind w:left="567" w:hanging="567"/>
+            </w:pPr>
+            <w:r>
+              <w:rPr>
+                <w:rFonts w:ascii="Consolas" w:hAnsi="Consolas" w:eastAsia="Consolas"/>
+                <w:b w:val="0"/>
+                <w:color w:val="5B6875"/>
+                <w:sz w:val="16"/>
+              </w:rPr>
+              <w:t xml:space="preserve">   8  </w:t>
+            </w:r>
+            <w:r>
+              <w:rPr>
+                <w:rFonts w:ascii="Consolas" w:hAnsi="Consolas" w:eastAsia="Consolas"/>
+                <w:b w:val="0"/>
+                <w:sz w:val="16"/>
+              </w:rPr>
+              <w:t>selected.write.mode("append").saveAsTable(target_table)</w:t>
+            </w:r>
+          </w:p>
+        </w:tc>
+      </w:tr>
+    </w:tbl>
+    <w:p>
+      <w:pPr>
+        <w:pStyle w:val="ListNumber"/>
+      </w:pPr>
+      <w:r>
+        <w:rPr>
+          <w:b/>
+        </w:rPr>
+        <w:t xml:space="preserve">Line 1. </w:t>
+      </w:r>
+      <w:r>
+        <w:rPr>
+          <w:b w:val="0"/>
+          <w:i w:val="0"/>
+        </w:rPr>
+        <w:t>Py4J exists only in Spark Classic. Serverless has no Py4J.</w:t>
+      </w:r>
+    </w:p>
+    <w:p>
+      <w:pPr>
+        <w:pStyle w:val="ListNumber"/>
+      </w:pPr>
+      <w:r>
+        <w:rPr>
+          <w:b/>
+        </w:rPr>
+        <w:t xml:space="preserve">Line 5. </w:t>
+      </w:r>
+      <w:r>
+        <w:rPr>
+          <w:b w:val="0"/>
+          <w:i w:val="0"/>
+        </w:rPr>
+        <w:t>Under Spark Connect this line never raises. The error arrives at the write.</w:t>
+      </w:r>
+    </w:p>
+    <w:p>
+      <w:pPr>
+        <w:pStyle w:val="Heading4"/>
+      </w:pPr>
+      <w:r>
+        <w:t>Worked example: strong code</w:t>
+      </w:r>
+    </w:p>
+    <w:tbl>
+      <w:tblPr>
+        <w:tblW w:type="auto" w:w="0"/>
+        <w:jc w:val="left"/>
+        <w:tblLook w:firstColumn="1" w:firstRow="1" w:lastColumn="0" w:lastRow="0" w:noHBand="0" w:noVBand="1" w:val="04A0"/>
+      </w:tblPr>
+      <w:tblGrid>
+        <w:gridCol w:w="8221"/>
+      </w:tblGrid>
+      <w:tr>
+        <w:tc>
+          <w:tcPr>
+            <w:tcW w:type="dxa" w:w="8221"/>
+            <w:shd w:val="clear" w:color="auto" w:fill="F2F4F7"/>
+          </w:tcPr>
+          <w:p>
+            <w:pPr>
+              <w:spacing w:before="0" w:after="0" w:line="240" w:lineRule="auto"/>
+              <w:ind w:left="567" w:hanging="567"/>
+            </w:pPr>
+            <w:r>
+              <w:rPr>
+                <w:rFonts w:ascii="Consolas" w:hAnsi="Consolas" w:eastAsia="Consolas"/>
+                <w:b w:val="0"/>
+                <w:color w:val="5B6875"/>
+                <w:sz w:val="16"/>
+              </w:rPr>
+              <w:t xml:space="preserve">   1  </w:t>
+            </w:r>
+            <w:r>
+              <w:rPr>
+                <w:rFonts w:ascii="Consolas" w:hAnsi="Consolas" w:eastAsia="Consolas"/>
+                <w:b w:val="0"/>
+                <w:sz w:val="16"/>
+              </w:rPr>
+              <w:t>from pyspark.errors import AnalysisException</w:t>
+            </w:r>
+          </w:p>
+          <w:p>
+            <w:pPr>
+              <w:spacing w:before="0" w:after="0" w:line="240" w:lineRule="auto"/>
+              <w:ind w:left="567" w:hanging="567"/>
+            </w:pPr>
+            <w:r>
+              <w:rPr>
+                <w:rFonts w:ascii="Consolas" w:hAnsi="Consolas" w:eastAsia="Consolas"/>
+                <w:b w:val="0"/>
+                <w:color w:val="5B6875"/>
+                <w:sz w:val="16"/>
+              </w:rPr>
+              <w:t xml:space="preserve">   2  </w:t>
+            </w:r>
+            <w:r>
+              <w:rPr>
+                <w:rFonts w:ascii="Consolas" w:hAnsi="Consolas" w:eastAsia="Consolas"/>
+                <w:b w:val="0"/>
+                <w:sz w:val="16"/>
+              </w:rPr>
+              <w:t>from pyspark.sql import functions as F</w:t>
+            </w:r>
+          </w:p>
+          <w:p>
+            <w:pPr>
+              <w:spacing w:before="0" w:after="0" w:line="240" w:lineRule="auto"/>
+              <w:ind w:left="567" w:hanging="567"/>
+            </w:pPr>
+            <w:r>
+              <w:rPr>
+                <w:rFonts w:ascii="Consolas" w:hAnsi="Consolas" w:eastAsia="Consolas"/>
+                <w:b w:val="0"/>
+                <w:color w:val="5B6875"/>
+                <w:sz w:val="16"/>
+              </w:rPr>
+              <w:t xml:space="preserve">   3  </w:t>
+            </w:r>
+            <w:r>
+              <w:rPr>
+                <w:rFonts w:ascii="Consolas" w:hAnsi="Consolas" w:eastAsia="Consolas"/>
+                <w:b w:val="0"/>
+                <w:sz w:val="16"/>
+              </w:rPr>
+              <w:t xml:space="preserve"> </w:t>
+            </w:r>
+          </w:p>
+          <w:p>
+            <w:pPr>
+              <w:spacing w:before="0" w:after="0" w:line="240" w:lineRule="auto"/>
+              <w:ind w:left="567" w:hanging="567"/>
+            </w:pPr>
+            <w:r>
+              <w:rPr>
+                <w:rFonts w:ascii="Consolas" w:hAnsi="Consolas" w:eastAsia="Consolas"/>
+                <w:b/>
+                <w:color w:val="5B6875"/>
+                <w:sz w:val="16"/>
+              </w:rPr>
+              <w:t xml:space="preserve"> [1]  </w:t>
+            </w:r>
+            <w:r>
+              <w:rPr>
+                <w:rFonts w:ascii="Consolas" w:hAnsi="Consolas" w:eastAsia="Consolas"/>
+                <w:b w:val="0"/>
+                <w:sz w:val="16"/>
+              </w:rPr>
+              <w:t>columns = [c for c in (key_column, optional_column) if c in df.columns]</w:t>
+            </w:r>
+          </w:p>
+          <w:p>
+            <w:pPr>
+              <w:spacing w:before="0" w:after="0" w:line="240" w:lineRule="auto"/>
+              <w:ind w:left="567" w:hanging="567"/>
+            </w:pPr>
+            <w:r>
+              <w:rPr>
+                <w:rFonts w:ascii="Consolas" w:hAnsi="Consolas" w:eastAsia="Consolas"/>
+                <w:b w:val="0"/>
+                <w:color w:val="5B6875"/>
+                <w:sz w:val="16"/>
+              </w:rPr>
+              <w:t xml:space="preserve">   5  </w:t>
+            </w:r>
+            <w:r>
+              <w:rPr>
+                <w:rFonts w:ascii="Consolas" w:hAnsi="Consolas" w:eastAsia="Consolas"/>
+                <w:b w:val="0"/>
+                <w:sz w:val="16"/>
+              </w:rPr>
+              <w:t>selected = df.select(*[F.col(c) for c in columns])</w:t>
+            </w:r>
+          </w:p>
+          <w:p>
+            <w:pPr>
+              <w:spacing w:before="0" w:after="0" w:line="240" w:lineRule="auto"/>
+              <w:ind w:left="567" w:hanging="567"/>
+            </w:pPr>
+            <w:r>
+              <w:rPr>
+                <w:rFonts w:ascii="Consolas" w:hAnsi="Consolas" w:eastAsia="Consolas"/>
+                <w:b w:val="0"/>
+                <w:color w:val="5B6875"/>
+                <w:sz w:val="16"/>
+              </w:rPr>
+              <w:t xml:space="preserve">   6  </w:t>
+            </w:r>
+            <w:r>
+              <w:rPr>
+                <w:rFonts w:ascii="Consolas" w:hAnsi="Consolas" w:eastAsia="Consolas"/>
+                <w:b w:val="0"/>
+                <w:sz w:val="16"/>
+              </w:rPr>
+              <w:t>try:</w:t>
+            </w:r>
+          </w:p>
+          <w:p>
+            <w:pPr>
+              <w:spacing w:before="0" w:after="0" w:line="240" w:lineRule="auto"/>
+              <w:ind w:left="567" w:hanging="567"/>
+            </w:pPr>
+            <w:r>
+              <w:rPr>
+                <w:rFonts w:ascii="Consolas" w:hAnsi="Consolas" w:eastAsia="Consolas"/>
+                <w:b w:val="0"/>
+                <w:color w:val="5B6875"/>
+                <w:sz w:val="16"/>
+              </w:rPr>
+              <w:t xml:space="preserve">   7  </w:t>
+            </w:r>
+            <w:r>
+              <w:rPr>
+                <w:rFonts w:ascii="Consolas" w:hAnsi="Consolas" w:eastAsia="Consolas"/>
+                <w:b w:val="0"/>
+                <w:sz w:val="16"/>
+              </w:rPr>
+              <w:t xml:space="preserve">    selected.write.mode("append").saveAsTable(target_table)</w:t>
+            </w:r>
+          </w:p>
+          <w:p>
+            <w:pPr>
+              <w:spacing w:before="0" w:after="0" w:line="240" w:lineRule="auto"/>
+              <w:ind w:left="567" w:hanging="567"/>
+            </w:pPr>
+            <w:r>
+              <w:rPr>
+                <w:rFonts w:ascii="Consolas" w:hAnsi="Consolas" w:eastAsia="Consolas"/>
+                <w:b/>
+                <w:color w:val="5B6875"/>
+                <w:sz w:val="16"/>
+              </w:rPr>
+              <w:t xml:space="preserve"> [2]  </w:t>
+            </w:r>
+            <w:r>
+              <w:rPr>
+                <w:rFonts w:ascii="Consolas" w:hAnsi="Consolas" w:eastAsia="Consolas"/>
+                <w:b w:val="0"/>
+                <w:sz w:val="16"/>
+              </w:rPr>
+              <w:t>except AnalysisException as err:</w:t>
+            </w:r>
+          </w:p>
+          <w:p>
+            <w:pPr>
+              <w:spacing w:before="0" w:after="0" w:line="240" w:lineRule="auto"/>
+              <w:ind w:left="567" w:hanging="567"/>
+            </w:pPr>
+            <w:r>
+              <w:rPr>
+                <w:rFonts w:ascii="Consolas" w:hAnsi="Consolas" w:eastAsia="Consolas"/>
+                <w:b w:val="0"/>
+                <w:color w:val="5B6875"/>
+                <w:sz w:val="16"/>
+              </w:rPr>
+              <w:t xml:space="preserve">   9  </w:t>
+            </w:r>
+            <w:r>
+              <w:rPr>
+                <w:rFonts w:ascii="Consolas" w:hAnsi="Consolas" w:eastAsia="Consolas"/>
+                <w:b w:val="0"/>
+                <w:sz w:val="16"/>
+              </w:rPr>
+              <w:t xml:space="preserve">    raise RuntimeError(f"write to {target_table} failed: {err.getCondition()}") from err</w:t>
+            </w:r>
+          </w:p>
+        </w:tc>
+      </w:tr>
+    </w:tbl>
+    <w:p>
+      <w:pPr>
+        <w:pStyle w:val="ListNumber"/>
+      </w:pPr>
+      <w:r>
+        <w:rPr>
+          <w:b/>
+        </w:rPr>
+        <w:t xml:space="preserve">Line 4. </w:t>
+      </w:r>
+      <w:r>
+        <w:rPr>
+          <w:b w:val="0"/>
+          <w:i w:val="0"/>
+        </w:rPr>
+        <w:t>Check the schema explicitly. Works the same in Classic and Connect.</w:t>
+      </w:r>
+    </w:p>
+    <w:p>
+      <w:pPr>
+        <w:pStyle w:val="ListNumber"/>
+      </w:pPr>
+      <w:r>
+        <w:rPr>
+          <w:b/>
+        </w:rPr>
+        <w:t xml:space="preserve">Line 8. </w:t>
+      </w:r>
+      <w:r>
+        <w:rPr>
+          <w:b w:val="0"/>
+          <w:i w:val="0"/>
+        </w:rPr>
+        <w:t>A pyspark.errors class, caught around the action, where both modes raise.</w:t>
+      </w:r>
+    </w:p>
+    <w:p>
+      <w:r>
+        <w:rPr>
+          <w:b w:val="0"/>
+          <w:i w:val="0"/>
+        </w:rPr>
+        <w:t>Find the last "Caused by" in a Py4J error. Under Spark Connect, expect errors at the action, and catch pyspark.errors classes.</w:t>
+      </w:r>
+    </w:p>
+    <w:p>
+      <w:pPr>
+        <w:pStyle w:val="Heading4"/>
+      </w:pPr>
+      <w:r>
+        <w:t>Recap card</w:t>
+      </w:r>
+    </w:p>
+    <w:p>
+      <w:pPr>
+        <w:pStyle w:val="ListBullet"/>
+      </w:pPr>
+      <w:r>
+        <w:rPr>
+          <w:b/>
+          <w:i w:val="0"/>
+        </w:rPr>
+        <w:t>Finding the cause in a Py4JJavaError</w:t>
+      </w:r>
+      <w:r>
+        <w:rPr>
+          <w:b w:val="0"/>
+          <w:i w:val="0"/>
+        </w:rPr>
+        <w:t xml:space="preserve"> Search for the last 'Caused by:'. A Python UDF error holds a Python traceback there.</w:t>
+      </w:r>
+    </w:p>
+    <w:p>
+      <w:pPr>
+        <w:pStyle w:val="ListBullet"/>
+      </w:pPr>
+      <w:r>
+        <w:rPr>
+          <w:b/>
+          <w:i w:val="0"/>
+        </w:rPr>
+        <w:t>Spark Connect and missing columns</w:t>
+      </w:r>
+      <w:r>
+        <w:rPr>
+          <w:b w:val="0"/>
+          <w:i w:val="0"/>
+        </w:rPr>
+        <w:t xml:space="preserve"> Analysis is deferred. The error comes at the action or when you read df.columns or df.schema.</w:t>
+      </w:r>
+    </w:p>
+    <w:p>
+      <w:pPr>
+        <w:pStyle w:val="ListBullet"/>
+      </w:pPr>
+      <w:r>
+        <w:rPr>
+          <w:b/>
+          <w:i w:val="0"/>
+        </w:rPr>
+        <w:t>Exception class that works on Classic and Connect</w:t>
+      </w:r>
+      <w:r>
+        <w:rPr>
+          <w:b w:val="0"/>
+          <w:i w:val="0"/>
+        </w:rPr>
+        <w:t xml:space="preserve"> pyspark.errors.AnalysisException (and other pyspark.errors classes). Not Py4JJavaError.</w:t>
+      </w:r>
+    </w:p>
+    <w:p>
+      <w:pPr>
+        <w:pStyle w:val="ListBullet"/>
+      </w:pPr>
+      <w:r>
+        <w:rPr>
+          <w:b/>
+          <w:i w:val="0"/>
+        </w:rPr>
+        <w:t>Serverless compute and the Spark API</w:t>
+      </w:r>
+      <w:r>
+        <w:rPr>
+          <w:b w:val="0"/>
+          <w:i w:val="0"/>
+        </w:rPr>
+        <w:t xml:space="preserve"> Spark Connect only. No RDD APIs. spark.sparkContext raises JVM_ATTRIBUTE_NOT_SUPPORTED.</w:t>
+      </w:r>
+    </w:p>
+    <w:p>
+      <w:pPr>
+        <w:pStyle w:val="Heading4"/>
+      </w:pPr>
+      <w:r>
+        <w:t>Practice</w:t>
+      </w:r>
+    </w:p>
+    <w:p>
+      <w:pPr>
+        <w:pStyle w:val="Heading5"/>
+      </w:pPr>
+      <w:r>
+        <w:t>Exercise 1. Multiple choice (level 1)</w:t>
+      </w:r>
+    </w:p>
+    <w:p>
+      <w:r>
+        <w:rPr>
+          <w:b w:val="0"/>
+          <w:i w:val="0"/>
+        </w:rPr>
+        <w:t xml:space="preserve">A raw </w:t>
+      </w:r>
+      <w:r>
+        <w:rPr>
+          <w:rFonts w:ascii="Consolas" w:hAnsi="Consolas" w:eastAsia="Consolas"/>
+          <w:b w:val="0"/>
+          <w:sz w:val="19"/>
+        </w:rPr>
+        <w:t>Py4JJavaError</w:t>
+      </w:r>
+      <w:r>
+        <w:rPr>
+          <w:b w:val="0"/>
+          <w:i w:val="0"/>
+        </w:rPr>
+        <w:t xml:space="preserve"> fills 200 lines, mostly Java frames. Where is the cause of a Python UDF failure?</w:t>
+      </w:r>
+    </w:p>
+    <w:p>
+      <w:pPr>
+        <w:pStyle w:val="ListBullet"/>
+      </w:pPr>
+      <w:r>
+        <w:rPr>
+          <w:b w:val="0"/>
+          <w:i w:val="0"/>
+        </w:rPr>
+        <w:t>a) After the last 'Caused by:', in the Python traceback it contains</w:t>
+      </w:r>
+    </w:p>
+    <w:p>
+      <w:pPr>
+        <w:pStyle w:val="ListBullet"/>
+      </w:pPr>
+      <w:r>
+        <w:rPr>
+          <w:b w:val="0"/>
+          <w:i w:val="0"/>
+        </w:rPr>
+        <w:t>b) In the first Java frame</w:t>
+      </w:r>
+    </w:p>
+    <w:p>
+      <w:pPr>
+        <w:pStyle w:val="ListBullet"/>
+      </w:pPr>
+      <w:r>
+        <w:rPr>
+          <w:b w:val="0"/>
+          <w:i w:val="0"/>
+        </w:rPr>
+        <w:t>c) In the line 'An error occurred while calling'</w:t>
+      </w:r>
+    </w:p>
+    <w:p>
+      <w:pPr>
+        <w:pStyle w:val="ListBullet"/>
+      </w:pPr>
+      <w:r>
+        <w:rPr>
+          <w:b w:val="0"/>
+          <w:i w:val="0"/>
+        </w:rPr>
+        <w:t>d) It is not shown. You must read the executor logs</w:t>
+      </w:r>
+    </w:p>
+    <w:p>
+      <w:r>
+        <w:rPr>
+          <w:b/>
+          <w:i w:val="0"/>
+        </w:rPr>
+        <w:t>Why?</w:t>
+      </w:r>
+    </w:p>
+    <w:p>
+      <w:pPr>
+        <w:pStyle w:val="ListBullet"/>
+      </w:pPr>
+      <w:r>
+        <w:rPr>
+          <w:b w:val="0"/>
+          <w:i w:val="0"/>
+        </w:rPr>
+        <w:t>r1) The JVM wraps the Python worker's exception. The innermost cause holds the Python traceback.</w:t>
+      </w:r>
+    </w:p>
+    <w:p>
+      <w:pPr>
+        <w:pStyle w:val="ListBullet"/>
+      </w:pPr>
+      <w:r>
+        <w:rPr>
+          <w:b w:val="0"/>
+          <w:i w:val="0"/>
+        </w:rPr>
+        <w:t>r2) Java always prints the cause first.</w:t>
+      </w:r>
+    </w:p>
+    <w:p>
+      <w:pPr>
+        <w:pStyle w:val="Heading5"/>
+      </w:pPr>
+      <w:r>
+        <w:t>Exercise 2. Predict the output (level 2)</w:t>
+      </w:r>
+    </w:p>
+    <w:p>
+      <w:r>
+        <w:rPr>
+          <w:b w:val="0"/>
+          <w:i w:val="0"/>
+        </w:rPr>
+        <w:t xml:space="preserve">This runs on </w:t>
+      </w:r>
+      <w:r>
+        <w:rPr>
+          <w:b/>
+          <w:i w:val="0"/>
+        </w:rPr>
+        <w:t>serverless</w:t>
+      </w:r>
+      <w:r>
+        <w:rPr>
+          <w:b w:val="0"/>
+          <w:i w:val="0"/>
+        </w:rPr>
+        <w:t xml:space="preserve"> (Spark Connect). The DataFrame has no column </w:t>
+      </w:r>
+      <w:r>
+        <w:rPr>
+          <w:rFonts w:ascii="Consolas" w:hAnsi="Consolas" w:eastAsia="Consolas"/>
+          <w:b w:val="0"/>
+          <w:sz w:val="19"/>
+        </w:rPr>
+        <w:t>region</w:t>
+      </w:r>
+      <w:r>
+        <w:rPr>
+          <w:b w:val="0"/>
+          <w:i w:val="0"/>
+        </w:rPr>
+        <w:t>. What does it print?</w:t>
+      </w:r>
+    </w:p>
+    <w:tbl>
+      <w:tblPr>
+        <w:tblW w:type="auto" w:w="0"/>
+        <w:jc w:val="left"/>
+        <w:tblLook w:firstColumn="1" w:firstRow="1" w:lastColumn="0" w:lastRow="0" w:noHBand="0" w:noVBand="1" w:val="04A0"/>
+      </w:tblPr>
+      <w:tblGrid>
+        <w:gridCol w:w="8221"/>
+      </w:tblGrid>
+      <w:tr>
+        <w:tc>
+          <w:tcPr>
+            <w:tcW w:type="dxa" w:w="8221"/>
+            <w:shd w:val="clear" w:color="auto" w:fill="F2F4F7"/>
+          </w:tcPr>
+          <w:p>
+            <w:pPr>
+              <w:spacing w:before="0" w:after="0" w:line="240" w:lineRule="auto"/>
+              <w:ind w:left="567" w:hanging="567"/>
+            </w:pPr>
+            <w:r>
+              <w:rPr>
+                <w:rFonts w:ascii="Consolas" w:hAnsi="Consolas" w:eastAsia="Consolas"/>
+                <w:b w:val="0"/>
+                <w:color w:val="5B6875"/>
+                <w:sz w:val="16"/>
+              </w:rPr>
+              <w:t xml:space="preserve">   1  </w:t>
+            </w:r>
+            <w:r>
+              <w:rPr>
+                <w:rFonts w:ascii="Consolas" w:hAnsi="Consolas" w:eastAsia="Consolas"/>
+                <w:b w:val="0"/>
+                <w:sz w:val="16"/>
+              </w:rPr>
               <w:t>from pyspark.errors import AnalysisException</w:t>
             </w:r>
           </w:p>
@@ -6570,6 +7345,194 @@
         <w:t xml:space="preserve"> if there is no such section.</w:t>
       </w:r>
     </w:p>
+    <w:p>
+      <w:r>
+        <w:rPr>
+          <w:b w:val="0"/>
+          <w:i w:val="0"/>
+        </w:rPr>
+        <w:t>Your code must pass these checks:</w:t>
+      </w:r>
+    </w:p>
+    <w:p>
+      <w:pPr>
+        <w:pStyle w:val="ListBullet"/>
+      </w:pPr>
+      <w:r>
+        <w:rPr>
+          <w:b w:val="0"/>
+          <w:i w:val="0"/>
+        </w:rPr>
+        <w:t>Return the exception line after the PythonException marker, skipping frames and Java lines.</w:t>
+      </w:r>
+    </w:p>
+    <w:p>
+      <w:pPr>
+        <w:pStyle w:val="ListBullet"/>
+      </w:pPr>
+      <w:r>
+        <w:rPr>
+          <w:b w:val="0"/>
+          <w:i w:val="0"/>
+        </w:rPr>
+        <w:t>Use the last PythonException section.</w:t>
+      </w:r>
+    </w:p>
+    <w:p>
+      <w:pPr>
+        <w:pStyle w:val="ListBullet"/>
+      </w:pPr>
+      <w:r>
+        <w:rPr>
+          <w:b w:val="0"/>
+          <w:i w:val="0"/>
+        </w:rPr>
+        <w:t>No PythonException section: return None.</w:t>
+      </w:r>
+    </w:p>
+    <w:p>
+      <w:r>
+        <w:rPr>
+          <w:b w:val="0"/>
+          <w:i w:val="0"/>
+        </w:rPr>
+        <w:t>Shape of the answer. The reference solution defines these names. Write the bodies yourself.</w:t>
+      </w:r>
+    </w:p>
+    <w:tbl>
+      <w:tblPr>
+        <w:tblW w:type="auto" w:w="0"/>
+        <w:jc w:val="left"/>
+        <w:tblLook w:firstColumn="1" w:firstRow="1" w:lastColumn="0" w:lastRow="0" w:noHBand="0" w:noVBand="1" w:val="04A0"/>
+      </w:tblPr>
+      <w:tblGrid>
+        <w:gridCol w:w="8221"/>
+      </w:tblGrid>
+      <w:tr>
+        <w:tc>
+          <w:tcPr>
+            <w:tcW w:type="dxa" w:w="8221"/>
+            <w:shd w:val="clear" w:color="auto" w:fill="F2F4F7"/>
+          </w:tcPr>
+          <w:p>
+            <w:pPr>
+              <w:spacing w:before="0" w:after="0" w:line="240" w:lineRule="auto"/>
+              <w:ind w:left="567" w:hanging="567"/>
+            </w:pPr>
+            <w:r>
+              <w:rPr>
+                <w:rFonts w:ascii="Consolas" w:hAnsi="Consolas" w:eastAsia="Consolas"/>
+                <w:b w:val="0"/>
+                <w:color w:val="5B6875"/>
+                <w:sz w:val="16"/>
+              </w:rPr>
+              <w:t xml:space="preserve">   1  </w:t>
+            </w:r>
+            <w:r>
+              <w:rPr>
+                <w:rFonts w:ascii="Consolas" w:hAnsi="Consolas" w:eastAsia="Consolas"/>
+                <w:b w:val="0"/>
+                <w:sz w:val="16"/>
+              </w:rPr>
+              <w:t># Module constant.</w:t>
+            </w:r>
+          </w:p>
+          <w:p>
+            <w:pPr>
+              <w:spacing w:before="0" w:after="0" w:line="240" w:lineRule="auto"/>
+              <w:ind w:left="567" w:hanging="567"/>
+            </w:pPr>
+            <w:r>
+              <w:rPr>
+                <w:rFonts w:ascii="Consolas" w:hAnsi="Consolas" w:eastAsia="Consolas"/>
+                <w:b w:val="0"/>
+                <w:color w:val="5B6875"/>
+                <w:sz w:val="16"/>
+              </w:rPr>
+              <w:t xml:space="preserve">   2  </w:t>
+            </w:r>
+            <w:r>
+              <w:rPr>
+                <w:rFonts w:ascii="Consolas" w:hAnsi="Consolas" w:eastAsia="Consolas"/>
+                <w:b w:val="0"/>
+                <w:sz w:val="16"/>
+              </w:rPr>
+              <w:t>MARKER = ...</w:t>
+            </w:r>
+          </w:p>
+          <w:p>
+            <w:pPr>
+              <w:spacing w:before="0" w:after="0" w:line="240" w:lineRule="auto"/>
+              <w:ind w:left="567" w:hanging="567"/>
+            </w:pPr>
+            <w:r>
+              <w:rPr>
+                <w:rFonts w:ascii="Consolas" w:hAnsi="Consolas" w:eastAsia="Consolas"/>
+                <w:b w:val="0"/>
+                <w:color w:val="5B6875"/>
+                <w:sz w:val="16"/>
+              </w:rPr>
+              <w:t xml:space="preserve">   3  </w:t>
+            </w:r>
+            <w:r>
+              <w:rPr>
+                <w:rFonts w:ascii="Consolas" w:hAnsi="Consolas" w:eastAsia="Consolas"/>
+                <w:b w:val="0"/>
+                <w:sz w:val="16"/>
+              </w:rPr>
+              <w:t xml:space="preserve"> </w:t>
+            </w:r>
+          </w:p>
+          <w:p>
+            <w:pPr>
+              <w:spacing w:before="0" w:after="0" w:line="240" w:lineRule="auto"/>
+              <w:ind w:left="567" w:hanging="567"/>
+            </w:pPr>
+            <w:r>
+              <w:rPr>
+                <w:rFonts w:ascii="Consolas" w:hAnsi="Consolas" w:eastAsia="Consolas"/>
+                <w:b w:val="0"/>
+                <w:color w:val="5B6875"/>
+                <w:sz w:val="16"/>
+              </w:rPr>
+              <w:t xml:space="preserve">   4  </w:t>
+            </w:r>
+            <w:r>
+              <w:rPr>
+                <w:rFonts w:ascii="Consolas" w:hAnsi="Consolas" w:eastAsia="Consolas"/>
+                <w:b w:val="0"/>
+                <w:sz w:val="16"/>
+              </w:rPr>
+              <w:t># Python exception line inside the last PythonException of a Py4J error.</w:t>
+            </w:r>
+          </w:p>
+          <w:p>
+            <w:pPr>
+              <w:spacing w:before="0" w:after="0" w:line="240" w:lineRule="auto"/>
+              <w:ind w:left="567" w:hanging="567"/>
+            </w:pPr>
+            <w:r>
+              <w:rPr>
+                <w:rFonts w:ascii="Consolas" w:hAnsi="Consolas" w:eastAsia="Consolas"/>
+                <w:b w:val="0"/>
+                <w:color w:val="5B6875"/>
+                <w:sz w:val="16"/>
+              </w:rPr>
+              <w:t xml:space="preserve">   5  </w:t>
+            </w:r>
+            <w:r>
+              <w:rPr>
+                <w:rFonts w:ascii="Consolas" w:hAnsi="Consolas" w:eastAsia="Consolas"/>
+                <w:b w:val="0"/>
+                <w:sz w:val="16"/>
+              </w:rPr>
+              <w:t>def python_cause(message: str) -&gt; str | None: ...</w:t>
+            </w:r>
+          </w:p>
+        </w:tc>
+      </w:tr>
+    </w:tbl>
+    <w:p/>
     <w:p>
       <w:r>
         <w:rPr>
